--- a/12-通用拓扑结构/07-其他拓扑/正反馈结构/正反馈结构.docx
+++ b/12-通用拓扑结构/07-其他拓扑/正反馈结构/正反馈结构.docx
@@ -2055,6 +2055,20 @@
     </w:p>
     <w:bookmarkEnd w:id="26"/>
     <w:bookmarkEnd w:id="27"/>
+    <w:p>
+      <w:pPr>
+        <w:spacing w:before="360"/>
+        <w:jc w:val="center"/>
+      </w:pPr>
+      <w:r>
+        <w:rPr>
+          <w:rFonts w:ascii="Times New Roman" w:hAnsi="Times New Roman"/>
+          <w:color w:val="555555"/>
+          <w:sz w:val="21"/>
+        </w:rPr>
+        <w:t>材料收集者：杜文杰</w:t>
+      </w:r>
+    </w:p>
     <w:sectPr>
       <w:headerReference r:id="rId9" w:type="default"/>
       <w:footerReference r:id="rId10" w:type="default"/>

--- a/12-通用拓扑结构/07-其他拓扑/正反馈结构/正反馈结构.docx
+++ b/12-通用拓扑结构/07-其他拓扑/正反馈结构/正反馈结构.docx
@@ -1,6 +1,6 @@
 
 <file path=word/document.xml><?xml version="1.0" encoding="utf-8"?>
-<w:document xmlns:w="http://schemas.openxmlformats.org/wordprocessingml/2006/main" xmlns:m="http://schemas.openxmlformats.org/officeDocument/2006/math" xmlns:r="http://schemas.openxmlformats.org/officeDocument/2006/relationships" xmlns:o="urn:schemas-microsoft-com:office:office" xmlns:v="urn:schemas-microsoft-com:vml" xmlns:w10="urn:schemas-microsoft-com:office:word" xmlns:a="http://schemas.openxmlformats.org/drawingml/2006/main" xmlns:pic="http://schemas.openxmlformats.org/drawingml/2006/picture" xmlns:wp="http://schemas.openxmlformats.org/drawingml/2006/wordprocessingDrawing">
+<w:document xmlns:m="http://schemas.openxmlformats.org/officeDocument/2006/math" xmlns:r="http://schemas.openxmlformats.org/officeDocument/2006/relationships" xmlns:w="http://schemas.openxmlformats.org/wordprocessingml/2006/main" xmlns:o="urn:schemas-microsoft-com:office:office" xmlns:v="urn:schemas-microsoft-com:vml" xmlns:w10="urn:schemas-microsoft-com:office:word" xmlns:a="http://schemas.openxmlformats.org/drawingml/2006/main" xmlns:pic="http://schemas.openxmlformats.org/drawingml/2006/picture" xmlns:wp="http://schemas.openxmlformats.org/drawingml/2006/wordprocessingDrawing">
   <w:body>
     <w:bookmarkStart w:id="27" w:name="正反馈结构"/>
     <w:p>
@@ -9,7 +9,7 @@
       </w:pPr>
       <w:r>
         <w:rPr>
-          <w:rFonts w:hint="eastAsia"/>
+          <w:rFonts w:hint="eastAsia" w:eastAsia="黑体"/>
         </w:rPr>
         <w:t xml:space="preserve">正反馈结构</w:t>
       </w:r>
@@ -21,7 +21,7 @@
       </w:pPr>
       <w:r>
         <w:rPr>
-          <w:rFonts w:hint="eastAsia"/>
+          <w:rFonts w:hint="eastAsia" w:eastAsia="黑体"/>
         </w:rPr>
         <w:t xml:space="preserve">拓扑描述</w:t>
       </w:r>
@@ -32,16 +32,19 @@
       </w:pPr>
       <w:r>
         <w:rPr>
-          <w:rFonts w:hint="eastAsia"/>
+          <w:rFonts w:hint="eastAsia" w:eastAsia="黑体"/>
         </w:rPr>
         <w:t xml:space="preserve">本结构由</w:t>
       </w:r>
       <w:r>
+        <w:rPr>
+          <w:rFonts w:eastAsia="黑体"/>
+        </w:rPr>
         <w:t xml:space="preserve"> </w:t>
       </w:r>
       <w:r>
         <w:rPr>
-          <w:rFonts w:hint="eastAsia"/>
+          <w:rFonts w:hint="eastAsia" w:eastAsia="黑体"/>
           <w:b/>
           <w:bCs/>
         </w:rPr>
@@ -49,6 +52,7 @@
       </w:r>
       <w:r>
         <w:rPr>
+          <w:rFonts w:eastAsia="黑体"/>
           <w:b/>
           <w:bCs/>
         </w:rPr>
@@ -56,7 +60,7 @@
       </w:r>
       <w:r>
         <w:rPr>
-          <w:rFonts w:hint="eastAsia"/>
+          <w:rFonts w:hint="eastAsia" w:eastAsia="黑体"/>
           <w:b/>
           <w:bCs/>
         </w:rPr>
@@ -64,6 +68,7 @@
       </w:r>
       <w:r>
         <w:rPr>
+          <w:rFonts w:eastAsia="黑体"/>
           <w:b/>
           <w:bCs/>
         </w:rPr>
@@ -71,7 +76,7 @@
       </w:r>
       <w:r>
         <w:rPr>
-          <w:rFonts w:hint="eastAsia"/>
+          <w:rFonts w:hint="eastAsia" w:eastAsia="黑体"/>
           <w:b/>
           <w:bCs/>
         </w:rPr>
@@ -79,6 +84,7 @@
       </w:r>
       <w:r>
         <w:rPr>
+          <w:rFonts w:eastAsia="黑体"/>
           <w:b/>
           <w:bCs/>
         </w:rPr>
@@ -100,6 +106,7 @@
       </m:oMath>
       <w:r>
         <w:rPr>
+          <w:rFonts w:eastAsia="黑体"/>
           <w:b/>
           <w:bCs/>
         </w:rPr>
@@ -121,6 +128,7 @@
       </m:oMath>
       <w:r>
         <w:rPr>
+          <w:rFonts w:eastAsia="黑体"/>
           <w:b/>
           <w:bCs/>
         </w:rPr>
@@ -128,22 +136,28 @@
       </w:r>
       <w:r>
         <w:rPr>
-          <w:rFonts w:hint="eastAsia"/>
+          <w:rFonts w:hint="eastAsia" w:eastAsia="黑体"/>
           <w:b/>
           <w:bCs/>
         </w:rPr>
         <w:t xml:space="preserve">等元件）</w:t>
       </w:r>
       <w:r>
+        <w:rPr>
+          <w:rFonts w:eastAsia="黑体"/>
+        </w:rPr>
         <w:t xml:space="preserve"> </w:t>
       </w:r>
       <w:r>
         <w:rPr>
-          <w:rFonts w:hint="eastAsia"/>
+          <w:rFonts w:hint="eastAsia" w:eastAsia="黑体"/>
         </w:rPr>
         <w:t xml:space="preserve">组成，将输出信号同相引回输入端与输入信号相加。关键节点命名如下：输入节点</w:t>
       </w:r>
       <w:r>
+        <w:rPr>
+          <w:rFonts w:eastAsia="黑体"/>
+        </w:rPr>
         <w:t xml:space="preserve"> </w:t>
       </w:r>
       <m:oMath>
@@ -164,227 +178,21 @@
         </m:sSub>
       </m:oMath>
       <w:r>
+        <w:rPr>
+          <w:rFonts w:eastAsia="黑体"/>
+        </w:rPr>
         <w:t xml:space="preserve"> </w:t>
       </w:r>
       <w:r>
         <w:rPr>
-          <w:rFonts w:hint="eastAsia"/>
+          <w:rFonts w:hint="eastAsia" w:eastAsia="黑体"/>
         </w:rPr>
         <w:t xml:space="preserve">为信号入口，输出节点</w:t>
       </w:r>
       <w:r>
-        <w:t xml:space="preserve"> </w:t>
-      </w:r>
-      <m:oMath>
-        <m:sSub>
-          <m:e>
-            <m:r>
-              <m:t>N</m:t>
-            </m:r>
-          </m:e>
-          <m:sub>
-            <m:r>
-              <m:t>o</m:t>
-            </m:r>
-            <m:r>
-              <m:t>u</m:t>
-            </m:r>
-            <m:r>
-              <m:t>t</m:t>
-            </m:r>
-          </m:sub>
-        </m:sSub>
-      </m:oMath>
-      <w:r>
-        <w:t xml:space="preserve"> </w:t>
-      </w:r>
-      <w:r>
         <w:rPr>
-          <w:rFonts w:hint="eastAsia"/>
+          <w:rFonts w:eastAsia="黑体"/>
         </w:rPr>
-        <w:t xml:space="preserve">为放大网络输出端，求和节点</w:t>
-      </w:r>
-      <w:r>
-        <w:t xml:space="preserve"> </w:t>
-      </w:r>
-      <m:oMath>
-        <m:sSub>
-          <m:e>
-            <m:r>
-              <m:t>N</m:t>
-            </m:r>
-          </m:e>
-          <m:sub>
-            <m:r>
-              <m:rPr>
-                <m:sty m:val="p"/>
-              </m:rPr>
-              <m:t>Σ</m:t>
-            </m:r>
-          </m:sub>
-        </m:sSub>
-      </m:oMath>
-      <w:r>
-        <w:t xml:space="preserve"> </w:t>
-      </w:r>
-      <w:r>
-        <w:rPr>
-          <w:rFonts w:hint="eastAsia"/>
-        </w:rPr>
-        <w:t xml:space="preserve">为输入信号与反馈信号的相加点，地节点</w:t>
-      </w:r>
-      <w:r>
-        <w:t xml:space="preserve"> </w:t>
-      </w:r>
-      <m:oMath>
-        <m:r>
-          <m:t>G</m:t>
-        </m:r>
-        <m:r>
-          <m:t>N</m:t>
-        </m:r>
-        <m:r>
-          <m:t>D</m:t>
-        </m:r>
-      </m:oMath>
-      <w:r>
-        <w:t xml:space="preserve"> </w:t>
-      </w:r>
-      <w:r>
-        <w:rPr>
-          <w:rFonts w:hint="eastAsia"/>
-        </w:rPr>
-        <w:t xml:space="preserve">为公共参考，反馈分压节点</w:t>
-      </w:r>
-      <w:r>
-        <w:t xml:space="preserve"> </w:t>
-      </w:r>
-      <m:oMath>
-        <m:sSub>
-          <m:e>
-            <m:r>
-              <m:t>N</m:t>
-            </m:r>
-          </m:e>
-          <m:sub>
-            <m:r>
-              <m:t>f</m:t>
-            </m:r>
-          </m:sub>
-        </m:sSub>
-      </m:oMath>
-      <w:r>
-        <w:t xml:space="preserve"> </w:t>
-      </w:r>
-      <w:r>
-        <w:rPr>
-          <w:rFonts w:hint="eastAsia"/>
-        </w:rPr>
-        <w:t xml:space="preserve">为反馈网络取出反馈信号的位置。</w:t>
-      </w:r>
-    </w:p>
-    <w:p>
-      <w:pPr/>
-      <w:r>
-        <w:rPr>
-          <w:rFonts w:hint="eastAsia"/>
-        </w:rPr>
-        <w:t xml:space="preserve">各支路连接：输入支路由信号源接输入节点</w:t>
-      </w:r>
-      <w:r>
-        <w:t xml:space="preserve"> </w:t>
-      </w:r>
-      <m:oMath>
-        <m:sSub>
-          <m:e>
-            <m:r>
-              <m:t>N</m:t>
-            </m:r>
-          </m:e>
-          <m:sub>
-            <m:r>
-              <m:t>i</m:t>
-            </m:r>
-            <m:r>
-              <m:t>n</m:t>
-            </m:r>
-          </m:sub>
-        </m:sSub>
-      </m:oMath>
-      <w:r>
-        <w:t xml:space="preserve"> </w:t>
-      </w:r>
-      <w:r>
-        <w:rPr>
-          <w:rFonts w:hint="eastAsia"/>
-        </w:rPr>
-        <w:t xml:space="preserve">后再接到求和节点</w:t>
-      </w:r>
-      <w:r>
-        <w:t xml:space="preserve"> </w:t>
-      </w:r>
-      <m:oMath>
-        <m:sSub>
-          <m:e>
-            <m:r>
-              <m:t>N</m:t>
-            </m:r>
-          </m:e>
-          <m:sub>
-            <m:r>
-              <m:rPr>
-                <m:sty m:val="p"/>
-              </m:rPr>
-              <m:t>Σ</m:t>
-            </m:r>
-          </m:sub>
-        </m:sSub>
-      </m:oMath>
-      <w:r>
-        <w:t xml:space="preserve"> </w:t>
-      </w:r>
-      <w:r>
-        <w:rPr>
-          <w:rFonts w:hint="eastAsia"/>
-        </w:rPr>
-        <w:t xml:space="preserve">的同相端；放大网络</w:t>
-      </w:r>
-      <w:r>
-        <w:t xml:space="preserve"> A </w:t>
-      </w:r>
-      <w:r>
-        <w:rPr>
-          <w:rFonts w:hint="eastAsia"/>
-        </w:rPr>
-        <w:t xml:space="preserve">的输入端接</w:t>
-      </w:r>
-      <w:r>
-        <w:t xml:space="preserve"> </w:t>
-      </w:r>
-      <m:oMath>
-        <m:sSub>
-          <m:e>
-            <m:r>
-              <m:t>N</m:t>
-            </m:r>
-          </m:e>
-          <m:sub>
-            <m:r>
-              <m:rPr>
-                <m:sty m:val="p"/>
-              </m:rPr>
-              <m:t>Σ</m:t>
-            </m:r>
-          </m:sub>
-        </m:sSub>
-      </m:oMath>
-      <w:r>
-        <w:rPr>
-          <w:rFonts w:hint="eastAsia"/>
-        </w:rPr>
-        <w:t xml:space="preserve">、输出端接输出节点</w:t>
-      </w:r>
-      <w:r>
         <w:t xml:space="preserve"> </w:t>
       </w:r>
       <m:oMath>
@@ -409,11 +217,20 @@
       </m:oMath>
       <w:r>
         <w:rPr>
-          <w:rFonts w:hint="eastAsia"/>
+          <w:rFonts w:eastAsia="黑体"/>
         </w:rPr>
-        <w:t xml:space="preserve">；正反馈支路从输出节点</w:t>
+        <w:t xml:space="preserve"> </w:t>
       </w:r>
       <w:r>
+        <w:rPr>
+          <w:rFonts w:hint="eastAsia" w:eastAsia="黑体"/>
+        </w:rPr>
+        <w:t xml:space="preserve">为放大网络输出端，求和节点</w:t>
+      </w:r>
+      <w:r>
+        <w:rPr>
+          <w:rFonts w:eastAsia="黑体"/>
+        </w:rPr>
         <w:t xml:space="preserve"> </w:t>
       </w:r>
       <m:oMath>
@@ -425,43 +242,66 @@
           </m:e>
           <m:sub>
             <m:r>
-              <m:t>o</m:t>
-            </m:r>
-            <m:r>
-              <m:t>u</m:t>
-            </m:r>
-            <m:r>
-              <m:t>t</m:t>
+              <m:rPr>
+                <m:sty m:val="p"/>
+              </m:rPr>
+              <m:t>Σ</m:t>
             </m:r>
           </m:sub>
         </m:sSub>
       </m:oMath>
       <w:r>
+        <w:rPr>
+          <w:rFonts w:eastAsia="黑体"/>
+        </w:rPr>
         <w:t xml:space="preserve"> </w:t>
       </w:r>
       <w:r>
         <w:rPr>
-          <w:rFonts w:hint="eastAsia"/>
+          <w:rFonts w:hint="eastAsia" w:eastAsia="黑体"/>
         </w:rPr>
-        <w:t xml:space="preserve">引出，经反馈网络</w:t>
+        <w:t xml:space="preserve">为输入信号与反馈信号的相加点，地节点</w:t>
       </w:r>
       <w:r>
+        <w:rPr>
+          <w:rFonts w:eastAsia="黑体"/>
+        </w:rPr>
+        <w:t xml:space="preserve"> </w:t>
+      </w:r>
+      <m:oMath>
+        <m:r>
+          <m:t>G</m:t>
+        </m:r>
+        <m:r>
+          <m:t>N</m:t>
+        </m:r>
+        <m:r>
+          <m:t>D</m:t>
+        </m:r>
+      </m:oMath>
+      <w:r>
+        <w:rPr>
+          <w:rFonts w:eastAsia="黑体"/>
+        </w:rPr>
         <w:t xml:space="preserve"> </w:t>
       </w:r>
       <w:r>
         <w:rPr>
-          <w:rFonts w:hint="eastAsia"/>
+          <w:rFonts w:hint="eastAsia" w:eastAsia="黑体"/>
         </w:rPr>
-        <w:t xml:space="preserve">β（如分压电阻</w:t>
+        <w:t xml:space="preserve">为公共参考，反馈分压节点</w:t>
       </w:r>
       <w:r>
+        <w:rPr>
+          <w:rFonts w:eastAsia="黑体"/>
+        </w:rPr>
         <w:t xml:space="preserve"> </w:t>
       </w:r>
       <m:oMath>
         <m:sSub>
           <m:e>
             <m:r>
-              <m:t>R</m:t>
+              <m:t>N</m:t>
             </m:r>
           </m:e>
           <m:sub>
@@ -472,15 +312,141 @@
         </m:sSub>
       </m:oMath>
       <w:r>
+        <w:rPr>
+          <w:rFonts w:eastAsia="黑体"/>
+        </w:rPr>
         <w:t xml:space="preserve"> </w:t>
       </w:r>
       <w:r>
         <w:rPr>
-          <w:rFonts w:hint="eastAsia"/>
+          <w:rFonts w:hint="eastAsia" w:eastAsia="黑体"/>
         </w:rPr>
-        <w:t xml:space="preserve">一端接</w:t>
+        <w:t xml:space="preserve">为反馈网络取出反馈信号的位置。</w:t>
+      </w:r>
+    </w:p>
+    <w:p>
+      <w:pPr/>
+      <w:r>
+        <w:rPr>
+          <w:rFonts w:hint="eastAsia" w:eastAsia="黑体"/>
+        </w:rPr>
+        <w:t xml:space="preserve">各支路连接：输入支路由信号源接输入节点</w:t>
       </w:r>
       <w:r>
+        <w:rPr>
+          <w:rFonts w:eastAsia="黑体"/>
+        </w:rPr>
+        <w:t xml:space="preserve"> </w:t>
+      </w:r>
+      <m:oMath>
+        <m:sSub>
+          <m:e>
+            <m:r>
+              <m:t>N</m:t>
+            </m:r>
+          </m:e>
+          <m:sub>
+            <m:r>
+              <m:t>i</m:t>
+            </m:r>
+            <m:r>
+              <m:t>n</m:t>
+            </m:r>
+          </m:sub>
+        </m:sSub>
+      </m:oMath>
+      <w:r>
+        <w:rPr>
+          <w:rFonts w:eastAsia="黑体"/>
+        </w:rPr>
+        <w:t xml:space="preserve"> </w:t>
+      </w:r>
+      <w:r>
+        <w:rPr>
+          <w:rFonts w:hint="eastAsia" w:eastAsia="黑体"/>
+        </w:rPr>
+        <w:t xml:space="preserve">后再接到求和节点</w:t>
+      </w:r>
+      <w:r>
+        <w:rPr>
+          <w:rFonts w:eastAsia="黑体"/>
+        </w:rPr>
+        <w:t xml:space="preserve"> </w:t>
+      </w:r>
+      <m:oMath>
+        <m:sSub>
+          <m:e>
+            <m:r>
+              <m:t>N</m:t>
+            </m:r>
+          </m:e>
+          <m:sub>
+            <m:r>
+              <m:rPr>
+                <m:sty m:val="p"/>
+              </m:rPr>
+              <m:t>Σ</m:t>
+            </m:r>
+          </m:sub>
+        </m:sSub>
+      </m:oMath>
+      <w:r>
+        <w:rPr>
+          <w:rFonts w:eastAsia="黑体"/>
+        </w:rPr>
+        <w:t xml:space="preserve"> </w:t>
+      </w:r>
+      <w:r>
+        <w:rPr>
+          <w:rFonts w:hint="eastAsia" w:eastAsia="黑体"/>
+        </w:rPr>
+        <w:t xml:space="preserve">的同相端；放大网络</w:t>
+      </w:r>
+      <w:r>
+        <w:rPr>
+          <w:rFonts w:eastAsia="黑体"/>
+        </w:rPr>
+        <w:t xml:space="preserve"> A </w:t>
+      </w:r>
+      <w:r>
+        <w:rPr>
+          <w:rFonts w:hint="eastAsia" w:eastAsia="黑体"/>
+        </w:rPr>
+        <w:t xml:space="preserve">的输入端接</w:t>
+      </w:r>
+      <w:r>
+        <w:rPr>
+          <w:rFonts w:eastAsia="黑体"/>
+        </w:rPr>
+        <w:t xml:space="preserve"> </w:t>
+      </w:r>
+      <m:oMath>
+        <m:sSub>
+          <m:e>
+            <m:r>
+              <m:t>N</m:t>
+            </m:r>
+          </m:e>
+          <m:sub>
+            <m:r>
+              <m:rPr>
+                <m:sty m:val="p"/>
+              </m:rPr>
+              <m:t>Σ</m:t>
+            </m:r>
+          </m:sub>
+        </m:sSub>
+      </m:oMath>
+      <w:r>
+        <w:rPr>
+          <w:rFonts w:hint="eastAsia" w:eastAsia="黑体"/>
+        </w:rPr>
+        <w:t xml:space="preserve">、输出端接输出节点</w:t>
+      </w:r>
+      <w:r>
+        <w:rPr>
+          <w:rFonts w:eastAsia="黑体"/>
+        </w:rPr>
         <w:t xml:space="preserve"> </w:t>
       </w:r>
       <m:oMath>
@@ -505,11 +471,128 @@
       </m:oMath>
       <w:r>
         <w:rPr>
-          <w:rFonts w:hint="eastAsia"/>
+          <w:rFonts w:hint="eastAsia" w:eastAsia="黑体"/>
+        </w:rPr>
+        <w:t xml:space="preserve">；正反馈支路从输出节点</w:t>
+      </w:r>
+      <w:r>
+        <w:rPr>
+          <w:rFonts w:eastAsia="黑体"/>
+        </w:rPr>
+        <w:t xml:space="preserve"> </w:t>
+      </w:r>
+      <m:oMath>
+        <m:sSub>
+          <m:e>
+            <m:r>
+              <m:t>N</m:t>
+            </m:r>
+          </m:e>
+          <m:sub>
+            <m:r>
+              <m:t>o</m:t>
+            </m:r>
+            <m:r>
+              <m:t>u</m:t>
+            </m:r>
+            <m:r>
+              <m:t>t</m:t>
+            </m:r>
+          </m:sub>
+        </m:sSub>
+      </m:oMath>
+      <w:r>
+        <w:rPr>
+          <w:rFonts w:eastAsia="黑体"/>
+        </w:rPr>
+        <w:t xml:space="preserve"> </w:t>
+      </w:r>
+      <w:r>
+        <w:rPr>
+          <w:rFonts w:hint="eastAsia" w:eastAsia="黑体"/>
+        </w:rPr>
+        <w:t xml:space="preserve">引出，经反馈网络</w:t>
+      </w:r>
+      <w:r>
+        <w:rPr>
+          <w:rFonts w:eastAsia="黑体"/>
+        </w:rPr>
+        <w:t xml:space="preserve"> </w:t>
+      </w:r>
+      <w:r>
+        <w:rPr>
+          <w:rFonts w:hint="eastAsia" w:eastAsia="黑体"/>
+        </w:rPr>
+        <w:t xml:space="preserve">β（如分压电阻</w:t>
+      </w:r>
+      <w:r>
+        <w:rPr>
+          <w:rFonts w:eastAsia="黑体"/>
+        </w:rPr>
+        <w:t xml:space="preserve"> </w:t>
+      </w:r>
+      <m:oMath>
+        <m:sSub>
+          <m:e>
+            <m:r>
+              <m:t>R</m:t>
+            </m:r>
+          </m:e>
+          <m:sub>
+            <m:r>
+              <m:t>f</m:t>
+            </m:r>
+          </m:sub>
+        </m:sSub>
+      </m:oMath>
+      <w:r>
+        <w:rPr>
+          <w:rFonts w:eastAsia="黑体"/>
+        </w:rPr>
+        <w:t xml:space="preserve"> </w:t>
+      </w:r>
+      <w:r>
+        <w:rPr>
+          <w:rFonts w:hint="eastAsia" w:eastAsia="黑体"/>
+        </w:rPr>
+        <w:t xml:space="preserve">一端接</w:t>
+      </w:r>
+      <w:r>
+        <w:rPr>
+          <w:rFonts w:eastAsia="黑体"/>
+        </w:rPr>
+        <w:t xml:space="preserve"> </w:t>
+      </w:r>
+      <m:oMath>
+        <m:sSub>
+          <m:e>
+            <m:r>
+              <m:t>N</m:t>
+            </m:r>
+          </m:e>
+          <m:sub>
+            <m:r>
+              <m:t>o</m:t>
+            </m:r>
+            <m:r>
+              <m:t>u</m:t>
+            </m:r>
+            <m:r>
+              <m:t>t</m:t>
+            </m:r>
+          </m:sub>
+        </m:sSub>
+      </m:oMath>
+      <w:r>
+        <w:rPr>
+          <w:rFonts w:hint="eastAsia" w:eastAsia="黑体"/>
         </w:rPr>
         <w:t xml:space="preserve">、另一端接反馈分压节点</w:t>
       </w:r>
       <w:r>
+        <w:rPr>
+          <w:rFonts w:eastAsia="黑体"/>
+        </w:rPr>
         <w:t xml:space="preserve"> </w:t>
       </w:r>
       <m:oMath>
@@ -528,7 +611,7 @@
       </m:oMath>
       <w:r>
         <w:rPr>
-          <w:rFonts w:hint="eastAsia"/>
+          <w:rFonts w:hint="eastAsia" w:eastAsia="黑体"/>
         </w:rPr>
         <w:t xml:space="preserve">，</w:t>
       </w:r>
@@ -547,15 +630,21 @@
         </m:sSub>
       </m:oMath>
       <w:r>
+        <w:rPr>
+          <w:rFonts w:eastAsia="黑体"/>
+        </w:rPr>
         <w:t xml:space="preserve"> </w:t>
       </w:r>
       <w:r>
         <w:rPr>
-          <w:rFonts w:hint="eastAsia"/>
+          <w:rFonts w:hint="eastAsia" w:eastAsia="黑体"/>
         </w:rPr>
         <w:t xml:space="preserve">一端接</w:t>
       </w:r>
       <w:r>
+        <w:rPr>
+          <w:rFonts w:eastAsia="黑体"/>
+        </w:rPr>
         <w:t xml:space="preserve"> </w:t>
       </w:r>
       <m:oMath>
@@ -574,11 +663,14 @@
       </m:oMath>
       <w:r>
         <w:rPr>
-          <w:rFonts w:hint="eastAsia"/>
+          <w:rFonts w:hint="eastAsia" w:eastAsia="黑体"/>
         </w:rPr>
         <w:t xml:space="preserve">、另一端接地或参考</w:t>
       </w:r>
       <w:r>
+        <w:rPr>
+          <w:rFonts w:eastAsia="黑体"/>
+        </w:rPr>
         <w:t xml:space="preserve"> </w:t>
       </w:r>
       <m:oMath>
@@ -594,11 +686,14 @@
       </m:oMath>
       <w:r>
         <w:rPr>
-          <w:rFonts w:hint="eastAsia"/>
+          <w:rFonts w:hint="eastAsia" w:eastAsia="黑体"/>
         </w:rPr>
         <w:t xml:space="preserve">）取出反馈信号，再同相（不经反相）引回求和节点</w:t>
       </w:r>
       <w:r>
+        <w:rPr>
+          <w:rFonts w:eastAsia="黑体"/>
+        </w:rPr>
         <w:t xml:space="preserve"> </w:t>
       </w:r>
       <m:oMath>
@@ -619,11 +714,14 @@
         </m:sSub>
       </m:oMath>
       <w:r>
+        <w:rPr>
+          <w:rFonts w:eastAsia="黑体"/>
+        </w:rPr>
         <w:t xml:space="preserve"> </w:t>
       </w:r>
       <w:r>
         <w:rPr>
-          <w:rFonts w:hint="eastAsia"/>
+          <w:rFonts w:hint="eastAsia" w:eastAsia="黑体"/>
         </w:rPr>
         <w:t xml:space="preserve">与输入信号相加，使净输入信号增大、环路增益增强。</w:t>
       </w:r>
@@ -632,7 +730,7 @@
       <w:pPr/>
       <w:r>
         <w:rPr>
-          <w:rFonts w:hint="eastAsia"/>
+          <w:rFonts w:hint="eastAsia" w:eastAsia="黑体"/>
         </w:rPr>
         <w:t xml:space="preserve">组态上，这是反馈信号与输入同相叠加、使净输入增大并产生再生放大的正反馈组态，是振荡器、施密特比较器/迟滞与双稳态锁存器的实现基础。</w:t>
       </w:r>
@@ -645,7 +743,7 @@
       </w:pPr>
       <w:r>
         <w:rPr>
-          <w:rFonts w:hint="eastAsia"/>
+          <w:rFonts w:hint="eastAsia" w:eastAsia="黑体"/>
         </w:rPr>
         <w:t xml:space="preserve">工作原理</w:t>
       </w:r>
@@ -656,7 +754,7 @@
       </w:pPr>
       <w:r>
         <w:rPr>
-          <w:rFonts w:hint="eastAsia"/>
+          <w:rFonts w:hint="eastAsia" w:eastAsia="黑体"/>
         </w:rPr>
         <w:t xml:space="preserve">反馈信号与输入信号同相叠加，增强净输入信号，使输出向饱和/翻转方向快速再生。在振荡器中，正反馈配合选频网络使某频率满足自激条件而持续振荡；在比较器中则产生迟滞避免误翻转。</w:t>
       </w:r>
@@ -669,7 +767,7 @@
       </w:pPr>
       <w:r>
         <w:rPr>
-          <w:rFonts w:hint="eastAsia"/>
+          <w:rFonts w:hint="eastAsia" w:eastAsia="黑体"/>
         </w:rPr>
         <w:t xml:space="preserve">关键计算公式</w:t>
       </w:r>
@@ -680,7 +778,7 @@
       </w:pPr>
       <w:r>
         <w:rPr>
-          <w:rFonts w:hint="eastAsia"/>
+          <w:rFonts w:hint="eastAsia" w:eastAsia="黑体"/>
         </w:rPr>
         <w:t xml:space="preserve">闭环增益（正反馈）：</w:t>
       </w:r>
@@ -749,7 +847,7 @@
       </w:pPr>
       <w:r>
         <w:rPr>
-          <w:rFonts w:hint="eastAsia"/>
+          <w:rFonts w:hint="eastAsia" w:eastAsia="黑体"/>
         </w:rPr>
         <w:t xml:space="preserve">自激振荡条件（巴克豪森判据）：</w:t>
       </w:r>
@@ -893,7 +991,7 @@
       </w:pPr>
       <w:r>
         <w:rPr>
-          <w:rFonts w:hint="eastAsia"/>
+          <w:rFonts w:hint="eastAsia" w:eastAsia="黑体"/>
         </w:rPr>
         <w:t xml:space="preserve">振荡条件幅值、相位形式：</w:t>
       </w:r>
@@ -1004,11 +1102,14 @@
       </w:pPr>
       <w:r>
         <w:rPr>
-          <w:rFonts w:hint="eastAsia"/>
+          <w:rFonts w:hint="eastAsia" w:eastAsia="黑体"/>
         </w:rPr>
         <w:t xml:space="preserve">施密特触发迟滞电压（上/下门限</w:t>
       </w:r>
       <w:r>
+        <w:rPr>
+          <w:rFonts w:eastAsia="黑体"/>
+        </w:rPr>
         <w:t xml:space="preserve"> </w:t>
       </w:r>
       <m:oMath>
@@ -1029,6 +1130,9 @@
         </m:sSub>
       </m:oMath>
       <w:r>
+        <w:rPr>
+          <w:rFonts w:eastAsia="黑体"/>
+        </w:rPr>
         <w:t xml:space="preserve">、</w:t>
       </w:r>
       <m:oMath>
@@ -1050,7 +1154,7 @@
       </m:oMath>
       <w:r>
         <w:rPr>
-          <w:rFonts w:hint="eastAsia"/>
+          <w:rFonts w:hint="eastAsia" w:eastAsia="黑体"/>
         </w:rPr>
         <w:t xml:space="preserve">）：</w:t>
       </w:r>
@@ -1153,7 +1257,7 @@
             </w:pPr>
             <w:r>
               <w:rPr>
-                <w:rFonts w:hint="eastAsia"/>
+                <w:rFonts w:hint="eastAsia" w:eastAsia="黑体"/>
               </w:rPr>
               <w:t xml:space="preserve">符号</w:t>
             </w:r>
@@ -1167,7 +1271,7 @@
             </w:pPr>
             <w:r>
               <w:rPr>
-                <w:rFonts w:hint="eastAsia"/>
+                <w:rFonts w:hint="eastAsia" w:eastAsia="黑体"/>
               </w:rPr>
               <w:t xml:space="preserve">含义</w:t>
             </w:r>
@@ -1181,7 +1285,7 @@
             </w:pPr>
             <w:r>
               <w:rPr>
-                <w:rFonts w:hint="eastAsia"/>
+                <w:rFonts w:hint="eastAsia" w:eastAsia="黑体"/>
               </w:rPr>
               <w:t xml:space="preserve">单位</w:t>
             </w:r>
@@ -1201,6 +1305,9 @@
               </m:r>
             </m:oMath>
             <w:r>
+              <w:rPr>
+                <w:rFonts w:eastAsia="黑体"/>
+              </w:rPr>
               <w:t xml:space="preserve">​</w:t>
             </w:r>
           </w:p>
@@ -1213,7 +1320,7 @@
             </w:pPr>
             <w:r>
               <w:rPr>
-                <w:rFonts w:hint="eastAsia"/>
+                <w:rFonts w:hint="eastAsia" w:eastAsia="黑体"/>
               </w:rPr>
               <w:t xml:space="preserve">开环增益</w:t>
             </w:r>
@@ -1227,7 +1334,7 @@
             </w:pPr>
             <w:r>
               <w:rPr>
-                <w:rFonts w:hint="eastAsia"/>
+                <w:rFonts w:hint="eastAsia" w:eastAsia="黑体"/>
               </w:rPr>
               <w:t xml:space="preserve">无量纲</w:t>
             </w:r>
@@ -1247,6 +1354,9 @@
               </m:r>
             </m:oMath>
             <w:r>
+              <w:rPr>
+                <w:rFonts w:eastAsia="黑体"/>
+              </w:rPr>
               <w:t xml:space="preserve">​</w:t>
             </w:r>
           </w:p>
@@ -1259,7 +1369,7 @@
             </w:pPr>
             <w:r>
               <w:rPr>
-                <w:rFonts w:hint="eastAsia"/>
+                <w:rFonts w:hint="eastAsia" w:eastAsia="黑体"/>
               </w:rPr>
               <w:t xml:space="preserve">反馈系数</w:t>
             </w:r>
@@ -1273,7 +1383,7 @@
             </w:pPr>
             <w:r>
               <w:rPr>
-                <w:rFonts w:hint="eastAsia"/>
+                <w:rFonts w:hint="eastAsia" w:eastAsia="黑体"/>
               </w:rPr>
               <w:t xml:space="preserve">无量纲</w:t>
             </w:r>
@@ -1302,6 +1412,9 @@
               </m:sSub>
             </m:oMath>
             <w:r>
+              <w:rPr>
+                <w:rFonts w:eastAsia="黑体"/>
+              </w:rPr>
               <w:t xml:space="preserve">​</w:t>
             </w:r>
           </w:p>
@@ -1314,7 +1427,7 @@
             </w:pPr>
             <w:r>
               <w:rPr>
-                <w:rFonts w:hint="eastAsia"/>
+                <w:rFonts w:hint="eastAsia" w:eastAsia="黑体"/>
               </w:rPr>
               <w:t xml:space="preserve">闭环增益</w:t>
             </w:r>
@@ -1328,7 +1441,7 @@
             </w:pPr>
             <w:r>
               <w:rPr>
-                <w:rFonts w:hint="eastAsia"/>
+                <w:rFonts w:hint="eastAsia" w:eastAsia="黑体"/>
               </w:rPr>
               <w:t xml:space="preserve">无量纲</w:t>
             </w:r>
@@ -1381,6 +1494,9 @@
               </m:sSub>
             </m:oMath>
             <w:r>
+              <w:rPr>
+                <w:rFonts w:eastAsia="黑体"/>
+              </w:rPr>
               <w:t xml:space="preserve">​</w:t>
             </w:r>
           </w:p>
@@ -1393,7 +1509,7 @@
             </w:pPr>
             <w:r>
               <w:rPr>
-                <w:rFonts w:hint="eastAsia"/>
+                <w:rFonts w:hint="eastAsia" w:eastAsia="黑体"/>
               </w:rPr>
               <w:t xml:space="preserve">上门限、下门限电压</w:t>
             </w:r>
@@ -1406,6 +1522,9 @@
               <w:pStyle w:val="Compact"/>
             </w:pPr>
             <w:r>
+              <w:rPr>
+                <w:rFonts w:eastAsia="黑体"/>
+              </w:rPr>
               <w:t xml:space="preserve">V</w:t>
             </w:r>
           </w:p>
@@ -1433,6 +1552,9 @@
               </m:sSub>
             </m:oMath>
             <w:r>
+              <w:rPr>
+                <w:rFonts w:eastAsia="黑体"/>
+              </w:rPr>
               <w:t xml:space="preserve">​</w:t>
             </w:r>
           </w:p>
@@ -1445,7 +1567,7 @@
             </w:pPr>
             <w:r>
               <w:rPr>
-                <w:rFonts w:hint="eastAsia"/>
+                <w:rFonts w:hint="eastAsia" w:eastAsia="黑体"/>
               </w:rPr>
               <w:t xml:space="preserve">迟滞电压</w:t>
             </w:r>
@@ -1458,6 +1580,9 @@
               <w:pStyle w:val="Compact"/>
             </w:pPr>
             <w:r>
+              <w:rPr>
+                <w:rFonts w:eastAsia="黑体"/>
+              </w:rPr>
               <w:t xml:space="preserve">V</w:t>
             </w:r>
           </w:p>
@@ -1472,7 +1597,7 @@
       </w:pPr>
       <w:r>
         <w:rPr>
-          <w:rFonts w:hint="eastAsia"/>
+          <w:rFonts w:hint="eastAsia" w:eastAsia="黑体"/>
         </w:rPr>
         <w:t xml:space="preserve">元件调整影响</w:t>
       </w:r>
@@ -1487,7 +1612,7 @@
       </w:pPr>
       <w:r>
         <w:rPr>
-          <w:rFonts w:hint="eastAsia"/>
+          <w:rFonts w:hint="eastAsia" w:eastAsia="黑体"/>
           <w:b/>
           <w:bCs/>
         </w:rPr>
@@ -1495,20 +1620,27 @@
       </w:r>
       <w:r>
         <w:rPr>
+          <w:rFonts w:eastAsia="黑体"/>
           <w:b/>
           <w:bCs/>
         </w:rPr>
         <w:t xml:space="preserve"> β↑</w:t>
       </w:r>
       <w:r>
+        <w:rPr>
+          <w:rFonts w:eastAsia="黑体"/>
+        </w:rPr>
         <w:t xml:space="preserve"> </w:t>
       </w:r>
       <w:r>
+        <w:rPr>
+          <w:rFonts w:eastAsia="黑体"/>
+        </w:rPr>
         <w:t xml:space="preserve">→ </w:t>
       </w:r>
       <w:r>
         <w:rPr>
-          <w:rFonts w:hint="eastAsia"/>
+          <w:rFonts w:hint="eastAsia" w:eastAsia="黑体"/>
         </w:rPr>
         <w:t xml:space="preserve">闭环增益增大，环路增益更易满足自激条件。</w:t>
       </w:r>
@@ -1523,7 +1655,7 @@
       </w:pPr>
       <w:r>
         <w:rPr>
-          <w:rFonts w:hint="eastAsia"/>
+          <w:rFonts w:hint="eastAsia" w:eastAsia="黑体"/>
           <w:b/>
           <w:bCs/>
         </w:rPr>
@@ -1531,6 +1663,7 @@
       </w:r>
       <w:r>
         <w:rPr>
+          <w:rFonts w:eastAsia="黑体"/>
           <w:b/>
           <w:bCs/>
         </w:rPr>
@@ -1555,21 +1688,27 @@
       </m:oMath>
       <w:r>
         <w:rPr>
-          <w:rFonts w:hint="eastAsia"/>
+          <w:rFonts w:hint="eastAsia" w:eastAsia="黑体"/>
           <w:b/>
           <w:bCs/>
         </w:rPr>
         <w:t xml:space="preserve">（同相）</w:t>
       </w:r>
       <w:r>
+        <w:rPr>
+          <w:rFonts w:eastAsia="黑体"/>
+        </w:rPr>
         <w:t xml:space="preserve"> </w:t>
       </w:r>
       <w:r>
+        <w:rPr>
+          <w:rFonts w:eastAsia="黑体"/>
+        </w:rPr>
         <w:t xml:space="preserve">→ </w:t>
       </w:r>
       <w:r>
         <w:rPr>
-          <w:rFonts w:hint="eastAsia"/>
+          <w:rFonts w:hint="eastAsia" w:eastAsia="黑体"/>
         </w:rPr>
         <w:t xml:space="preserve">满足振荡相位条件，配合足够幅值即起振。</w:t>
       </w:r>
@@ -1584,21 +1723,27 @@
       </w:pPr>
       <w:r>
         <w:rPr>
-          <w:rFonts w:hint="eastAsia"/>
+          <w:rFonts w:hint="eastAsia" w:eastAsia="黑体"/>
           <w:b/>
           <w:bCs/>
         </w:rPr>
         <w:t xml:space="preserve">反馈电阻比值改变</w:t>
       </w:r>
       <w:r>
+        <w:rPr>
+          <w:rFonts w:eastAsia="黑体"/>
+        </w:rPr>
         <w:t xml:space="preserve"> </w:t>
       </w:r>
       <w:r>
+        <w:rPr>
+          <w:rFonts w:eastAsia="黑体"/>
+        </w:rPr>
         <w:t xml:space="preserve">→ </w:t>
       </w:r>
       <w:r>
         <w:rPr>
-          <w:rFonts w:hint="eastAsia"/>
+          <w:rFonts w:hint="eastAsia" w:eastAsia="黑体"/>
         </w:rPr>
         <w:t xml:space="preserve">施密特比较器门限与迟滞宽度变化。</w:t>
       </w:r>
@@ -1613,7 +1758,7 @@
       </w:pPr>
       <w:r>
         <w:rPr>
-          <w:rFonts w:hint="eastAsia"/>
+          <w:rFonts w:hint="eastAsia" w:eastAsia="黑体"/>
           <w:b/>
           <w:bCs/>
         </w:rPr>
@@ -1621,6 +1766,7 @@
       </w:r>
       <w:r>
         <w:rPr>
+          <w:rFonts w:eastAsia="黑体"/>
           <w:b/>
           <w:bCs/>
         </w:rPr>
@@ -1628,21 +1774,27 @@
       </w:r>
       <w:r>
         <w:rPr>
-          <w:rFonts w:hint="eastAsia"/>
+          <w:rFonts w:hint="eastAsia" w:eastAsia="黑体"/>
           <w:b/>
           <w:bCs/>
         </w:rPr>
         <w:t xml:space="preserve">过多</w:t>
       </w:r>
       <w:r>
+        <w:rPr>
+          <w:rFonts w:eastAsia="黑体"/>
+        </w:rPr>
         <w:t xml:space="preserve"> </w:t>
       </w:r>
       <w:r>
+        <w:rPr>
+          <w:rFonts w:eastAsia="黑体"/>
+        </w:rPr>
         <w:t xml:space="preserve">→ </w:t>
       </w:r>
       <w:r>
         <w:rPr>
-          <w:rFonts w:hint="eastAsia"/>
+          <w:rFonts w:hint="eastAsia" w:eastAsia="黑体"/>
         </w:rPr>
         <w:t xml:space="preserve">振荡波形非线性失真加大。</w:t>
       </w:r>
@@ -1655,7 +1807,7 @@
       </w:pPr>
       <w:r>
         <w:rPr>
-          <w:rFonts w:hint="eastAsia"/>
+          <w:rFonts w:hint="eastAsia" w:eastAsia="黑体"/>
         </w:rPr>
         <w:t xml:space="preserve">典型参数示例</w:t>
       </w:r>
@@ -1670,11 +1822,14 @@
       </w:pPr>
       <w:r>
         <w:rPr>
-          <w:rFonts w:hint="eastAsia"/>
+          <w:rFonts w:hint="eastAsia" w:eastAsia="黑体"/>
         </w:rPr>
         <w:t xml:space="preserve">取</w:t>
       </w:r>
       <w:r>
+        <w:rPr>
+          <w:rFonts w:eastAsia="黑体"/>
+        </w:rPr>
         <w:t xml:space="preserve"> </w:t>
       </w:r>
       <m:oMath>
@@ -1692,6 +1847,9 @@
         </m:r>
       </m:oMath>
       <w:r>
+        <w:rPr>
+          <w:rFonts w:eastAsia="黑体"/>
+        </w:rPr>
         <w:t xml:space="preserve">、</w:t>
       </w:r>
       <m:oMath>
@@ -1710,7 +1868,7 @@
       </m:oMath>
       <w:r>
         <w:rPr>
-          <w:rFonts w:hint="eastAsia"/>
+          <w:rFonts w:hint="eastAsia" w:eastAsia="黑体"/>
         </w:rPr>
         <w:t xml:space="preserve">：</w:t>
       </w:r>
@@ -1799,7 +1957,7 @@
       </m:oMath>
       <w:r>
         <w:rPr>
-          <w:rFonts w:hint="eastAsia"/>
+          <w:rFonts w:hint="eastAsia" w:eastAsia="黑体"/>
         </w:rPr>
         <w:t xml:space="preserve">（正反馈放大增强）。</w:t>
       </w:r>
@@ -1814,11 +1972,14 @@
       </w:pPr>
       <w:r>
         <w:rPr>
-          <w:rFonts w:hint="eastAsia"/>
+          <w:rFonts w:hint="eastAsia" w:eastAsia="黑体"/>
         </w:rPr>
         <w:t xml:space="preserve">振荡器要求</w:t>
       </w:r>
       <w:r>
+        <w:rPr>
+          <w:rFonts w:eastAsia="黑体"/>
+        </w:rPr>
         <w:t xml:space="preserve"> </w:t>
       </w:r>
       <m:oMath>
@@ -1852,11 +2013,14 @@
       </m:oMath>
       <w:r>
         <w:rPr>
-          <w:rFonts w:hint="eastAsia"/>
+          <w:rFonts w:hint="eastAsia" w:eastAsia="黑体"/>
         </w:rPr>
         <w:t xml:space="preserve">；若</w:t>
       </w:r>
       <w:r>
+        <w:rPr>
+          <w:rFonts w:eastAsia="黑体"/>
+        </w:rPr>
         <w:t xml:space="preserve"> </w:t>
       </w:r>
       <m:oMath>
@@ -1875,11 +2039,14 @@
       </m:oMath>
       <w:r>
         <w:rPr>
-          <w:rFonts w:hint="eastAsia"/>
+          <w:rFonts w:hint="eastAsia" w:eastAsia="黑体"/>
         </w:rPr>
         <w:t xml:space="preserve">，则起振需</w:t>
       </w:r>
       <w:r>
+        <w:rPr>
+          <w:rFonts w:eastAsia="黑体"/>
+        </w:rPr>
         <w:t xml:space="preserve"> </w:t>
       </w:r>
       <m:oMath>
@@ -1897,6 +2064,9 @@
         </m:r>
       </m:oMath>
       <w:r>
+        <w:rPr>
+          <w:rFonts w:eastAsia="黑体"/>
+        </w:rPr>
         <w:t xml:space="preserve">。</w:t>
       </w:r>
     </w:p>
@@ -1908,7 +2078,7 @@
       </w:pPr>
       <w:r>
         <w:rPr>
-          <w:rFonts w:hint="eastAsia"/>
+          <w:rFonts w:hint="eastAsia" w:eastAsia="黑体"/>
         </w:rPr>
         <w:t xml:space="preserve">常见器件型号</w:t>
       </w:r>
@@ -1923,7 +2093,7 @@
       </w:pPr>
       <w:r>
         <w:rPr>
-          <w:rFonts w:hint="eastAsia"/>
+          <w:rFonts w:hint="eastAsia" w:eastAsia="黑体"/>
         </w:rPr>
         <w:t xml:space="preserve">运放：LM358、LM393（比较器）、TL072。</w:t>
       </w:r>
@@ -1938,7 +2108,7 @@
       </w:pPr>
       <w:r>
         <w:rPr>
-          <w:rFonts w:hint="eastAsia"/>
+          <w:rFonts w:hint="eastAsia" w:eastAsia="黑体"/>
         </w:rPr>
         <w:t xml:space="preserve">逻辑门（振荡/锁存）：74HC14（施密特反相器）、CD40106。</w:t>
       </w:r>
@@ -1951,7 +2121,7 @@
       </w:pPr>
       <w:r>
         <w:rPr>
-          <w:rFonts w:hint="eastAsia"/>
+          <w:rFonts w:hint="eastAsia" w:eastAsia="黑体"/>
         </w:rPr>
         <w:t xml:space="preserve">注意事项</w:t>
       </w:r>
@@ -1966,7 +2136,7 @@
       </w:pPr>
       <w:r>
         <w:rPr>
-          <w:rFonts w:hint="eastAsia"/>
+          <w:rFonts w:hint="eastAsia" w:eastAsia="黑体"/>
         </w:rPr>
         <w:t xml:space="preserve">正反馈易引起不希望的振荡，设计放大器时应避免意外正反馈。</w:t>
       </w:r>
@@ -1981,7 +2151,7 @@
       </w:pPr>
       <w:r>
         <w:rPr>
-          <w:rFonts w:hint="eastAsia"/>
+          <w:rFonts w:hint="eastAsia" w:eastAsia="黑体"/>
         </w:rPr>
         <w:t xml:space="preserve">振荡器起振后需稳幅（限幅）以保证波形稳定。</w:t>
       </w:r>
@@ -1996,7 +2166,7 @@
       </w:pPr>
       <w:r>
         <w:rPr>
-          <w:rFonts w:hint="eastAsia"/>
+          <w:rFonts w:hint="eastAsia" w:eastAsia="黑体"/>
         </w:rPr>
         <w:t xml:space="preserve">施密特迟滞宽度需大于输入噪声幅度，防止临界抖动误触发。</w:t>
       </w:r>
@@ -2009,7 +2179,7 @@
       </w:pPr>
       <w:r>
         <w:rPr>
-          <w:rFonts w:hint="eastAsia"/>
+          <w:rFonts w:hint="eastAsia" w:eastAsia="黑体"/>
         </w:rPr>
         <w:t xml:space="preserve">参考资料</w:t>
       </w:r>
@@ -2024,7 +2194,7 @@
       </w:pPr>
       <w:r>
         <w:rPr>
-          <w:rFonts w:hint="eastAsia"/>
+          <w:rFonts w:hint="eastAsia" w:eastAsia="黑体"/>
         </w:rPr>
         <w:t xml:space="preserve">《模拟电子技术基础》（童诗白、华成英）。</w:t>
       </w:r>
@@ -2038,6 +2208,9 @@
         </w:numPr>
       </w:pPr>
       <w:r>
+        <w:rPr>
+          <w:rFonts w:eastAsia="黑体"/>
+        </w:rPr>
         <w:t xml:space="preserve">Wikipedia: Positive feedback。</w:t>
       </w:r>
     </w:p>
@@ -2050,6 +2223,9 @@
         </w:numPr>
       </w:pPr>
       <w:r>
+        <w:rPr>
+          <w:rFonts w:eastAsia="黑体"/>
+        </w:rPr>
         <w:t xml:space="preserve">Wikipedia: Barkhausen stability criterion。</w:t>
       </w:r>
     </w:p>
@@ -2062,11 +2238,11 @@
       </w:pPr>
       <w:r>
         <w:rPr>
-          <w:rFonts w:ascii="Times New Roman" w:hAnsi="Times New Roman"/>
+          <w:rFonts w:ascii="Times New Roman" w:hAnsi="Times New Roman" w:eastAsia="黑体"/>
           <w:color w:val="555555"/>
           <w:sz w:val="21"/>
         </w:rPr>
-        <w:t>材料收集者：杜文杰</w:t>
+        <w:t>材料收集者：杜文杰，WX手机：19519196569，QQ:3478827729</w:t>
       </w:r>
     </w:p>
     <w:sectPr>
@@ -2086,7 +2262,7 @@
 </file>
 
 <file path=word/footer1.xml><?xml version="1.0" encoding="utf-8"?>
-<w:ftr xmlns:m="http://schemas.openxmlformats.org/officeDocument/2006/math" xmlns:mc="http://schemas.openxmlformats.org/markup-compatibility/2006" xmlns:mo="http://schemas.microsoft.com/office/mac/office/2008/main" xmlns:mv="urn:schemas-microsoft-com:mac:vml" xmlns:o="urn:schemas-microsoft-com:office:office" xmlns:r="http://schemas.openxmlformats.org/officeDocument/2006/relationships" xmlns:v="urn:schemas-microsoft-com:vml" xmlns:w10="urn:schemas-microsoft-com:office:word" xmlns:w14="http://schemas.microsoft.com/office/word/2010/wordml" xmlns:w="http://schemas.openxmlformats.org/wordprocessingml/2006/main" xmlns:wne="http://schemas.microsoft.com/office/word/2006/wordml" xmlns:wp14="http://schemas.microsoft.com/office/word/2010/wordprocessingDrawing" xmlns:wp="http://schemas.openxmlformats.org/drawingml/2006/wordprocessingDrawing" xmlns:wpc="http://schemas.microsoft.com/office/word/2010/wordprocessingCanvas" xmlns:wpg="http://schemas.microsoft.com/office/word/2010/wordprocessingGroup" xmlns:wpi="http://schemas.microsoft.com/office/word/2010/wordprocessingInk" xmlns:wps="http://schemas.microsoft.com/office/word/2010/wordprocessingShape" mc:Ignorable="w14 wp14">
+<w:ftr xmlns:mc="http://schemas.openxmlformats.org/markup-compatibility/2006" xmlns:w="http://schemas.openxmlformats.org/wordprocessingml/2006/main" xmlns:m="http://schemas.openxmlformats.org/officeDocument/2006/math" xmlns:mo="http://schemas.microsoft.com/office/mac/office/2008/main" xmlns:mv="urn:schemas-microsoft-com:mac:vml" xmlns:o="urn:schemas-microsoft-com:office:office" xmlns:r="http://schemas.openxmlformats.org/officeDocument/2006/relationships" xmlns:v="urn:schemas-microsoft-com:vml" xmlns:w10="urn:schemas-microsoft-com:office:word" xmlns:w14="http://schemas.microsoft.com/office/word/2010/wordml" xmlns:wne="http://schemas.microsoft.com/office/word/2006/wordml" xmlns:wp14="http://schemas.microsoft.com/office/word/2010/wordprocessingDrawing" xmlns:wp="http://schemas.openxmlformats.org/drawingml/2006/wordprocessingDrawing" xmlns:wpc="http://schemas.microsoft.com/office/word/2010/wordprocessingCanvas" xmlns:wpg="http://schemas.microsoft.com/office/word/2010/wordprocessingGroup" xmlns:wpi="http://schemas.microsoft.com/office/word/2010/wordprocessingInk" xmlns:wps="http://schemas.microsoft.com/office/word/2010/wordprocessingShape" mc:Ignorable="w14 wp14">
   <w:p>
     <w:pPr>
       <w:pStyle w:val="Footer"/>
@@ -2094,12 +2270,14 @@
     </w:pPr>
     <w:r>
       <w:rPr>
+        <w:rFonts w:eastAsia="黑体"/>
         <w:sz w:val="18"/>
       </w:rPr>
       <w:t xml:space="preserve">第 </w:t>
     </w:r>
     <w:r>
       <w:rPr>
+        <w:rFonts w:eastAsia="黑体"/>
         <w:sz w:val="18"/>
       </w:rPr>
       <w:fldChar w:fldCharType="begin"/>
@@ -2108,6 +2286,7 @@
     </w:r>
     <w:r>
       <w:rPr>
+        <w:rFonts w:eastAsia="黑体"/>
         <w:sz w:val="18"/>
       </w:rPr>
       <w:t xml:space="preserve"> 页</w:t>
@@ -2121,6 +2300,9 @@
   <w:footnote w:type="continuationSeparator" w:id="0">
     <w:p>
       <w:r>
+        <w:rPr>
+          <w:rFonts w:eastAsia="黑体"/>
+        </w:rPr>
         <w:continuationSeparator/>
       </w:r>
     </w:p>
@@ -2128,6 +2310,9 @@
   <w:footnote w:type="separator" w:id="-1">
     <w:p>
       <w:r>
+        <w:rPr>
+          <w:rFonts w:eastAsia="黑体"/>
+        </w:rPr>
         <w:separator/>
       </w:r>
     </w:p>
@@ -2136,7 +2321,7 @@
 </file>
 
 <file path=word/header1.xml><?xml version="1.0" encoding="utf-8"?>
-<w:hdr xmlns:m="http://schemas.openxmlformats.org/officeDocument/2006/math" xmlns:mc="http://schemas.openxmlformats.org/markup-compatibility/2006" xmlns:mo="http://schemas.microsoft.com/office/mac/office/2008/main" xmlns:mv="urn:schemas-microsoft-com:mac:vml" xmlns:o="urn:schemas-microsoft-com:office:office" xmlns:r="http://schemas.openxmlformats.org/officeDocument/2006/relationships" xmlns:v="urn:schemas-microsoft-com:vml" xmlns:w10="urn:schemas-microsoft-com:office:word" xmlns:w14="http://schemas.microsoft.com/office/word/2010/wordml" xmlns:w="http://schemas.openxmlformats.org/wordprocessingml/2006/main" xmlns:wne="http://schemas.microsoft.com/office/word/2006/wordml" xmlns:wp14="http://schemas.microsoft.com/office/word/2010/wordprocessingDrawing" xmlns:wp="http://schemas.openxmlformats.org/drawingml/2006/wordprocessingDrawing" xmlns:wpc="http://schemas.microsoft.com/office/word/2010/wordprocessingCanvas" xmlns:wpg="http://schemas.microsoft.com/office/word/2010/wordprocessingGroup" xmlns:wpi="http://schemas.microsoft.com/office/word/2010/wordprocessingInk" xmlns:wps="http://schemas.microsoft.com/office/word/2010/wordprocessingShape" mc:Ignorable="w14 wp14">
+<w:hdr xmlns:mc="http://schemas.openxmlformats.org/markup-compatibility/2006" xmlns:w="http://schemas.openxmlformats.org/wordprocessingml/2006/main" xmlns:m="http://schemas.openxmlformats.org/officeDocument/2006/math" xmlns:mo="http://schemas.microsoft.com/office/mac/office/2008/main" xmlns:mv="urn:schemas-microsoft-com:mac:vml" xmlns:o="urn:schemas-microsoft-com:office:office" xmlns:r="http://schemas.openxmlformats.org/officeDocument/2006/relationships" xmlns:v="urn:schemas-microsoft-com:vml" xmlns:w10="urn:schemas-microsoft-com:office:word" xmlns:w14="http://schemas.microsoft.com/office/word/2010/wordml" xmlns:wne="http://schemas.microsoft.com/office/word/2006/wordml" xmlns:wp14="http://schemas.microsoft.com/office/word/2010/wordprocessingDrawing" xmlns:wp="http://schemas.openxmlformats.org/drawingml/2006/wordprocessingDrawing" xmlns:wpc="http://schemas.microsoft.com/office/word/2010/wordprocessingCanvas" xmlns:wpg="http://schemas.microsoft.com/office/word/2010/wordprocessingGroup" xmlns:wpi="http://schemas.microsoft.com/office/word/2010/wordprocessingInk" xmlns:wps="http://schemas.microsoft.com/office/word/2010/wordprocessingShape" mc:Ignorable="w14 wp14">
   <w:p>
     <w:pPr>
       <w:pStyle w:val="Header"/>
@@ -2144,7 +2329,7 @@
     </w:pPr>
     <w:r>
       <w:rPr>
-        <w:rFonts w:ascii="Times New Roman" w:hAnsi="Times New Roman"/>
+        <w:rFonts w:ascii="Times New Roman" w:hAnsi="Times New Roman" w:eastAsia="黑体"/>
         <w:sz w:val="18"/>
         <w:rFonts w:eastAsia="黑体"/>
         <w:rFonts w:eastAsia="黑体"/>
@@ -2156,7 +2341,7 @@
 </file>
 
 <file path=word/numbering.xml><?xml version="1.0" encoding="utf-8"?>
-<w:numbering xmlns:m="http://schemas.openxmlformats.org/officeDocument/2006/math" xmlns:mc="http://schemas.openxmlformats.org/markup-compatibility/2006" xmlns:mo="http://schemas.microsoft.com/office/mac/office/2008/main" xmlns:mv="urn:schemas-microsoft-com:mac:vml" xmlns:o="urn:schemas-microsoft-com:office:office" xmlns:r="http://schemas.openxmlformats.org/officeDocument/2006/relationships" xmlns:v="urn:schemas-microsoft-com:vml" xmlns:w="http://schemas.openxmlformats.org/wordprocessingml/2006/main" xmlns:w10="urn:schemas-microsoft-com:office:word" xmlns:w14="http://schemas.microsoft.com/office/word/2010/wordml" xmlns:wne="http://schemas.microsoft.com/office/word/2006/wordml" xmlns:wp="http://schemas.openxmlformats.org/drawingml/2006/wordprocessingDrawing" xmlns:wp14="http://schemas.microsoft.com/office/word/2010/wordprocessingDrawing" xmlns:wpc="http://schemas.microsoft.com/office/word/2010/wordprocessingCanvas" xmlns:wpg="http://schemas.microsoft.com/office/word/2010/wordprocessingGroup" xmlns:wpi="http://schemas.microsoft.com/office/word/2010/wordprocessingInk" xmlns:wps="http://schemas.microsoft.com/office/word/2010/wordprocessingShape" mc:Ignorable="w14 wp14">
+<w:numbering xmlns:mc="http://schemas.openxmlformats.org/markup-compatibility/2006" xmlns:w="http://schemas.openxmlformats.org/wordprocessingml/2006/main" xmlns:m="http://schemas.openxmlformats.org/officeDocument/2006/math" xmlns:mo="http://schemas.microsoft.com/office/mac/office/2008/main" xmlns:mv="urn:schemas-microsoft-com:mac:vml" xmlns:o="urn:schemas-microsoft-com:office:office" xmlns:r="http://schemas.openxmlformats.org/officeDocument/2006/relationships" xmlns:v="urn:schemas-microsoft-com:vml" xmlns:w10="urn:schemas-microsoft-com:office:word" xmlns:w14="http://schemas.microsoft.com/office/word/2010/wordml" xmlns:wne="http://schemas.microsoft.com/office/word/2006/wordml" xmlns:wp="http://schemas.openxmlformats.org/drawingml/2006/wordprocessingDrawing" xmlns:wp14="http://schemas.microsoft.com/office/word/2010/wordprocessingDrawing" xmlns:wpc="http://schemas.microsoft.com/office/word/2010/wordprocessingCanvas" xmlns:wpg="http://schemas.microsoft.com/office/word/2010/wordprocessingGroup" xmlns:wpi="http://schemas.microsoft.com/office/word/2010/wordprocessingInk" xmlns:wps="http://schemas.microsoft.com/office/word/2010/wordprocessingShape" mc:Ignorable="w14 wp14">
   <w:abstractNum w:abstractNumId="0">
     <w:nsid w:val="FFFFFF7C"/>
     <w:multiLevelType w:val="singleLevel"/>
@@ -2243,7 +2428,7 @@
         <w:ind w:hanging="360" w:left="1440"/>
       </w:pPr>
       <w:rPr>
-        <w:rFonts w:ascii="Symbol" w:hAnsi="Symbol" w:hint="default"/>
+        <w:rFonts w:ascii="Symbol" w:hAnsi="Symbol" w:hint="default" w:eastAsia="黑体"/>
       </w:rPr>
     </w:lvl>
   </w:abstractNum>
@@ -2264,7 +2449,7 @@
         <w:ind w:hanging="360" w:left="1080"/>
       </w:pPr>
       <w:rPr>
-        <w:rFonts w:ascii="Symbol" w:hAnsi="Symbol" w:hint="default"/>
+        <w:rFonts w:ascii="Symbol" w:hAnsi="Symbol" w:hint="default" w:eastAsia="黑体"/>
       </w:rPr>
     </w:lvl>
   </w:abstractNum>
@@ -2285,7 +2470,7 @@
         <w:ind w:hanging="360" w:left="720"/>
       </w:pPr>
       <w:rPr>
-        <w:rFonts w:ascii="Symbol" w:hAnsi="Symbol" w:hint="default"/>
+        <w:rFonts w:ascii="Symbol" w:hAnsi="Symbol" w:hint="default" w:eastAsia="黑体"/>
       </w:rPr>
     </w:lvl>
   </w:abstractNum>
@@ -2324,7 +2509,7 @@
         <w:ind w:hanging="360" w:left="360"/>
       </w:pPr>
       <w:rPr>
-        <w:rFonts w:ascii="Symbol" w:hAnsi="Symbol" w:hint="default"/>
+        <w:rFonts w:ascii="Symbol" w:hAnsi="Symbol" w:hint="default" w:eastAsia="黑体"/>
       </w:rPr>
     </w:lvl>
   </w:abstractNum>
@@ -2415,7 +2600,7 @@
         <w:ind w:left="720" w:hanging="360"/>
       </w:pPr>
       <w:rPr>
-        <w:rFonts w:ascii="Symbol" w:hAnsi="Symbol" w:cs="Symbol" w:hint="default"/>
+        <w:rFonts w:ascii="Symbol" w:hAnsi="Symbol" w:cs="Symbol" w:hint="default" w:eastAsia="黑体"/>
       </w:rPr>
     </w:lvl>
     <w:lvl w:ilvl="1">
@@ -2426,7 +2611,7 @@
         <w:ind w:left="1440" w:hanging="360"/>
       </w:pPr>
       <w:rPr>
-        <w:rFonts w:ascii="Courier New" w:hAnsi="Courier New" w:cs="Courier New" w:hint="default"/>
+        <w:rFonts w:ascii="Courier New" w:hAnsi="Courier New" w:cs="Courier New" w:hint="default" w:eastAsia="黑体"/>
       </w:rPr>
     </w:lvl>
     <w:lvl w:ilvl="2">
@@ -2437,7 +2622,7 @@
         <w:ind w:left="2160" w:hanging="360"/>
       </w:pPr>
       <w:rPr>
-        <w:rFonts w:ascii="Wingdings" w:hAnsi="Wingdings" w:cs="Wingdings" w:hint="default"/>
+        <w:rFonts w:ascii="Wingdings" w:hAnsi="Wingdings" w:cs="Wingdings" w:hint="default" w:eastAsia="黑体"/>
       </w:rPr>
     </w:lvl>
     <w:lvl w:ilvl="3">
@@ -2448,7 +2633,7 @@
         <w:ind w:left="2880" w:hanging="360"/>
       </w:pPr>
       <w:rPr>
-        <w:rFonts w:ascii="Symbol" w:hAnsi="Symbol" w:cs="Symbol" w:hint="default"/>
+        <w:rFonts w:ascii="Symbol" w:hAnsi="Symbol" w:cs="Symbol" w:hint="default" w:eastAsia="黑体"/>
       </w:rPr>
     </w:lvl>
     <w:lvl w:ilvl="4">
@@ -2459,7 +2644,7 @@
         <w:ind w:left="3600" w:hanging="360"/>
       </w:pPr>
       <w:rPr>
-        <w:rFonts w:ascii="Courier New" w:hAnsi="Courier New" w:cs="Courier New" w:hint="default"/>
+        <w:rFonts w:ascii="Courier New" w:hAnsi="Courier New" w:cs="Courier New" w:hint="default" w:eastAsia="黑体"/>
       </w:rPr>
     </w:lvl>
     <w:lvl w:ilvl="5">
@@ -2470,7 +2655,7 @@
         <w:ind w:left="4320" w:hanging="360"/>
       </w:pPr>
       <w:rPr>
-        <w:rFonts w:ascii="Wingdings" w:hAnsi="Wingdings" w:cs="Wingdings" w:hint="default"/>
+        <w:rFonts w:ascii="Wingdings" w:hAnsi="Wingdings" w:cs="Wingdings" w:hint="default" w:eastAsia="黑体"/>
       </w:rPr>
     </w:lvl>
     <w:lvl w:ilvl="6">
@@ -2481,7 +2666,7 @@
         <w:ind w:left="5040" w:hanging="360"/>
       </w:pPr>
       <w:rPr>
-        <w:rFonts w:ascii="Symbol" w:hAnsi="Symbol" w:cs="Symbol" w:hint="default"/>
+        <w:rFonts w:ascii="Symbol" w:hAnsi="Symbol" w:cs="Symbol" w:hint="default" w:eastAsia="黑体"/>
       </w:rPr>
     </w:lvl>
     <w:lvl w:ilvl="7">
@@ -2492,7 +2677,7 @@
         <w:ind w:left="5760" w:hanging="360"/>
       </w:pPr>
       <w:rPr>
-        <w:rFonts w:ascii="Courier New" w:hAnsi="Courier New" w:cs="Courier New" w:hint="default"/>
+        <w:rFonts w:ascii="Courier New" w:hAnsi="Courier New" w:cs="Courier New" w:hint="default" w:eastAsia="黑体"/>
       </w:rPr>
     </w:lvl>
     <w:lvl w:ilvl="8">
@@ -2503,7 +2688,7 @@
         <w:ind w:left="6480" w:hanging="360"/>
       </w:pPr>
       <w:rPr>
-        <w:rFonts w:ascii="Wingdings" w:hAnsi="Wingdings" w:cs="Wingdings" w:hint="default"/>
+        <w:rFonts w:ascii="Wingdings" w:hAnsi="Wingdings" w:cs="Wingdings" w:hint="default" w:eastAsia="黑体"/>
       </w:rPr>
     </w:lvl>
   </w:abstractNum>
@@ -2556,11 +2741,11 @@
 </file>
 
 <file path=word/styles.xml><?xml version="1.0" encoding="utf-8"?>
-<w:styles xmlns:mc="http://schemas.openxmlformats.org/markup-compatibility/2006" xmlns:r="http://schemas.openxmlformats.org/officeDocument/2006/relationships" xmlns:w="http://schemas.openxmlformats.org/wordprocessingml/2006/main" xmlns:w14="http://schemas.microsoft.com/office/word/2010/wordml" mc:Ignorable="w14">
+<w:styles xmlns:mc="http://schemas.openxmlformats.org/markup-compatibility/2006" xmlns:w="http://schemas.openxmlformats.org/wordprocessingml/2006/main" xmlns:r="http://schemas.openxmlformats.org/officeDocument/2006/relationships" xmlns:w14="http://schemas.microsoft.com/office/word/2010/wordml" mc:Ignorable="w14">
   <w:docDefaults>
     <w:rPrDefault>
       <w:rPr>
-        <w:rFonts w:asciiTheme="minorHAnsi" w:cstheme="minorBidi" w:eastAsiaTheme="minorEastAsia" w:hAnsiTheme="minorHAnsi"/>
+        <w:rFonts w:asciiTheme="minorHAnsi" w:cstheme="minorBidi" w:hAnsiTheme="minorHAnsi" w:eastAsia="黑体"/>
         <w:sz w:val="22"/>
         <w:szCs w:val="22"/>
         <w:lang w:bidi="ar-SA" w:eastAsia="en-US" w:val="en-US"/>
@@ -2782,7 +2967,7 @@
       <w:outlineLvl w:val="0"/>
     </w:pPr>
     <w:rPr>
-      <w:rFonts w:ascii="Times New Roman" w:asciiTheme="majorHAnsi" w:cstheme="majorBidi" w:eastAsia="黑体" w:eastAsiaTheme="majorEastAsia" w:hAnsi="Times New Roman" w:hAnsiTheme="majorHAnsi"/>
+      <w:rFonts w:ascii="Times New Roman" w:asciiTheme="majorHAnsi" w:cstheme="majorBidi" w:eastAsia="黑体" w:hAnsi="Times New Roman" w:hAnsiTheme="majorHAnsi"/>
       <w:b/>
       <w:bCs/>
       <w:color w:val="1F3864"/>
@@ -2806,7 +2991,7 @@
       <w:outlineLvl w:val="1"/>
     </w:pPr>
     <w:rPr>
-      <w:rFonts w:ascii="Times New Roman" w:asciiTheme="majorHAnsi" w:cstheme="majorBidi" w:eastAsia="黑体" w:eastAsiaTheme="majorEastAsia" w:hAnsi="Times New Roman" w:hAnsiTheme="majorHAnsi"/>
+      <w:rFonts w:ascii="Times New Roman" w:asciiTheme="majorHAnsi" w:cstheme="majorBidi" w:eastAsia="黑体" w:hAnsi="Times New Roman" w:hAnsiTheme="majorHAnsi"/>
       <w:b/>
       <w:bCs/>
       <w:color w:val="2E4E7E"/>
@@ -2830,7 +3015,7 @@
       <w:outlineLvl w:val="2"/>
     </w:pPr>
     <w:rPr>
-      <w:rFonts w:ascii="Times New Roman" w:asciiTheme="majorHAnsi" w:cstheme="majorBidi" w:eastAsia="黑体" w:eastAsiaTheme="majorEastAsia" w:hAnsi="Times New Roman" w:hAnsiTheme="majorHAnsi"/>
+      <w:rFonts w:ascii="Times New Roman" w:asciiTheme="majorHAnsi" w:cstheme="majorBidi" w:eastAsia="黑体" w:hAnsi="Times New Roman" w:hAnsiTheme="majorHAnsi"/>
       <w:b/>
       <w:bCs/>
       <w:color w:val="2E4E7E"/>
@@ -2854,7 +3039,7 @@
       <w:outlineLvl w:val="3"/>
     </w:pPr>
     <w:rPr>
-      <w:rFonts w:ascii="Times New Roman" w:asciiTheme="majorHAnsi" w:cstheme="majorBidi" w:eastAsia="黑体" w:eastAsiaTheme="majorEastAsia" w:hAnsi="Times New Roman" w:hAnsiTheme="majorHAnsi"/>
+      <w:rFonts w:ascii="Times New Roman" w:asciiTheme="majorHAnsi" w:cstheme="majorBidi" w:eastAsia="黑体" w:hAnsi="Times New Roman" w:hAnsiTheme="majorHAnsi"/>
       <w:b/>
       <w:bCs/>
       <w:i/>
@@ -2880,7 +3065,7 @@
       <w:outlineLvl w:val="4"/>
     </w:pPr>
     <w:rPr>
-      <w:rFonts w:ascii="Times New Roman" w:asciiTheme="majorHAnsi" w:cstheme="majorBidi" w:eastAsia="黑体" w:eastAsiaTheme="majorEastAsia" w:hAnsi="Times New Roman" w:hAnsiTheme="majorHAnsi"/>
+      <w:rFonts w:ascii="Times New Roman" w:asciiTheme="majorHAnsi" w:cstheme="majorBidi" w:eastAsia="黑体" w:hAnsi="Times New Roman" w:hAnsiTheme="majorHAnsi"/>
       <w:b/>
       <w:color w:val="333333"/>
       <w:sz w:val="22"/>
@@ -2903,7 +3088,7 @@
       <w:outlineLvl w:val="5"/>
     </w:pPr>
     <w:rPr>
-      <w:rFonts w:asciiTheme="majorHAnsi" w:cstheme="majorBidi" w:eastAsiaTheme="majorEastAsia" w:hAnsiTheme="majorHAnsi"/>
+      <w:rFonts w:asciiTheme="majorHAnsi" w:cstheme="majorBidi" w:hAnsiTheme="majorHAnsi" w:eastAsia="黑体"/>
       <w:i/>
       <w:iCs/>
       <w:color w:themeColor="accent1" w:themeShade="7F" w:val="243F60"/>
@@ -2926,7 +3111,7 @@
       <w:outlineLvl w:val="6"/>
     </w:pPr>
     <w:rPr>
-      <w:rFonts w:asciiTheme="majorHAnsi" w:cstheme="majorBidi" w:eastAsiaTheme="majorEastAsia" w:hAnsiTheme="majorHAnsi"/>
+      <w:rFonts w:asciiTheme="majorHAnsi" w:cstheme="majorBidi" w:hAnsiTheme="majorHAnsi" w:eastAsia="黑体"/>
       <w:i/>
       <w:iCs/>
       <w:color w:themeColor="text1" w:themeTint="BF" w:val="404040"/>
@@ -2949,7 +3134,7 @@
       <w:outlineLvl w:val="7"/>
     </w:pPr>
     <w:rPr>
-      <w:rFonts w:asciiTheme="majorHAnsi" w:cstheme="majorBidi" w:eastAsiaTheme="majorEastAsia" w:hAnsiTheme="majorHAnsi"/>
+      <w:rFonts w:asciiTheme="majorHAnsi" w:cstheme="majorBidi" w:hAnsiTheme="majorHAnsi" w:eastAsia="黑体"/>
       <w:color w:themeColor="accent1" w:val="4F81BD"/>
       <w:sz w:val="20"/>
       <w:szCs w:val="20"/>
@@ -2972,7 +3157,7 @@
       <w:outlineLvl w:val="8"/>
     </w:pPr>
     <w:rPr>
-      <w:rFonts w:asciiTheme="majorHAnsi" w:cstheme="majorBidi" w:eastAsiaTheme="majorEastAsia" w:hAnsiTheme="majorHAnsi"/>
+      <w:rFonts w:asciiTheme="majorHAnsi" w:cstheme="majorBidi" w:hAnsiTheme="majorHAnsi" w:eastAsia="黑体"/>
       <w:i/>
       <w:iCs/>
       <w:color w:themeColor="text1" w:themeTint="BF" w:val="404040"/>
@@ -3023,7 +3208,7 @@
     <w:uiPriority w:val="9"/>
     <w:rsid w:val="00FC693F"/>
     <w:rPr>
-      <w:rFonts w:asciiTheme="majorHAnsi" w:cstheme="majorBidi" w:eastAsiaTheme="majorEastAsia" w:hAnsiTheme="majorHAnsi"/>
+      <w:rFonts w:asciiTheme="majorHAnsi" w:cstheme="majorBidi" w:hAnsiTheme="majorHAnsi" w:eastAsia="黑体"/>
       <w:b/>
       <w:bCs/>
       <w:color w:themeColor="accent1" w:themeShade="BF" w:val="365F91"/>
@@ -3038,7 +3223,7 @@
     <w:uiPriority w:val="9"/>
     <w:rsid w:val="00FC693F"/>
     <w:rPr>
-      <w:rFonts w:asciiTheme="majorHAnsi" w:cstheme="majorBidi" w:eastAsiaTheme="majorEastAsia" w:hAnsiTheme="majorHAnsi"/>
+      <w:rFonts w:asciiTheme="majorHAnsi" w:cstheme="majorBidi" w:hAnsiTheme="majorHAnsi" w:eastAsia="黑体"/>
       <w:b/>
       <w:bCs/>
       <w:color w:themeColor="accent1" w:val="4F81BD"/>
@@ -3053,7 +3238,7 @@
     <w:uiPriority w:val="9"/>
     <w:rsid w:val="00FC693F"/>
     <w:rPr>
-      <w:rFonts w:asciiTheme="majorHAnsi" w:cstheme="majorBidi" w:eastAsiaTheme="majorEastAsia" w:hAnsiTheme="majorHAnsi"/>
+      <w:rFonts w:asciiTheme="majorHAnsi" w:cstheme="majorBidi" w:hAnsiTheme="majorHAnsi" w:eastAsia="黑体"/>
       <w:b/>
       <w:bCs/>
       <w:color w:themeColor="accent1" w:val="4F81BD"/>
@@ -3076,7 +3261,7 @@
       <w:contextualSpacing/>
     </w:pPr>
     <w:rPr>
-      <w:rFonts w:ascii="Times New Roman" w:asciiTheme="majorHAnsi" w:cstheme="majorBidi" w:eastAsia="黑体" w:eastAsiaTheme="majorEastAsia" w:hAnsi="Times New Roman" w:hAnsiTheme="majorHAnsi"/>
+      <w:rFonts w:ascii="Times New Roman" w:asciiTheme="majorHAnsi" w:cstheme="majorBidi" w:eastAsia="黑体" w:hAnsi="Times New Roman" w:hAnsiTheme="majorHAnsi"/>
       <w:b/>
       <w:color w:val="1F3864"/>
       <w:spacing w:val="5"/>
@@ -3092,7 +3277,7 @@
     <w:uiPriority w:val="10"/>
     <w:rsid w:val="00FC693F"/>
     <w:rPr>
-      <w:rFonts w:asciiTheme="majorHAnsi" w:cstheme="majorBidi" w:eastAsiaTheme="majorEastAsia" w:hAnsiTheme="majorHAnsi"/>
+      <w:rFonts w:asciiTheme="majorHAnsi" w:cstheme="majorBidi" w:hAnsiTheme="majorHAnsi" w:eastAsia="黑体"/>
       <w:color w:themeColor="text2" w:themeShade="BF" w:val="17365D"/>
       <w:spacing w:val="5"/>
       <w:kern w:val="28"/>
@@ -3114,7 +3299,7 @@
       </w:numPr>
     </w:pPr>
     <w:rPr>
-      <w:rFonts w:asciiTheme="majorHAnsi" w:cstheme="majorBidi" w:eastAsiaTheme="majorEastAsia" w:hAnsiTheme="majorHAnsi"/>
+      <w:rFonts w:asciiTheme="majorHAnsi" w:cstheme="majorBidi" w:hAnsiTheme="majorHAnsi" w:eastAsia="黑体"/>
       <w:i/>
       <w:iCs/>
       <w:color w:themeColor="accent1" w:val="4F81BD"/>
@@ -3130,7 +3315,7 @@
     <w:uiPriority w:val="11"/>
     <w:rsid w:val="00FC693F"/>
     <w:rPr>
-      <w:rFonts w:asciiTheme="majorHAnsi" w:cstheme="majorBidi" w:eastAsiaTheme="majorEastAsia" w:hAnsiTheme="majorHAnsi"/>
+      <w:rFonts w:asciiTheme="majorHAnsi" w:cstheme="majorBidi" w:hAnsiTheme="majorHAnsi" w:eastAsia="黑体"/>
       <w:i/>
       <w:iCs/>
       <w:color w:themeColor="accent1" w:val="4F81BD"/>
@@ -3197,6 +3382,7 @@
       <w:spacing w:after="120"/>
     </w:pPr>
     <w:rPr>
+      <w:rFonts w:eastAsia="黑体"/>
       <w:sz w:val="16"/>
       <w:szCs w:val="16"/>
     </w:rPr>
@@ -3208,6 +3394,7 @@
     <w:uiPriority w:val="99"/>
     <w:rsid w:val="00AA1D8D"/>
     <w:rPr>
+      <w:rFonts w:eastAsia="黑体"/>
       <w:sz w:val="16"/>
       <w:szCs w:val="16"/>
     </w:rPr>
@@ -3377,7 +3564,7 @@
       </w:tabs>
     </w:pPr>
     <w:rPr>
-      <w:rFonts w:ascii="Courier" w:hAnsi="Courier"/>
+      <w:rFonts w:ascii="Courier" w:hAnsi="Courier" w:eastAsia="黑体"/>
       <w:sz w:val="20"/>
       <w:szCs w:val="20"/>
     </w:rPr>
@@ -3389,7 +3576,7 @@
     <w:uiPriority w:val="99"/>
     <w:rsid w:val="0029639D"/>
     <w:rPr>
-      <w:rFonts w:ascii="Courier" w:hAnsi="Courier"/>
+      <w:rFonts w:ascii="Courier" w:hAnsi="Courier" w:eastAsia="黑体"/>
       <w:sz w:val="20"/>
       <w:szCs w:val="20"/>
     </w:rPr>
@@ -3425,6 +3612,7 @@
     <w:uiPriority w:val="29"/>
     <w:rsid w:val="00FC693F"/>
     <w:rPr>
+      <w:rFonts w:eastAsia="黑体"/>
       <w:i/>
       <w:iCs/>
       <w:color w:themeColor="text1" w:val="000000"/>
@@ -3438,7 +3626,7 @@
     <w:semiHidden/>
     <w:rsid w:val="00FC693F"/>
     <w:rPr>
-      <w:rFonts w:asciiTheme="majorHAnsi" w:cstheme="majorBidi" w:eastAsiaTheme="majorEastAsia" w:hAnsiTheme="majorHAnsi"/>
+      <w:rFonts w:asciiTheme="majorHAnsi" w:cstheme="majorBidi" w:hAnsiTheme="majorHAnsi" w:eastAsia="黑体"/>
       <w:b/>
       <w:bCs/>
       <w:i/>
@@ -3454,7 +3642,7 @@
     <w:semiHidden/>
     <w:rsid w:val="00FC693F"/>
     <w:rPr>
-      <w:rFonts w:asciiTheme="majorHAnsi" w:cstheme="majorBidi" w:eastAsiaTheme="majorEastAsia" w:hAnsiTheme="majorHAnsi"/>
+      <w:rFonts w:asciiTheme="majorHAnsi" w:cstheme="majorBidi" w:hAnsiTheme="majorHAnsi" w:eastAsia="黑体"/>
       <w:color w:themeColor="accent1" w:themeShade="7F" w:val="243F60"/>
     </w:rPr>
   </w:style>
@@ -3466,7 +3654,7 @@
     <w:semiHidden/>
     <w:rsid w:val="00FC693F"/>
     <w:rPr>
-      <w:rFonts w:asciiTheme="majorHAnsi" w:cstheme="majorBidi" w:eastAsiaTheme="majorEastAsia" w:hAnsiTheme="majorHAnsi"/>
+      <w:rFonts w:asciiTheme="majorHAnsi" w:cstheme="majorBidi" w:hAnsiTheme="majorHAnsi" w:eastAsia="黑体"/>
       <w:i/>
       <w:iCs/>
       <w:color w:themeColor="accent1" w:themeShade="7F" w:val="243F60"/>
@@ -3480,7 +3668,7 @@
     <w:semiHidden/>
     <w:rsid w:val="00FC693F"/>
     <w:rPr>
-      <w:rFonts w:asciiTheme="majorHAnsi" w:cstheme="majorBidi" w:eastAsiaTheme="majorEastAsia" w:hAnsiTheme="majorHAnsi"/>
+      <w:rFonts w:asciiTheme="majorHAnsi" w:cstheme="majorBidi" w:hAnsiTheme="majorHAnsi" w:eastAsia="黑体"/>
       <w:i/>
       <w:iCs/>
       <w:color w:themeColor="text1" w:themeTint="BF" w:val="404040"/>
@@ -3494,7 +3682,7 @@
     <w:semiHidden/>
     <w:rsid w:val="00FC693F"/>
     <w:rPr>
-      <w:rFonts w:asciiTheme="majorHAnsi" w:cstheme="majorBidi" w:eastAsiaTheme="majorEastAsia" w:hAnsiTheme="majorHAnsi"/>
+      <w:rFonts w:asciiTheme="majorHAnsi" w:cstheme="majorBidi" w:hAnsiTheme="majorHAnsi" w:eastAsia="黑体"/>
       <w:color w:themeColor="accent1" w:val="4F81BD"/>
       <w:sz w:val="20"/>
       <w:szCs w:val="20"/>
@@ -3508,7 +3696,7 @@
     <w:semiHidden/>
     <w:rsid w:val="00FC693F"/>
     <w:rPr>
-      <w:rFonts w:asciiTheme="majorHAnsi" w:cstheme="majorBidi" w:eastAsiaTheme="majorEastAsia" w:hAnsiTheme="majorHAnsi"/>
+      <w:rFonts w:asciiTheme="majorHAnsi" w:cstheme="majorBidi" w:hAnsiTheme="majorHAnsi" w:eastAsia="黑体"/>
       <w:i/>
       <w:iCs/>
       <w:color w:themeColor="text1" w:themeTint="BF" w:val="404040"/>
@@ -3529,6 +3717,7 @@
       <w:spacing w:line="240" w:lineRule="auto"/>
     </w:pPr>
     <w:rPr>
+      <w:rFonts w:eastAsia="黑体"/>
       <w:b/>
       <w:bCs/>
       <w:color w:themeColor="accent1" w:val="4F81BD"/>
@@ -3543,6 +3732,7 @@
     <w:qFormat/>
     <w:rsid w:val="00FC693F"/>
     <w:rPr>
+      <w:rFonts w:eastAsia="黑体"/>
       <w:b/>
       <w:bCs/>
     </w:rPr>
@@ -3554,6 +3744,7 @@
     <w:qFormat/>
     <w:rsid w:val="00FC693F"/>
     <w:rPr>
+      <w:rFonts w:eastAsia="黑体"/>
       <w:i/>
       <w:iCs/>
     </w:rPr>
@@ -3574,6 +3765,7 @@
       <w:ind w:left="936" w:right="936"/>
     </w:pPr>
     <w:rPr>
+      <w:rFonts w:eastAsia="黑体"/>
       <w:b/>
       <w:bCs/>
       <w:i/>
@@ -3588,6 +3780,7 @@
     <w:uiPriority w:val="30"/>
     <w:rsid w:val="00FC693F"/>
     <w:rPr>
+      <w:rFonts w:eastAsia="黑体"/>
       <w:b/>
       <w:bCs/>
       <w:i/>
@@ -3602,6 +3795,7 @@
     <w:qFormat/>
     <w:rsid w:val="00FC693F"/>
     <w:rPr>
+      <w:rFonts w:eastAsia="黑体"/>
       <w:i/>
       <w:iCs/>
       <w:color w:themeColor="text1" w:themeTint="7F" w:val="808080"/>
@@ -3614,6 +3808,7 @@
     <w:qFormat/>
     <w:rsid w:val="00FC693F"/>
     <w:rPr>
+      <w:rFonts w:eastAsia="黑体"/>
       <w:b/>
       <w:bCs/>
       <w:i/>
@@ -3628,6 +3823,7 @@
     <w:qFormat/>
     <w:rsid w:val="00FC693F"/>
     <w:rPr>
+      <w:rFonts w:eastAsia="黑体"/>
       <w:smallCaps/>
       <w:color w:themeColor="accent2" w:val="C0504D"/>
       <w:u w:val="single"/>
@@ -3640,6 +3836,7 @@
     <w:qFormat/>
     <w:rsid w:val="00FC693F"/>
     <w:rPr>
+      <w:rFonts w:eastAsia="黑体"/>
       <w:b/>
       <w:bCs/>
       <w:smallCaps/>
@@ -3655,6 +3852,7 @@
     <w:qFormat/>
     <w:rsid w:val="00FC693F"/>
     <w:rPr>
+      <w:rFonts w:eastAsia="黑体"/>
       <w:b/>
       <w:bCs/>
       <w:smallCaps/>
@@ -3709,6 +3907,7 @@
       <w:spacing w:after="0" w:line="240" w:lineRule="auto"/>
     </w:pPr>
     <w:rPr>
+      <w:rFonts w:eastAsia="黑体"/>
       <w:color w:themeColor="text1" w:themeShade="BF" w:val="000000"/>
     </w:rPr>
     <w:tblPr>
@@ -3731,6 +3930,7 @@
         <w:spacing w:after="0" w:before="0" w:line="240" w:lineRule="auto"/>
       </w:pPr>
       <w:rPr>
+        <w:rFonts w:eastAsia="黑体"/>
         <w:b/>
         <w:bCs/>
       </w:rPr>
@@ -3751,6 +3951,7 @@
         <w:spacing w:after="0" w:before="0" w:line="240" w:lineRule="auto"/>
       </w:pPr>
       <w:rPr>
+        <w:rFonts w:eastAsia="黑体"/>
         <w:b/>
         <w:bCs/>
       </w:rPr>
@@ -3768,12 +3969,14 @@
     </w:tblStylePr>
     <w:tblStylePr w:type="firstCol">
       <w:rPr>
+        <w:rFonts w:eastAsia="黑体"/>
         <w:b/>
         <w:bCs/>
       </w:rPr>
     </w:tblStylePr>
     <w:tblStylePr w:type="lastCol">
       <w:rPr>
+        <w:rFonts w:eastAsia="黑体"/>
         <w:b/>
         <w:bCs/>
       </w:rPr>
@@ -3812,6 +4015,7 @@
       <w:spacing w:after="0" w:line="240" w:lineRule="auto"/>
     </w:pPr>
     <w:rPr>
+      <w:rFonts w:eastAsia="黑体"/>
       <w:color w:themeColor="accent1" w:themeShade="BF" w:val="365F91"/>
     </w:rPr>
     <w:tblPr>
@@ -3834,6 +4038,7 @@
         <w:spacing w:after="0" w:before="0" w:line="240" w:lineRule="auto"/>
       </w:pPr>
       <w:rPr>
+        <w:rFonts w:eastAsia="黑体"/>
         <w:b/>
         <w:bCs/>
       </w:rPr>
@@ -3854,6 +4059,7 @@
         <w:spacing w:after="0" w:before="0" w:line="240" w:lineRule="auto"/>
       </w:pPr>
       <w:rPr>
+        <w:rFonts w:eastAsia="黑体"/>
         <w:b/>
         <w:bCs/>
       </w:rPr>
@@ -3871,12 +4077,14 @@
     </w:tblStylePr>
     <w:tblStylePr w:type="firstCol">
       <w:rPr>
+        <w:rFonts w:eastAsia="黑体"/>
         <w:b/>
         <w:bCs/>
       </w:rPr>
     </w:tblStylePr>
     <w:tblStylePr w:type="lastCol">
       <w:rPr>
+        <w:rFonts w:eastAsia="黑体"/>
         <w:b/>
         <w:bCs/>
       </w:rPr>
@@ -3915,6 +4123,7 @@
       <w:spacing w:after="0" w:line="240" w:lineRule="auto"/>
     </w:pPr>
     <w:rPr>
+      <w:rFonts w:eastAsia="黑体"/>
       <w:color w:themeColor="accent2" w:themeShade="BF" w:val="943634"/>
     </w:rPr>
     <w:tblPr>
@@ -3937,6 +4146,7 @@
         <w:spacing w:after="0" w:before="0" w:line="240" w:lineRule="auto"/>
       </w:pPr>
       <w:rPr>
+        <w:rFonts w:eastAsia="黑体"/>
         <w:b/>
         <w:bCs/>
       </w:rPr>
@@ -3957,6 +4167,7 @@
         <w:spacing w:after="0" w:before="0" w:line="240" w:lineRule="auto"/>
       </w:pPr>
       <w:rPr>
+        <w:rFonts w:eastAsia="黑体"/>
         <w:b/>
         <w:bCs/>
       </w:rPr>
@@ -3974,12 +4185,14 @@
     </w:tblStylePr>
     <w:tblStylePr w:type="firstCol">
       <w:rPr>
+        <w:rFonts w:eastAsia="黑体"/>
         <w:b/>
         <w:bCs/>
       </w:rPr>
     </w:tblStylePr>
     <w:tblStylePr w:type="lastCol">
       <w:rPr>
+        <w:rFonts w:eastAsia="黑体"/>
         <w:b/>
         <w:bCs/>
       </w:rPr>
@@ -4018,6 +4231,7 @@
       <w:spacing w:after="0" w:line="240" w:lineRule="auto"/>
     </w:pPr>
     <w:rPr>
+      <w:rFonts w:eastAsia="黑体"/>
       <w:color w:themeColor="accent3" w:themeShade="BF" w:val="76923C"/>
     </w:rPr>
     <w:tblPr>
@@ -4040,6 +4254,7 @@
         <w:spacing w:after="0" w:before="0" w:line="240" w:lineRule="auto"/>
       </w:pPr>
       <w:rPr>
+        <w:rFonts w:eastAsia="黑体"/>
         <w:b/>
         <w:bCs/>
       </w:rPr>
@@ -4060,6 +4275,7 @@
         <w:spacing w:after="0" w:before="0" w:line="240" w:lineRule="auto"/>
       </w:pPr>
       <w:rPr>
+        <w:rFonts w:eastAsia="黑体"/>
         <w:b/>
         <w:bCs/>
       </w:rPr>
@@ -4077,12 +4293,14 @@
     </w:tblStylePr>
     <w:tblStylePr w:type="firstCol">
       <w:rPr>
+        <w:rFonts w:eastAsia="黑体"/>
         <w:b/>
         <w:bCs/>
       </w:rPr>
     </w:tblStylePr>
     <w:tblStylePr w:type="lastCol">
       <w:rPr>
+        <w:rFonts w:eastAsia="黑体"/>
         <w:b/>
         <w:bCs/>
       </w:rPr>
@@ -4121,6 +4339,7 @@
       <w:spacing w:after="0" w:line="240" w:lineRule="auto"/>
     </w:pPr>
     <w:rPr>
+      <w:rFonts w:eastAsia="黑体"/>
       <w:color w:themeColor="accent4" w:themeShade="BF" w:val="5F497A"/>
     </w:rPr>
     <w:tblPr>
@@ -4143,6 +4362,7 @@
         <w:spacing w:after="0" w:before="0" w:line="240" w:lineRule="auto"/>
       </w:pPr>
       <w:rPr>
+        <w:rFonts w:eastAsia="黑体"/>
         <w:b/>
         <w:bCs/>
       </w:rPr>
@@ -4163,6 +4383,7 @@
         <w:spacing w:after="0" w:before="0" w:line="240" w:lineRule="auto"/>
       </w:pPr>
       <w:rPr>
+        <w:rFonts w:eastAsia="黑体"/>
         <w:b/>
         <w:bCs/>
       </w:rPr>
@@ -4180,12 +4401,14 @@
     </w:tblStylePr>
     <w:tblStylePr w:type="firstCol">
       <w:rPr>
+        <w:rFonts w:eastAsia="黑体"/>
         <w:b/>
         <w:bCs/>
       </w:rPr>
     </w:tblStylePr>
     <w:tblStylePr w:type="lastCol">
       <w:rPr>
+        <w:rFonts w:eastAsia="黑体"/>
         <w:b/>
         <w:bCs/>
       </w:rPr>
@@ -4224,6 +4447,7 @@
       <w:spacing w:after="0" w:line="240" w:lineRule="auto"/>
     </w:pPr>
     <w:rPr>
+      <w:rFonts w:eastAsia="黑体"/>
       <w:color w:themeColor="accent5" w:themeShade="BF" w:val="31849B"/>
     </w:rPr>
     <w:tblPr>
@@ -4246,6 +4470,7 @@
         <w:spacing w:after="0" w:before="0" w:line="240" w:lineRule="auto"/>
       </w:pPr>
       <w:rPr>
+        <w:rFonts w:eastAsia="黑体"/>
         <w:b/>
         <w:bCs/>
       </w:rPr>
@@ -4266,6 +4491,7 @@
         <w:spacing w:after="0" w:before="0" w:line="240" w:lineRule="auto"/>
       </w:pPr>
       <w:rPr>
+        <w:rFonts w:eastAsia="黑体"/>
         <w:b/>
         <w:bCs/>
       </w:rPr>
@@ -4283,12 +4509,14 @@
     </w:tblStylePr>
     <w:tblStylePr w:type="firstCol">
       <w:rPr>
+        <w:rFonts w:eastAsia="黑体"/>
         <w:b/>
         <w:bCs/>
       </w:rPr>
     </w:tblStylePr>
     <w:tblStylePr w:type="lastCol">
       <w:rPr>
+        <w:rFonts w:eastAsia="黑体"/>
         <w:b/>
         <w:bCs/>
       </w:rPr>
@@ -4327,6 +4555,7 @@
       <w:spacing w:after="0" w:line="240" w:lineRule="auto"/>
     </w:pPr>
     <w:rPr>
+      <w:rFonts w:eastAsia="黑体"/>
       <w:color w:themeColor="accent6" w:themeShade="BF" w:val="E36C0A"/>
     </w:rPr>
     <w:tblPr>
@@ -4349,6 +4578,7 @@
         <w:spacing w:after="0" w:before="0" w:line="240" w:lineRule="auto"/>
       </w:pPr>
       <w:rPr>
+        <w:rFonts w:eastAsia="黑体"/>
         <w:b/>
         <w:bCs/>
       </w:rPr>
@@ -4369,6 +4599,7 @@
         <w:spacing w:after="0" w:before="0" w:line="240" w:lineRule="auto"/>
       </w:pPr>
       <w:rPr>
+        <w:rFonts w:eastAsia="黑体"/>
         <w:b/>
         <w:bCs/>
       </w:rPr>
@@ -4386,12 +4617,14 @@
     </w:tblStylePr>
     <w:tblStylePr w:type="firstCol">
       <w:rPr>
+        <w:rFonts w:eastAsia="黑体"/>
         <w:b/>
         <w:bCs/>
       </w:rPr>
     </w:tblStylePr>
     <w:tblStylePr w:type="lastCol">
       <w:rPr>
+        <w:rFonts w:eastAsia="黑体"/>
         <w:b/>
         <w:bCs/>
       </w:rPr>
@@ -4451,6 +4684,7 @@
         <w:spacing w:after="0" w:before="0" w:line="240" w:lineRule="auto"/>
       </w:pPr>
       <w:rPr>
+        <w:rFonts w:eastAsia="黑体"/>
         <w:b/>
         <w:bCs/>
         <w:color w:themeColor="background1" w:val="FFFFFF"/>
@@ -4465,6 +4699,7 @@
         <w:spacing w:after="0" w:before="0" w:line="240" w:lineRule="auto"/>
       </w:pPr>
       <w:rPr>
+        <w:rFonts w:eastAsia="黑体"/>
         <w:b/>
         <w:bCs/>
       </w:rPr>
@@ -4480,12 +4715,14 @@
     </w:tblStylePr>
     <w:tblStylePr w:type="firstCol">
       <w:rPr>
+        <w:rFonts w:eastAsia="黑体"/>
         <w:b/>
         <w:bCs/>
       </w:rPr>
     </w:tblStylePr>
     <w:tblStylePr w:type="lastCol">
       <w:rPr>
+        <w:rFonts w:eastAsia="黑体"/>
         <w:b/>
         <w:bCs/>
       </w:rPr>
@@ -4543,6 +4780,7 @@
         <w:spacing w:after="0" w:before="0" w:line="240" w:lineRule="auto"/>
       </w:pPr>
       <w:rPr>
+        <w:rFonts w:eastAsia="黑体"/>
         <w:b/>
         <w:bCs/>
         <w:color w:themeColor="background1" w:val="FFFFFF"/>
@@ -4557,6 +4795,7 @@
         <w:spacing w:after="0" w:before="0" w:line="240" w:lineRule="auto"/>
       </w:pPr>
       <w:rPr>
+        <w:rFonts w:eastAsia="黑体"/>
         <w:b/>
         <w:bCs/>
       </w:rPr>
@@ -4572,12 +4811,14 @@
     </w:tblStylePr>
     <w:tblStylePr w:type="firstCol">
       <w:rPr>
+        <w:rFonts w:eastAsia="黑体"/>
         <w:b/>
         <w:bCs/>
       </w:rPr>
     </w:tblStylePr>
     <w:tblStylePr w:type="lastCol">
       <w:rPr>
+        <w:rFonts w:eastAsia="黑体"/>
         <w:b/>
         <w:bCs/>
       </w:rPr>
@@ -4635,6 +4876,7 @@
         <w:spacing w:after="0" w:before="0" w:line="240" w:lineRule="auto"/>
       </w:pPr>
       <w:rPr>
+        <w:rFonts w:eastAsia="黑体"/>
         <w:b/>
         <w:bCs/>
         <w:color w:themeColor="background1" w:val="FFFFFF"/>
@@ -4649,6 +4891,7 @@
         <w:spacing w:after="0" w:before="0" w:line="240" w:lineRule="auto"/>
       </w:pPr>
       <w:rPr>
+        <w:rFonts w:eastAsia="黑体"/>
         <w:b/>
         <w:bCs/>
       </w:rPr>
@@ -4664,12 +4907,14 @@
     </w:tblStylePr>
     <w:tblStylePr w:type="firstCol">
       <w:rPr>
+        <w:rFonts w:eastAsia="黑体"/>
         <w:b/>
         <w:bCs/>
       </w:rPr>
     </w:tblStylePr>
     <w:tblStylePr w:type="lastCol">
       <w:rPr>
+        <w:rFonts w:eastAsia="黑体"/>
         <w:b/>
         <w:bCs/>
       </w:rPr>
@@ -4727,6 +4972,7 @@
         <w:spacing w:after="0" w:before="0" w:line="240" w:lineRule="auto"/>
       </w:pPr>
       <w:rPr>
+        <w:rFonts w:eastAsia="黑体"/>
         <w:b/>
         <w:bCs/>
         <w:color w:themeColor="background1" w:val="FFFFFF"/>
@@ -4741,6 +4987,7 @@
         <w:spacing w:after="0" w:before="0" w:line="240" w:lineRule="auto"/>
       </w:pPr>
       <w:rPr>
+        <w:rFonts w:eastAsia="黑体"/>
         <w:b/>
         <w:bCs/>
       </w:rPr>
@@ -4756,12 +5003,14 @@
     </w:tblStylePr>
     <w:tblStylePr w:type="firstCol">
       <w:rPr>
+        <w:rFonts w:eastAsia="黑体"/>
         <w:b/>
         <w:bCs/>
       </w:rPr>
     </w:tblStylePr>
     <w:tblStylePr w:type="lastCol">
       <w:rPr>
+        <w:rFonts w:eastAsia="黑体"/>
         <w:b/>
         <w:bCs/>
       </w:rPr>
@@ -4819,6 +5068,7 @@
         <w:spacing w:after="0" w:before="0" w:line="240" w:lineRule="auto"/>
       </w:pPr>
       <w:rPr>
+        <w:rFonts w:eastAsia="黑体"/>
         <w:b/>
         <w:bCs/>
         <w:color w:themeColor="background1" w:val="FFFFFF"/>
@@ -4833,6 +5083,7 @@
         <w:spacing w:after="0" w:before="0" w:line="240" w:lineRule="auto"/>
       </w:pPr>
       <w:rPr>
+        <w:rFonts w:eastAsia="黑体"/>
         <w:b/>
         <w:bCs/>
       </w:rPr>
@@ -4848,12 +5099,14 @@
     </w:tblStylePr>
     <w:tblStylePr w:type="firstCol">
       <w:rPr>
+        <w:rFonts w:eastAsia="黑体"/>
         <w:b/>
         <w:bCs/>
       </w:rPr>
     </w:tblStylePr>
     <w:tblStylePr w:type="lastCol">
       <w:rPr>
+        <w:rFonts w:eastAsia="黑体"/>
         <w:b/>
         <w:bCs/>
       </w:rPr>
@@ -4911,6 +5164,7 @@
         <w:spacing w:after="0" w:before="0" w:line="240" w:lineRule="auto"/>
       </w:pPr>
       <w:rPr>
+        <w:rFonts w:eastAsia="黑体"/>
         <w:b/>
         <w:bCs/>
         <w:color w:themeColor="background1" w:val="FFFFFF"/>
@@ -4925,6 +5179,7 @@
         <w:spacing w:after="0" w:before="0" w:line="240" w:lineRule="auto"/>
       </w:pPr>
       <w:rPr>
+        <w:rFonts w:eastAsia="黑体"/>
         <w:b/>
         <w:bCs/>
       </w:rPr>
@@ -4940,12 +5195,14 @@
     </w:tblStylePr>
     <w:tblStylePr w:type="firstCol">
       <w:rPr>
+        <w:rFonts w:eastAsia="黑体"/>
         <w:b/>
         <w:bCs/>
       </w:rPr>
     </w:tblStylePr>
     <w:tblStylePr w:type="lastCol">
       <w:rPr>
+        <w:rFonts w:eastAsia="黑体"/>
         <w:b/>
         <w:bCs/>
       </w:rPr>
@@ -5003,6 +5260,7 @@
         <w:spacing w:after="0" w:before="0" w:line="240" w:lineRule="auto"/>
       </w:pPr>
       <w:rPr>
+        <w:rFonts w:eastAsia="黑体"/>
         <w:b/>
         <w:bCs/>
         <w:color w:themeColor="background1" w:val="FFFFFF"/>
@@ -5017,6 +5275,7 @@
         <w:spacing w:after="0" w:before="0" w:line="240" w:lineRule="auto"/>
       </w:pPr>
       <w:rPr>
+        <w:rFonts w:eastAsia="黑体"/>
         <w:b/>
         <w:bCs/>
       </w:rPr>
@@ -5032,12 +5291,14 @@
     </w:tblStylePr>
     <w:tblStylePr w:type="firstCol">
       <w:rPr>
+        <w:rFonts w:eastAsia="黑体"/>
         <w:b/>
         <w:bCs/>
       </w:rPr>
     </w:tblStylePr>
     <w:tblStylePr w:type="lastCol">
       <w:rPr>
+        <w:rFonts w:eastAsia="黑体"/>
         <w:b/>
         <w:bCs/>
       </w:rPr>
@@ -5097,7 +5358,7 @@
         <w:spacing w:after="0" w:before="0" w:line="240" w:lineRule="auto"/>
       </w:pPr>
       <w:rPr>
-        <w:rFonts w:asciiTheme="majorHAnsi" w:cstheme="majorBidi" w:eastAsiaTheme="majorEastAsia" w:hAnsiTheme="majorHAnsi"/>
+        <w:rFonts w:asciiTheme="majorHAnsi" w:cstheme="majorBidi" w:hAnsiTheme="majorHAnsi" w:eastAsia="黑体"/>
         <w:b/>
         <w:bCs/>
       </w:rPr>
@@ -5118,7 +5379,7 @@
         <w:spacing w:after="0" w:before="0" w:line="240" w:lineRule="auto"/>
       </w:pPr>
       <w:rPr>
-        <w:rFonts w:asciiTheme="majorHAnsi" w:cstheme="majorBidi" w:eastAsiaTheme="majorEastAsia" w:hAnsiTheme="majorHAnsi"/>
+        <w:rFonts w:asciiTheme="majorHAnsi" w:cstheme="majorBidi" w:hAnsiTheme="majorHAnsi" w:eastAsia="黑体"/>
         <w:b/>
         <w:bCs/>
       </w:rPr>
@@ -5136,14 +5397,14 @@
     </w:tblStylePr>
     <w:tblStylePr w:type="firstCol">
       <w:rPr>
-        <w:rFonts w:asciiTheme="majorHAnsi" w:cstheme="majorBidi" w:eastAsiaTheme="majorEastAsia" w:hAnsiTheme="majorHAnsi"/>
+        <w:rFonts w:asciiTheme="majorHAnsi" w:cstheme="majorBidi" w:hAnsiTheme="majorHAnsi" w:eastAsia="黑体"/>
         <w:b/>
         <w:bCs/>
       </w:rPr>
     </w:tblStylePr>
     <w:tblStylePr w:type="lastCol">
       <w:rPr>
-        <w:rFonts w:asciiTheme="majorHAnsi" w:cstheme="majorBidi" w:eastAsiaTheme="majorEastAsia" w:hAnsiTheme="majorHAnsi"/>
+        <w:rFonts w:asciiTheme="majorHAnsi" w:cstheme="majorBidi" w:hAnsiTheme="majorHAnsi" w:eastAsia="黑体"/>
         <w:b/>
         <w:bCs/>
       </w:rPr>
@@ -5227,7 +5488,7 @@
         <w:spacing w:after="0" w:before="0" w:line="240" w:lineRule="auto"/>
       </w:pPr>
       <w:rPr>
-        <w:rFonts w:asciiTheme="majorHAnsi" w:cstheme="majorBidi" w:eastAsiaTheme="majorEastAsia" w:hAnsiTheme="majorHAnsi"/>
+        <w:rFonts w:asciiTheme="majorHAnsi" w:cstheme="majorBidi" w:hAnsiTheme="majorHAnsi" w:eastAsia="黑体"/>
         <w:b/>
         <w:bCs/>
       </w:rPr>
@@ -5248,7 +5509,7 @@
         <w:spacing w:after="0" w:before="0" w:line="240" w:lineRule="auto"/>
       </w:pPr>
       <w:rPr>
-        <w:rFonts w:asciiTheme="majorHAnsi" w:cstheme="majorBidi" w:eastAsiaTheme="majorEastAsia" w:hAnsiTheme="majorHAnsi"/>
+        <w:rFonts w:asciiTheme="majorHAnsi" w:cstheme="majorBidi" w:hAnsiTheme="majorHAnsi" w:eastAsia="黑体"/>
         <w:b/>
         <w:bCs/>
       </w:rPr>
@@ -5266,14 +5527,14 @@
     </w:tblStylePr>
     <w:tblStylePr w:type="firstCol">
       <w:rPr>
-        <w:rFonts w:asciiTheme="majorHAnsi" w:cstheme="majorBidi" w:eastAsiaTheme="majorEastAsia" w:hAnsiTheme="majorHAnsi"/>
+        <w:rFonts w:asciiTheme="majorHAnsi" w:cstheme="majorBidi" w:hAnsiTheme="majorHAnsi" w:eastAsia="黑体"/>
         <w:b/>
         <w:bCs/>
       </w:rPr>
     </w:tblStylePr>
     <w:tblStylePr w:type="lastCol">
       <w:rPr>
-        <w:rFonts w:asciiTheme="majorHAnsi" w:cstheme="majorBidi" w:eastAsiaTheme="majorEastAsia" w:hAnsiTheme="majorHAnsi"/>
+        <w:rFonts w:asciiTheme="majorHAnsi" w:cstheme="majorBidi" w:hAnsiTheme="majorHAnsi" w:eastAsia="黑体"/>
         <w:b/>
         <w:bCs/>
       </w:rPr>
@@ -5357,7 +5618,7 @@
         <w:spacing w:after="0" w:before="0" w:line="240" w:lineRule="auto"/>
       </w:pPr>
       <w:rPr>
-        <w:rFonts w:asciiTheme="majorHAnsi" w:cstheme="majorBidi" w:eastAsiaTheme="majorEastAsia" w:hAnsiTheme="majorHAnsi"/>
+        <w:rFonts w:asciiTheme="majorHAnsi" w:cstheme="majorBidi" w:hAnsiTheme="majorHAnsi" w:eastAsia="黑体"/>
         <w:b/>
         <w:bCs/>
       </w:rPr>
@@ -5378,7 +5639,7 @@
         <w:spacing w:after="0" w:before="0" w:line="240" w:lineRule="auto"/>
       </w:pPr>
       <w:rPr>
-        <w:rFonts w:asciiTheme="majorHAnsi" w:cstheme="majorBidi" w:eastAsiaTheme="majorEastAsia" w:hAnsiTheme="majorHAnsi"/>
+        <w:rFonts w:asciiTheme="majorHAnsi" w:cstheme="majorBidi" w:hAnsiTheme="majorHAnsi" w:eastAsia="黑体"/>
         <w:b/>
         <w:bCs/>
       </w:rPr>
@@ -5396,14 +5657,14 @@
     </w:tblStylePr>
     <w:tblStylePr w:type="firstCol">
       <w:rPr>
-        <w:rFonts w:asciiTheme="majorHAnsi" w:cstheme="majorBidi" w:eastAsiaTheme="majorEastAsia" w:hAnsiTheme="majorHAnsi"/>
+        <w:rFonts w:asciiTheme="majorHAnsi" w:cstheme="majorBidi" w:hAnsiTheme="majorHAnsi" w:eastAsia="黑体"/>
         <w:b/>
         <w:bCs/>
       </w:rPr>
     </w:tblStylePr>
     <w:tblStylePr w:type="lastCol">
       <w:rPr>
-        <w:rFonts w:asciiTheme="majorHAnsi" w:cstheme="majorBidi" w:eastAsiaTheme="majorEastAsia" w:hAnsiTheme="majorHAnsi"/>
+        <w:rFonts w:asciiTheme="majorHAnsi" w:cstheme="majorBidi" w:hAnsiTheme="majorHAnsi" w:eastAsia="黑体"/>
         <w:b/>
         <w:bCs/>
       </w:rPr>
@@ -5487,7 +5748,7 @@
         <w:spacing w:after="0" w:before="0" w:line="240" w:lineRule="auto"/>
       </w:pPr>
       <w:rPr>
-        <w:rFonts w:asciiTheme="majorHAnsi" w:cstheme="majorBidi" w:eastAsiaTheme="majorEastAsia" w:hAnsiTheme="majorHAnsi"/>
+        <w:rFonts w:asciiTheme="majorHAnsi" w:cstheme="majorBidi" w:hAnsiTheme="majorHAnsi" w:eastAsia="黑体"/>
         <w:b/>
         <w:bCs/>
       </w:rPr>
@@ -5508,7 +5769,7 @@
         <w:spacing w:after="0" w:before="0" w:line="240" w:lineRule="auto"/>
       </w:pPr>
       <w:rPr>
-        <w:rFonts w:asciiTheme="majorHAnsi" w:cstheme="majorBidi" w:eastAsiaTheme="majorEastAsia" w:hAnsiTheme="majorHAnsi"/>
+        <w:rFonts w:asciiTheme="majorHAnsi" w:cstheme="majorBidi" w:hAnsiTheme="majorHAnsi" w:eastAsia="黑体"/>
         <w:b/>
         <w:bCs/>
       </w:rPr>
@@ -5526,14 +5787,14 @@
     </w:tblStylePr>
     <w:tblStylePr w:type="firstCol">
       <w:rPr>
-        <w:rFonts w:asciiTheme="majorHAnsi" w:cstheme="majorBidi" w:eastAsiaTheme="majorEastAsia" w:hAnsiTheme="majorHAnsi"/>
+        <w:rFonts w:asciiTheme="majorHAnsi" w:cstheme="majorBidi" w:hAnsiTheme="majorHAnsi" w:eastAsia="黑体"/>
         <w:b/>
         <w:bCs/>
       </w:rPr>
     </w:tblStylePr>
     <w:tblStylePr w:type="lastCol">
       <w:rPr>
-        <w:rFonts w:asciiTheme="majorHAnsi" w:cstheme="majorBidi" w:eastAsiaTheme="majorEastAsia" w:hAnsiTheme="majorHAnsi"/>
+        <w:rFonts w:asciiTheme="majorHAnsi" w:cstheme="majorBidi" w:hAnsiTheme="majorHAnsi" w:eastAsia="黑体"/>
         <w:b/>
         <w:bCs/>
       </w:rPr>
@@ -5617,7 +5878,7 @@
         <w:spacing w:after="0" w:before="0" w:line="240" w:lineRule="auto"/>
       </w:pPr>
       <w:rPr>
-        <w:rFonts w:asciiTheme="majorHAnsi" w:cstheme="majorBidi" w:eastAsiaTheme="majorEastAsia" w:hAnsiTheme="majorHAnsi"/>
+        <w:rFonts w:asciiTheme="majorHAnsi" w:cstheme="majorBidi" w:hAnsiTheme="majorHAnsi" w:eastAsia="黑体"/>
         <w:b/>
         <w:bCs/>
       </w:rPr>
@@ -5638,7 +5899,7 @@
         <w:spacing w:after="0" w:before="0" w:line="240" w:lineRule="auto"/>
       </w:pPr>
       <w:rPr>
-        <w:rFonts w:asciiTheme="majorHAnsi" w:cstheme="majorBidi" w:eastAsiaTheme="majorEastAsia" w:hAnsiTheme="majorHAnsi"/>
+        <w:rFonts w:asciiTheme="majorHAnsi" w:cstheme="majorBidi" w:hAnsiTheme="majorHAnsi" w:eastAsia="黑体"/>
         <w:b/>
         <w:bCs/>
       </w:rPr>
@@ -5656,14 +5917,14 @@
     </w:tblStylePr>
     <w:tblStylePr w:type="firstCol">
       <w:rPr>
-        <w:rFonts w:asciiTheme="majorHAnsi" w:cstheme="majorBidi" w:eastAsiaTheme="majorEastAsia" w:hAnsiTheme="majorHAnsi"/>
+        <w:rFonts w:asciiTheme="majorHAnsi" w:cstheme="majorBidi" w:hAnsiTheme="majorHAnsi" w:eastAsia="黑体"/>
         <w:b/>
         <w:bCs/>
       </w:rPr>
     </w:tblStylePr>
     <w:tblStylePr w:type="lastCol">
       <w:rPr>
-        <w:rFonts w:asciiTheme="majorHAnsi" w:cstheme="majorBidi" w:eastAsiaTheme="majorEastAsia" w:hAnsiTheme="majorHAnsi"/>
+        <w:rFonts w:asciiTheme="majorHAnsi" w:cstheme="majorBidi" w:hAnsiTheme="majorHAnsi" w:eastAsia="黑体"/>
         <w:b/>
         <w:bCs/>
       </w:rPr>
@@ -5747,7 +6008,7 @@
         <w:spacing w:after="0" w:before="0" w:line="240" w:lineRule="auto"/>
       </w:pPr>
       <w:rPr>
-        <w:rFonts w:asciiTheme="majorHAnsi" w:cstheme="majorBidi" w:eastAsiaTheme="majorEastAsia" w:hAnsiTheme="majorHAnsi"/>
+        <w:rFonts w:asciiTheme="majorHAnsi" w:cstheme="majorBidi" w:hAnsiTheme="majorHAnsi" w:eastAsia="黑体"/>
         <w:b/>
         <w:bCs/>
       </w:rPr>
@@ -5768,7 +6029,7 @@
         <w:spacing w:after="0" w:before="0" w:line="240" w:lineRule="auto"/>
       </w:pPr>
       <w:rPr>
-        <w:rFonts w:asciiTheme="majorHAnsi" w:cstheme="majorBidi" w:eastAsiaTheme="majorEastAsia" w:hAnsiTheme="majorHAnsi"/>
+        <w:rFonts w:asciiTheme="majorHAnsi" w:cstheme="majorBidi" w:hAnsiTheme="majorHAnsi" w:eastAsia="黑体"/>
         <w:b/>
         <w:bCs/>
       </w:rPr>
@@ -5786,14 +6047,14 @@
     </w:tblStylePr>
     <w:tblStylePr w:type="firstCol">
       <w:rPr>
-        <w:rFonts w:asciiTheme="majorHAnsi" w:cstheme="majorBidi" w:eastAsiaTheme="majorEastAsia" w:hAnsiTheme="majorHAnsi"/>
+        <w:rFonts w:asciiTheme="majorHAnsi" w:cstheme="majorBidi" w:hAnsiTheme="majorHAnsi" w:eastAsia="黑体"/>
         <w:b/>
         <w:bCs/>
       </w:rPr>
     </w:tblStylePr>
     <w:tblStylePr w:type="lastCol">
       <w:rPr>
-        <w:rFonts w:asciiTheme="majorHAnsi" w:cstheme="majorBidi" w:eastAsiaTheme="majorEastAsia" w:hAnsiTheme="majorHAnsi"/>
+        <w:rFonts w:asciiTheme="majorHAnsi" w:cstheme="majorBidi" w:hAnsiTheme="majorHAnsi" w:eastAsia="黑体"/>
         <w:b/>
         <w:bCs/>
       </w:rPr>
@@ -5877,7 +6138,7 @@
         <w:spacing w:after="0" w:before="0" w:line="240" w:lineRule="auto"/>
       </w:pPr>
       <w:rPr>
-        <w:rFonts w:asciiTheme="majorHAnsi" w:cstheme="majorBidi" w:eastAsiaTheme="majorEastAsia" w:hAnsiTheme="majorHAnsi"/>
+        <w:rFonts w:asciiTheme="majorHAnsi" w:cstheme="majorBidi" w:hAnsiTheme="majorHAnsi" w:eastAsia="黑体"/>
         <w:b/>
         <w:bCs/>
       </w:rPr>
@@ -5898,7 +6159,7 @@
         <w:spacing w:after="0" w:before="0" w:line="240" w:lineRule="auto"/>
       </w:pPr>
       <w:rPr>
-        <w:rFonts w:asciiTheme="majorHAnsi" w:cstheme="majorBidi" w:eastAsiaTheme="majorEastAsia" w:hAnsiTheme="majorHAnsi"/>
+        <w:rFonts w:asciiTheme="majorHAnsi" w:cstheme="majorBidi" w:hAnsiTheme="majorHAnsi" w:eastAsia="黑体"/>
         <w:b/>
         <w:bCs/>
       </w:rPr>
@@ -5916,14 +6177,14 @@
     </w:tblStylePr>
     <w:tblStylePr w:type="firstCol">
       <w:rPr>
-        <w:rFonts w:asciiTheme="majorHAnsi" w:cstheme="majorBidi" w:eastAsiaTheme="majorEastAsia" w:hAnsiTheme="majorHAnsi"/>
+        <w:rFonts w:asciiTheme="majorHAnsi" w:cstheme="majorBidi" w:hAnsiTheme="majorHAnsi" w:eastAsia="黑体"/>
         <w:b/>
         <w:bCs/>
       </w:rPr>
     </w:tblStylePr>
     <w:tblStylePr w:type="lastCol">
       <w:rPr>
-        <w:rFonts w:asciiTheme="majorHAnsi" w:cstheme="majorBidi" w:eastAsiaTheme="majorEastAsia" w:hAnsiTheme="majorHAnsi"/>
+        <w:rFonts w:asciiTheme="majorHAnsi" w:cstheme="majorBidi" w:hAnsiTheme="majorHAnsi" w:eastAsia="黑体"/>
         <w:b/>
         <w:bCs/>
       </w:rPr>
@@ -6006,6 +6267,7 @@
         <w:spacing w:after="0" w:before="0" w:line="240" w:lineRule="auto"/>
       </w:pPr>
       <w:rPr>
+        <w:rFonts w:eastAsia="黑体"/>
         <w:b/>
         <w:bCs/>
         <w:color w:themeColor="background1" w:val="FFFFFF"/>
@@ -6028,6 +6290,7 @@
         <w:spacing w:after="0" w:before="0" w:line="240" w:lineRule="auto"/>
       </w:pPr>
       <w:rPr>
+        <w:rFonts w:eastAsia="黑体"/>
         <w:b/>
         <w:bCs/>
       </w:rPr>
@@ -6045,12 +6308,14 @@
     </w:tblStylePr>
     <w:tblStylePr w:type="firstCol">
       <w:rPr>
+        <w:rFonts w:eastAsia="黑体"/>
         <w:b/>
         <w:bCs/>
       </w:rPr>
     </w:tblStylePr>
     <w:tblStylePr w:type="lastCol">
       <w:rPr>
+        <w:rFonts w:eastAsia="黑体"/>
         <w:b/>
         <w:bCs/>
       </w:rPr>
@@ -6112,6 +6377,7 @@
         <w:spacing w:after="0" w:before="0" w:line="240" w:lineRule="auto"/>
       </w:pPr>
       <w:rPr>
+        <w:rFonts w:eastAsia="黑体"/>
         <w:b/>
         <w:bCs/>
         <w:color w:themeColor="background1" w:val="FFFFFF"/>
@@ -6134,6 +6400,7 @@
         <w:spacing w:after="0" w:before="0" w:line="240" w:lineRule="auto"/>
       </w:pPr>
       <w:rPr>
+        <w:rFonts w:eastAsia="黑体"/>
         <w:b/>
         <w:bCs/>
       </w:rPr>
@@ -6151,12 +6418,14 @@
     </w:tblStylePr>
     <w:tblStylePr w:type="firstCol">
       <w:rPr>
+        <w:rFonts w:eastAsia="黑体"/>
         <w:b/>
         <w:bCs/>
       </w:rPr>
     </w:tblStylePr>
     <w:tblStylePr w:type="lastCol">
       <w:rPr>
+        <w:rFonts w:eastAsia="黑体"/>
         <w:b/>
         <w:bCs/>
       </w:rPr>
@@ -6218,6 +6487,7 @@
         <w:spacing w:after="0" w:before="0" w:line="240" w:lineRule="auto"/>
       </w:pPr>
       <w:rPr>
+        <w:rFonts w:eastAsia="黑体"/>
         <w:b/>
         <w:bCs/>
         <w:color w:themeColor="background1" w:val="FFFFFF"/>
@@ -6240,6 +6510,7 @@
         <w:spacing w:after="0" w:before="0" w:line="240" w:lineRule="auto"/>
       </w:pPr>
       <w:rPr>
+        <w:rFonts w:eastAsia="黑体"/>
         <w:b/>
         <w:bCs/>
       </w:rPr>
@@ -6257,12 +6528,14 @@
     </w:tblStylePr>
     <w:tblStylePr w:type="firstCol">
       <w:rPr>
+        <w:rFonts w:eastAsia="黑体"/>
         <w:b/>
         <w:bCs/>
       </w:rPr>
     </w:tblStylePr>
     <w:tblStylePr w:type="lastCol">
       <w:rPr>
+        <w:rFonts w:eastAsia="黑体"/>
         <w:b/>
         <w:bCs/>
       </w:rPr>
@@ -6324,6 +6597,7 @@
         <w:spacing w:after="0" w:before="0" w:line="240" w:lineRule="auto"/>
       </w:pPr>
       <w:rPr>
+        <w:rFonts w:eastAsia="黑体"/>
         <w:b/>
         <w:bCs/>
         <w:color w:themeColor="background1" w:val="FFFFFF"/>
@@ -6346,6 +6620,7 @@
         <w:spacing w:after="0" w:before="0" w:line="240" w:lineRule="auto"/>
       </w:pPr>
       <w:rPr>
+        <w:rFonts w:eastAsia="黑体"/>
         <w:b/>
         <w:bCs/>
       </w:rPr>
@@ -6363,12 +6638,14 @@
     </w:tblStylePr>
     <w:tblStylePr w:type="firstCol">
       <w:rPr>
+        <w:rFonts w:eastAsia="黑体"/>
         <w:b/>
         <w:bCs/>
       </w:rPr>
     </w:tblStylePr>
     <w:tblStylePr w:type="lastCol">
       <w:rPr>
+        <w:rFonts w:eastAsia="黑体"/>
         <w:b/>
         <w:bCs/>
       </w:rPr>
@@ -6430,6 +6707,7 @@
         <w:spacing w:after="0" w:before="0" w:line="240" w:lineRule="auto"/>
       </w:pPr>
       <w:rPr>
+        <w:rFonts w:eastAsia="黑体"/>
         <w:b/>
         <w:bCs/>
         <w:color w:themeColor="background1" w:val="FFFFFF"/>
@@ -6452,6 +6730,7 @@
         <w:spacing w:after="0" w:before="0" w:line="240" w:lineRule="auto"/>
       </w:pPr>
       <w:rPr>
+        <w:rFonts w:eastAsia="黑体"/>
         <w:b/>
         <w:bCs/>
       </w:rPr>
@@ -6469,12 +6748,14 @@
     </w:tblStylePr>
     <w:tblStylePr w:type="firstCol">
       <w:rPr>
+        <w:rFonts w:eastAsia="黑体"/>
         <w:b/>
         <w:bCs/>
       </w:rPr>
     </w:tblStylePr>
     <w:tblStylePr w:type="lastCol">
       <w:rPr>
+        <w:rFonts w:eastAsia="黑体"/>
         <w:b/>
         <w:bCs/>
       </w:rPr>
@@ -6536,6 +6817,7 @@
         <w:spacing w:after="0" w:before="0" w:line="240" w:lineRule="auto"/>
       </w:pPr>
       <w:rPr>
+        <w:rFonts w:eastAsia="黑体"/>
         <w:b/>
         <w:bCs/>
         <w:color w:themeColor="background1" w:val="FFFFFF"/>
@@ -6558,6 +6840,7 @@
         <w:spacing w:after="0" w:before="0" w:line="240" w:lineRule="auto"/>
       </w:pPr>
       <w:rPr>
+        <w:rFonts w:eastAsia="黑体"/>
         <w:b/>
         <w:bCs/>
       </w:rPr>
@@ -6575,12 +6858,14 @@
     </w:tblStylePr>
     <w:tblStylePr w:type="firstCol">
       <w:rPr>
+        <w:rFonts w:eastAsia="黑体"/>
         <w:b/>
         <w:bCs/>
       </w:rPr>
     </w:tblStylePr>
     <w:tblStylePr w:type="lastCol">
       <w:rPr>
+        <w:rFonts w:eastAsia="黑体"/>
         <w:b/>
         <w:bCs/>
       </w:rPr>
@@ -6642,6 +6927,7 @@
         <w:spacing w:after="0" w:before="0" w:line="240" w:lineRule="auto"/>
       </w:pPr>
       <w:rPr>
+        <w:rFonts w:eastAsia="黑体"/>
         <w:b/>
         <w:bCs/>
         <w:color w:themeColor="background1" w:val="FFFFFF"/>
@@ -6664,6 +6950,7 @@
         <w:spacing w:after="0" w:before="0" w:line="240" w:lineRule="auto"/>
       </w:pPr>
       <w:rPr>
+        <w:rFonts w:eastAsia="黑体"/>
         <w:b/>
         <w:bCs/>
       </w:rPr>
@@ -6681,12 +6968,14 @@
     </w:tblStylePr>
     <w:tblStylePr w:type="firstCol">
       <w:rPr>
+        <w:rFonts w:eastAsia="黑体"/>
         <w:b/>
         <w:bCs/>
       </w:rPr>
     </w:tblStylePr>
     <w:tblStylePr w:type="lastCol">
       <w:rPr>
+        <w:rFonts w:eastAsia="黑体"/>
         <w:b/>
         <w:bCs/>
       </w:rPr>
@@ -6745,6 +7034,7 @@
         <w:spacing w:after="0" w:before="0" w:line="240" w:lineRule="auto"/>
       </w:pPr>
       <w:rPr>
+        <w:rFonts w:eastAsia="黑体"/>
         <w:b/>
         <w:bCs/>
         <w:color w:themeColor="background1" w:val="FFFFFF"/>
@@ -6767,6 +7057,7 @@
         <w:spacing w:after="0" w:before="0" w:line="240" w:lineRule="auto"/>
       </w:pPr>
       <w:rPr>
+        <w:rFonts w:eastAsia="黑体"/>
         <w:color w:val="auto"/>
       </w:rPr>
       <w:tblPr/>
@@ -6784,6 +7075,7 @@
     </w:tblStylePr>
     <w:tblStylePr w:type="firstCol">
       <w:rPr>
+        <w:rFonts w:eastAsia="黑体"/>
         <w:b/>
         <w:bCs/>
         <w:color w:themeColor="background1" w:val="FFFFFF"/>
@@ -6803,6 +7095,7 @@
     </w:tblStylePr>
     <w:tblStylePr w:type="lastCol">
       <w:rPr>
+        <w:rFonts w:eastAsia="黑体"/>
         <w:b/>
         <w:bCs/>
         <w:color w:themeColor="background1" w:val="FFFFFF"/>
@@ -6851,6 +7144,7 @@
     </w:tblStylePr>
     <w:tblStylePr w:type="nwCell">
       <w:rPr>
+        <w:rFonts w:eastAsia="黑体"/>
         <w:color w:themeColor="background1" w:val="FFFFFF"/>
       </w:rPr>
       <w:tblPr/>
@@ -6894,6 +7188,7 @@
         <w:spacing w:after="0" w:before="0" w:line="240" w:lineRule="auto"/>
       </w:pPr>
       <w:rPr>
+        <w:rFonts w:eastAsia="黑体"/>
         <w:b/>
         <w:bCs/>
         <w:color w:themeColor="background1" w:val="FFFFFF"/>
@@ -6916,6 +7211,7 @@
         <w:spacing w:after="0" w:before="0" w:line="240" w:lineRule="auto"/>
       </w:pPr>
       <w:rPr>
+        <w:rFonts w:eastAsia="黑体"/>
         <w:color w:val="auto"/>
       </w:rPr>
       <w:tblPr/>
@@ -6933,6 +7229,7 @@
     </w:tblStylePr>
     <w:tblStylePr w:type="firstCol">
       <w:rPr>
+        <w:rFonts w:eastAsia="黑体"/>
         <w:b/>
         <w:bCs/>
         <w:color w:themeColor="background1" w:val="FFFFFF"/>
@@ -6952,6 +7249,7 @@
     </w:tblStylePr>
     <w:tblStylePr w:type="lastCol">
       <w:rPr>
+        <w:rFonts w:eastAsia="黑体"/>
         <w:b/>
         <w:bCs/>
         <w:color w:themeColor="background1" w:val="FFFFFF"/>
@@ -7000,6 +7298,7 @@
     </w:tblStylePr>
     <w:tblStylePr w:type="nwCell">
       <w:rPr>
+        <w:rFonts w:eastAsia="黑体"/>
         <w:color w:themeColor="background1" w:val="FFFFFF"/>
       </w:rPr>
       <w:tblPr/>
@@ -7043,6 +7342,7 @@
         <w:spacing w:after="0" w:before="0" w:line="240" w:lineRule="auto"/>
       </w:pPr>
       <w:rPr>
+        <w:rFonts w:eastAsia="黑体"/>
         <w:b/>
         <w:bCs/>
         <w:color w:themeColor="background1" w:val="FFFFFF"/>
@@ -7065,6 +7365,7 @@
         <w:spacing w:after="0" w:before="0" w:line="240" w:lineRule="auto"/>
       </w:pPr>
       <w:rPr>
+        <w:rFonts w:eastAsia="黑体"/>
         <w:color w:val="auto"/>
       </w:rPr>
       <w:tblPr/>
@@ -7082,6 +7383,7 @@
     </w:tblStylePr>
     <w:tblStylePr w:type="firstCol">
       <w:rPr>
+        <w:rFonts w:eastAsia="黑体"/>
         <w:b/>
         <w:bCs/>
         <w:color w:themeColor="background1" w:val="FFFFFF"/>
@@ -7101,6 +7403,7 @@
     </w:tblStylePr>
     <w:tblStylePr w:type="lastCol">
       <w:rPr>
+        <w:rFonts w:eastAsia="黑体"/>
         <w:b/>
         <w:bCs/>
         <w:color w:themeColor="background1" w:val="FFFFFF"/>
@@ -7149,6 +7452,7 @@
     </w:tblStylePr>
     <w:tblStylePr w:type="nwCell">
       <w:rPr>
+        <w:rFonts w:eastAsia="黑体"/>
         <w:color w:themeColor="background1" w:val="FFFFFF"/>
       </w:rPr>
       <w:tblPr/>
@@ -7192,6 +7496,7 @@
         <w:spacing w:after="0" w:before="0" w:line="240" w:lineRule="auto"/>
       </w:pPr>
       <w:rPr>
+        <w:rFonts w:eastAsia="黑体"/>
         <w:b/>
         <w:bCs/>
         <w:color w:themeColor="background1" w:val="FFFFFF"/>
@@ -7214,6 +7519,7 @@
         <w:spacing w:after="0" w:before="0" w:line="240" w:lineRule="auto"/>
       </w:pPr>
       <w:rPr>
+        <w:rFonts w:eastAsia="黑体"/>
         <w:color w:val="auto"/>
       </w:rPr>
       <w:tblPr/>
@@ -7231,6 +7537,7 @@
     </w:tblStylePr>
     <w:tblStylePr w:type="firstCol">
       <w:rPr>
+        <w:rFonts w:eastAsia="黑体"/>
         <w:b/>
         <w:bCs/>
         <w:color w:themeColor="background1" w:val="FFFFFF"/>
@@ -7250,6 +7557,7 @@
     </w:tblStylePr>
     <w:tblStylePr w:type="lastCol">
       <w:rPr>
+        <w:rFonts w:eastAsia="黑体"/>
         <w:b/>
         <w:bCs/>
         <w:color w:themeColor="background1" w:val="FFFFFF"/>
@@ -7298,6 +7606,7 @@
     </w:tblStylePr>
     <w:tblStylePr w:type="nwCell">
       <w:rPr>
+        <w:rFonts w:eastAsia="黑体"/>
         <w:color w:themeColor="background1" w:val="FFFFFF"/>
       </w:rPr>
       <w:tblPr/>
@@ -7341,6 +7650,7 @@
         <w:spacing w:after="0" w:before="0" w:line="240" w:lineRule="auto"/>
       </w:pPr>
       <w:rPr>
+        <w:rFonts w:eastAsia="黑体"/>
         <w:b/>
         <w:bCs/>
         <w:color w:themeColor="background1" w:val="FFFFFF"/>
@@ -7363,6 +7673,7 @@
         <w:spacing w:after="0" w:before="0" w:line="240" w:lineRule="auto"/>
       </w:pPr>
       <w:rPr>
+        <w:rFonts w:eastAsia="黑体"/>
         <w:color w:val="auto"/>
       </w:rPr>
       <w:tblPr/>
@@ -7380,6 +7691,7 @@
     </w:tblStylePr>
     <w:tblStylePr w:type="firstCol">
       <w:rPr>
+        <w:rFonts w:eastAsia="黑体"/>
         <w:b/>
         <w:bCs/>
         <w:color w:themeColor="background1" w:val="FFFFFF"/>
@@ -7399,6 +7711,7 @@
     </w:tblStylePr>
     <w:tblStylePr w:type="lastCol">
       <w:rPr>
+        <w:rFonts w:eastAsia="黑体"/>
         <w:b/>
         <w:bCs/>
         <w:color w:themeColor="background1" w:val="FFFFFF"/>
@@ -7447,6 +7760,7 @@
     </w:tblStylePr>
     <w:tblStylePr w:type="nwCell">
       <w:rPr>
+        <w:rFonts w:eastAsia="黑体"/>
         <w:color w:themeColor="background1" w:val="FFFFFF"/>
       </w:rPr>
       <w:tblPr/>
@@ -7490,6 +7804,7 @@
         <w:spacing w:after="0" w:before="0" w:line="240" w:lineRule="auto"/>
       </w:pPr>
       <w:rPr>
+        <w:rFonts w:eastAsia="黑体"/>
         <w:b/>
         <w:bCs/>
         <w:color w:themeColor="background1" w:val="FFFFFF"/>
@@ -7512,6 +7827,7 @@
         <w:spacing w:after="0" w:before="0" w:line="240" w:lineRule="auto"/>
       </w:pPr>
       <w:rPr>
+        <w:rFonts w:eastAsia="黑体"/>
         <w:color w:val="auto"/>
       </w:rPr>
       <w:tblPr/>
@@ -7529,6 +7845,7 @@
     </w:tblStylePr>
     <w:tblStylePr w:type="firstCol">
       <w:rPr>
+        <w:rFonts w:eastAsia="黑体"/>
         <w:b/>
         <w:bCs/>
         <w:color w:themeColor="background1" w:val="FFFFFF"/>
@@ -7548,6 +7865,7 @@
     </w:tblStylePr>
     <w:tblStylePr w:type="lastCol">
       <w:rPr>
+        <w:rFonts w:eastAsia="黑体"/>
         <w:b/>
         <w:bCs/>
         <w:color w:themeColor="background1" w:val="FFFFFF"/>
@@ -7596,6 +7914,7 @@
     </w:tblStylePr>
     <w:tblStylePr w:type="nwCell">
       <w:rPr>
+        <w:rFonts w:eastAsia="黑体"/>
         <w:color w:themeColor="background1" w:val="FFFFFF"/>
       </w:rPr>
       <w:tblPr/>
@@ -7639,6 +7958,7 @@
         <w:spacing w:after="0" w:before="0" w:line="240" w:lineRule="auto"/>
       </w:pPr>
       <w:rPr>
+        <w:rFonts w:eastAsia="黑体"/>
         <w:b/>
         <w:bCs/>
         <w:color w:themeColor="background1" w:val="FFFFFF"/>
@@ -7661,6 +7981,7 @@
         <w:spacing w:after="0" w:before="0" w:line="240" w:lineRule="auto"/>
       </w:pPr>
       <w:rPr>
+        <w:rFonts w:eastAsia="黑体"/>
         <w:color w:val="auto"/>
       </w:rPr>
       <w:tblPr/>
@@ -7678,6 +7999,7 @@
     </w:tblStylePr>
     <w:tblStylePr w:type="firstCol">
       <w:rPr>
+        <w:rFonts w:eastAsia="黑体"/>
         <w:b/>
         <w:bCs/>
         <w:color w:themeColor="background1" w:val="FFFFFF"/>
@@ -7697,6 +8019,7 @@
     </w:tblStylePr>
     <w:tblStylePr w:type="lastCol">
       <w:rPr>
+        <w:rFonts w:eastAsia="黑体"/>
         <w:b/>
         <w:bCs/>
         <w:color w:themeColor="background1" w:val="FFFFFF"/>
@@ -7745,6 +8068,7 @@
     </w:tblStylePr>
     <w:tblStylePr w:type="nwCell">
       <w:rPr>
+        <w:rFonts w:eastAsia="黑体"/>
         <w:color w:themeColor="background1" w:val="FFFFFF"/>
       </w:rPr>
       <w:tblPr/>
@@ -7769,6 +8093,7 @@
       <w:spacing w:after="0" w:line="240" w:lineRule="auto"/>
     </w:pPr>
     <w:rPr>
+      <w:rFonts w:eastAsia="黑体"/>
       <w:color w:themeColor="text1" w:val="000000"/>
     </w:rPr>
     <w:tblPr>
@@ -7788,7 +8113,7 @@
     </w:tblPr>
     <w:tblStylePr w:type="firstRow">
       <w:rPr>
-        <w:rFonts w:asciiTheme="majorHAnsi" w:cstheme="majorBidi" w:eastAsiaTheme="majorEastAsia" w:hAnsiTheme="majorHAnsi"/>
+        <w:rFonts w:asciiTheme="majorHAnsi" w:cstheme="majorBidi" w:hAnsiTheme="majorHAnsi" w:eastAsia="黑体"/>
       </w:rPr>
       <w:tblPr/>
       <w:tcPr>
@@ -7800,6 +8125,7 @@
     </w:tblStylePr>
     <w:tblStylePr w:type="lastRow">
       <w:rPr>
+        <w:rFonts w:eastAsia="黑体"/>
         <w:b/>
         <w:bCs/>
         <w:color w:themeColor="text2" w:val="1F497D"/>
@@ -7814,12 +8140,14 @@
     </w:tblStylePr>
     <w:tblStylePr w:type="firstCol">
       <w:rPr>
+        <w:rFonts w:eastAsia="黑体"/>
         <w:b/>
         <w:bCs/>
       </w:rPr>
     </w:tblStylePr>
     <w:tblStylePr w:type="lastCol">
       <w:rPr>
+        <w:rFonts w:eastAsia="黑体"/>
         <w:b/>
         <w:bCs/>
       </w:rPr>
@@ -7853,6 +8181,7 @@
       <w:spacing w:after="0" w:line="240" w:lineRule="auto"/>
     </w:pPr>
     <w:rPr>
+      <w:rFonts w:eastAsia="黑体"/>
       <w:color w:themeColor="text1" w:val="000000"/>
     </w:rPr>
     <w:tblPr>
@@ -7872,7 +8201,7 @@
     </w:tblPr>
     <w:tblStylePr w:type="firstRow">
       <w:rPr>
-        <w:rFonts w:asciiTheme="majorHAnsi" w:cstheme="majorBidi" w:eastAsiaTheme="majorEastAsia" w:hAnsiTheme="majorHAnsi"/>
+        <w:rFonts w:asciiTheme="majorHAnsi" w:cstheme="majorBidi" w:hAnsiTheme="majorHAnsi" w:eastAsia="黑体"/>
       </w:rPr>
       <w:tblPr/>
       <w:tcPr>
@@ -7884,6 +8213,7 @@
     </w:tblStylePr>
     <w:tblStylePr w:type="lastRow">
       <w:rPr>
+        <w:rFonts w:eastAsia="黑体"/>
         <w:b/>
         <w:bCs/>
         <w:color w:themeColor="text2" w:val="1F497D"/>
@@ -7898,12 +8228,14 @@
     </w:tblStylePr>
     <w:tblStylePr w:type="firstCol">
       <w:rPr>
+        <w:rFonts w:eastAsia="黑体"/>
         <w:b/>
         <w:bCs/>
       </w:rPr>
     </w:tblStylePr>
     <w:tblStylePr w:type="lastCol">
       <w:rPr>
+        <w:rFonts w:eastAsia="黑体"/>
         <w:b/>
         <w:bCs/>
       </w:rPr>
@@ -7937,6 +8269,7 @@
       <w:spacing w:after="0" w:line="240" w:lineRule="auto"/>
     </w:pPr>
     <w:rPr>
+      <w:rFonts w:eastAsia="黑体"/>
       <w:color w:themeColor="text1" w:val="000000"/>
     </w:rPr>
     <w:tblPr>
@@ -7956,7 +8289,7 @@
     </w:tblPr>
     <w:tblStylePr w:type="firstRow">
       <w:rPr>
-        <w:rFonts w:asciiTheme="majorHAnsi" w:cstheme="majorBidi" w:eastAsiaTheme="majorEastAsia" w:hAnsiTheme="majorHAnsi"/>
+        <w:rFonts w:asciiTheme="majorHAnsi" w:cstheme="majorBidi" w:hAnsiTheme="majorHAnsi" w:eastAsia="黑体"/>
       </w:rPr>
       <w:tblPr/>
       <w:tcPr>
@@ -7968,6 +8301,7 @@
     </w:tblStylePr>
     <w:tblStylePr w:type="lastRow">
       <w:rPr>
+        <w:rFonts w:eastAsia="黑体"/>
         <w:b/>
         <w:bCs/>
         <w:color w:themeColor="text2" w:val="1F497D"/>
@@ -7982,12 +8316,14 @@
     </w:tblStylePr>
     <w:tblStylePr w:type="firstCol">
       <w:rPr>
+        <w:rFonts w:eastAsia="黑体"/>
         <w:b/>
         <w:bCs/>
       </w:rPr>
     </w:tblStylePr>
     <w:tblStylePr w:type="lastCol">
       <w:rPr>
+        <w:rFonts w:eastAsia="黑体"/>
         <w:b/>
         <w:bCs/>
       </w:rPr>
@@ -8021,6 +8357,7 @@
       <w:spacing w:after="0" w:line="240" w:lineRule="auto"/>
     </w:pPr>
     <w:rPr>
+      <w:rFonts w:eastAsia="黑体"/>
       <w:color w:themeColor="text1" w:val="000000"/>
     </w:rPr>
     <w:tblPr>
@@ -8040,7 +8377,7 @@
     </w:tblPr>
     <w:tblStylePr w:type="firstRow">
       <w:rPr>
-        <w:rFonts w:asciiTheme="majorHAnsi" w:cstheme="majorBidi" w:eastAsiaTheme="majorEastAsia" w:hAnsiTheme="majorHAnsi"/>
+        <w:rFonts w:asciiTheme="majorHAnsi" w:cstheme="majorBidi" w:hAnsiTheme="majorHAnsi" w:eastAsia="黑体"/>
       </w:rPr>
       <w:tblPr/>
       <w:tcPr>
@@ -8052,6 +8389,7 @@
     </w:tblStylePr>
     <w:tblStylePr w:type="lastRow">
       <w:rPr>
+        <w:rFonts w:eastAsia="黑体"/>
         <w:b/>
         <w:bCs/>
         <w:color w:themeColor="text2" w:val="1F497D"/>
@@ -8066,12 +8404,14 @@
     </w:tblStylePr>
     <w:tblStylePr w:type="firstCol">
       <w:rPr>
+        <w:rFonts w:eastAsia="黑体"/>
         <w:b/>
         <w:bCs/>
       </w:rPr>
     </w:tblStylePr>
     <w:tblStylePr w:type="lastCol">
       <w:rPr>
+        <w:rFonts w:eastAsia="黑体"/>
         <w:b/>
         <w:bCs/>
       </w:rPr>
@@ -8105,6 +8445,7 @@
       <w:spacing w:after="0" w:line="240" w:lineRule="auto"/>
     </w:pPr>
     <w:rPr>
+      <w:rFonts w:eastAsia="黑体"/>
       <w:color w:themeColor="text1" w:val="000000"/>
     </w:rPr>
     <w:tblPr>
@@ -8124,7 +8465,7 @@
     </w:tblPr>
     <w:tblStylePr w:type="firstRow">
       <w:rPr>
-        <w:rFonts w:asciiTheme="majorHAnsi" w:cstheme="majorBidi" w:eastAsiaTheme="majorEastAsia" w:hAnsiTheme="majorHAnsi"/>
+        <w:rFonts w:asciiTheme="majorHAnsi" w:cstheme="majorBidi" w:hAnsiTheme="majorHAnsi" w:eastAsia="黑体"/>
       </w:rPr>
       <w:tblPr/>
       <w:tcPr>
@@ -8136,6 +8477,7 @@
     </w:tblStylePr>
     <w:tblStylePr w:type="lastRow">
       <w:rPr>
+        <w:rFonts w:eastAsia="黑体"/>
         <w:b/>
         <w:bCs/>
         <w:color w:themeColor="text2" w:val="1F497D"/>
@@ -8150,12 +8492,14 @@
     </w:tblStylePr>
     <w:tblStylePr w:type="firstCol">
       <w:rPr>
+        <w:rFonts w:eastAsia="黑体"/>
         <w:b/>
         <w:bCs/>
       </w:rPr>
     </w:tblStylePr>
     <w:tblStylePr w:type="lastCol">
       <w:rPr>
+        <w:rFonts w:eastAsia="黑体"/>
         <w:b/>
         <w:bCs/>
       </w:rPr>
@@ -8189,6 +8533,7 @@
       <w:spacing w:after="0" w:line="240" w:lineRule="auto"/>
     </w:pPr>
     <w:rPr>
+      <w:rFonts w:eastAsia="黑体"/>
       <w:color w:themeColor="text1" w:val="000000"/>
     </w:rPr>
     <w:tblPr>
@@ -8208,7 +8553,7 @@
     </w:tblPr>
     <w:tblStylePr w:type="firstRow">
       <w:rPr>
-        <w:rFonts w:asciiTheme="majorHAnsi" w:cstheme="majorBidi" w:eastAsiaTheme="majorEastAsia" w:hAnsiTheme="majorHAnsi"/>
+        <w:rFonts w:asciiTheme="majorHAnsi" w:cstheme="majorBidi" w:hAnsiTheme="majorHAnsi" w:eastAsia="黑体"/>
       </w:rPr>
       <w:tblPr/>
       <w:tcPr>
@@ -8220,6 +8565,7 @@
     </w:tblStylePr>
     <w:tblStylePr w:type="lastRow">
       <w:rPr>
+        <w:rFonts w:eastAsia="黑体"/>
         <w:b/>
         <w:bCs/>
         <w:color w:themeColor="text2" w:val="1F497D"/>
@@ -8234,12 +8580,14 @@
     </w:tblStylePr>
     <w:tblStylePr w:type="firstCol">
       <w:rPr>
+        <w:rFonts w:eastAsia="黑体"/>
         <w:b/>
         <w:bCs/>
       </w:rPr>
     </w:tblStylePr>
     <w:tblStylePr w:type="lastCol">
       <w:rPr>
+        <w:rFonts w:eastAsia="黑体"/>
         <w:b/>
         <w:bCs/>
       </w:rPr>
@@ -8273,6 +8621,7 @@
       <w:spacing w:after="0" w:line="240" w:lineRule="auto"/>
     </w:pPr>
     <w:rPr>
+      <w:rFonts w:eastAsia="黑体"/>
       <w:color w:themeColor="text1" w:val="000000"/>
     </w:rPr>
     <w:tblPr>
@@ -8292,7 +8641,7 @@
     </w:tblPr>
     <w:tblStylePr w:type="firstRow">
       <w:rPr>
-        <w:rFonts w:asciiTheme="majorHAnsi" w:cstheme="majorBidi" w:eastAsiaTheme="majorEastAsia" w:hAnsiTheme="majorHAnsi"/>
+        <w:rFonts w:asciiTheme="majorHAnsi" w:cstheme="majorBidi" w:hAnsiTheme="majorHAnsi" w:eastAsia="黑体"/>
       </w:rPr>
       <w:tblPr/>
       <w:tcPr>
@@ -8304,6 +8653,7 @@
     </w:tblStylePr>
     <w:tblStylePr w:type="lastRow">
       <w:rPr>
+        <w:rFonts w:eastAsia="黑体"/>
         <w:b/>
         <w:bCs/>
         <w:color w:themeColor="text2" w:val="1F497D"/>
@@ -8318,12 +8668,14 @@
     </w:tblStylePr>
     <w:tblStylePr w:type="firstCol">
       <w:rPr>
+        <w:rFonts w:eastAsia="黑体"/>
         <w:b/>
         <w:bCs/>
       </w:rPr>
     </w:tblStylePr>
     <w:tblStylePr w:type="lastCol">
       <w:rPr>
+        <w:rFonts w:eastAsia="黑体"/>
         <w:b/>
         <w:bCs/>
       </w:rPr>
@@ -8357,7 +8709,7 @@
       <w:spacing w:after="0" w:line="240" w:lineRule="auto"/>
     </w:pPr>
     <w:rPr>
-      <w:rFonts w:asciiTheme="majorHAnsi" w:cstheme="majorBidi" w:eastAsiaTheme="majorEastAsia" w:hAnsiTheme="majorHAnsi"/>
+      <w:rFonts w:asciiTheme="majorHAnsi" w:cstheme="majorBidi" w:hAnsiTheme="majorHAnsi" w:eastAsia="黑体"/>
       <w:color w:themeColor="text1" w:val="000000"/>
     </w:rPr>
     <w:tblPr>
@@ -8379,6 +8731,7 @@
     </w:tblPr>
     <w:tblStylePr w:type="firstRow">
       <w:rPr>
+        <w:rFonts w:eastAsia="黑体"/>
         <w:sz w:val="24"/>
         <w:szCs w:val="24"/>
       </w:rPr>
@@ -8485,7 +8838,7 @@
       <w:spacing w:after="0" w:line="240" w:lineRule="auto"/>
     </w:pPr>
     <w:rPr>
-      <w:rFonts w:asciiTheme="majorHAnsi" w:cstheme="majorBidi" w:eastAsiaTheme="majorEastAsia" w:hAnsiTheme="majorHAnsi"/>
+      <w:rFonts w:asciiTheme="majorHAnsi" w:cstheme="majorBidi" w:hAnsiTheme="majorHAnsi" w:eastAsia="黑体"/>
       <w:color w:themeColor="text1" w:val="000000"/>
     </w:rPr>
     <w:tblPr>
@@ -8507,6 +8860,7 @@
     </w:tblPr>
     <w:tblStylePr w:type="firstRow">
       <w:rPr>
+        <w:rFonts w:eastAsia="黑体"/>
         <w:sz w:val="24"/>
         <w:szCs w:val="24"/>
       </w:rPr>
@@ -8613,7 +8967,7 @@
       <w:spacing w:after="0" w:line="240" w:lineRule="auto"/>
     </w:pPr>
     <w:rPr>
-      <w:rFonts w:asciiTheme="majorHAnsi" w:cstheme="majorBidi" w:eastAsiaTheme="majorEastAsia" w:hAnsiTheme="majorHAnsi"/>
+      <w:rFonts w:asciiTheme="majorHAnsi" w:cstheme="majorBidi" w:hAnsiTheme="majorHAnsi" w:eastAsia="黑体"/>
       <w:color w:themeColor="text1" w:val="000000"/>
     </w:rPr>
     <w:tblPr>
@@ -8635,6 +8989,7 @@
     </w:tblPr>
     <w:tblStylePr w:type="firstRow">
       <w:rPr>
+        <w:rFonts w:eastAsia="黑体"/>
         <w:sz w:val="24"/>
         <w:szCs w:val="24"/>
       </w:rPr>
@@ -8741,7 +9096,7 @@
       <w:spacing w:after="0" w:line="240" w:lineRule="auto"/>
     </w:pPr>
     <w:rPr>
-      <w:rFonts w:asciiTheme="majorHAnsi" w:cstheme="majorBidi" w:eastAsiaTheme="majorEastAsia" w:hAnsiTheme="majorHAnsi"/>
+      <w:rFonts w:asciiTheme="majorHAnsi" w:cstheme="majorBidi" w:hAnsiTheme="majorHAnsi" w:eastAsia="黑体"/>
       <w:color w:themeColor="text1" w:val="000000"/>
     </w:rPr>
     <w:tblPr>
@@ -8763,6 +9118,7 @@
     </w:tblPr>
     <w:tblStylePr w:type="firstRow">
       <w:rPr>
+        <w:rFonts w:eastAsia="黑体"/>
         <w:sz w:val="24"/>
         <w:szCs w:val="24"/>
       </w:rPr>
@@ -8869,7 +9225,7 @@
       <w:spacing w:after="0" w:line="240" w:lineRule="auto"/>
     </w:pPr>
     <w:rPr>
-      <w:rFonts w:asciiTheme="majorHAnsi" w:cstheme="majorBidi" w:eastAsiaTheme="majorEastAsia" w:hAnsiTheme="majorHAnsi"/>
+      <w:rFonts w:asciiTheme="majorHAnsi" w:cstheme="majorBidi" w:hAnsiTheme="majorHAnsi" w:eastAsia="黑体"/>
       <w:color w:themeColor="text1" w:val="000000"/>
     </w:rPr>
     <w:tblPr>
@@ -8891,6 +9247,7 @@
     </w:tblPr>
     <w:tblStylePr w:type="firstRow">
       <w:rPr>
+        <w:rFonts w:eastAsia="黑体"/>
         <w:sz w:val="24"/>
         <w:szCs w:val="24"/>
       </w:rPr>
@@ -8997,7 +9354,7 @@
       <w:spacing w:after="0" w:line="240" w:lineRule="auto"/>
     </w:pPr>
     <w:rPr>
-      <w:rFonts w:asciiTheme="majorHAnsi" w:cstheme="majorBidi" w:eastAsiaTheme="majorEastAsia" w:hAnsiTheme="majorHAnsi"/>
+      <w:rFonts w:asciiTheme="majorHAnsi" w:cstheme="majorBidi" w:hAnsiTheme="majorHAnsi" w:eastAsia="黑体"/>
       <w:color w:themeColor="text1" w:val="000000"/>
     </w:rPr>
     <w:tblPr>
@@ -9019,6 +9376,7 @@
     </w:tblPr>
     <w:tblStylePr w:type="firstRow">
       <w:rPr>
+        <w:rFonts w:eastAsia="黑体"/>
         <w:sz w:val="24"/>
         <w:szCs w:val="24"/>
       </w:rPr>
@@ -9125,7 +9483,7 @@
       <w:spacing w:after="0" w:line="240" w:lineRule="auto"/>
     </w:pPr>
     <w:rPr>
-      <w:rFonts w:asciiTheme="majorHAnsi" w:cstheme="majorBidi" w:eastAsiaTheme="majorEastAsia" w:hAnsiTheme="majorHAnsi"/>
+      <w:rFonts w:asciiTheme="majorHAnsi" w:cstheme="majorBidi" w:hAnsiTheme="majorHAnsi" w:eastAsia="黑体"/>
       <w:color w:themeColor="text1" w:val="000000"/>
     </w:rPr>
     <w:tblPr>
@@ -9147,6 +9505,7 @@
     </w:tblPr>
     <w:tblStylePr w:type="firstRow">
       <w:rPr>
+        <w:rFonts w:eastAsia="黑体"/>
         <w:sz w:val="24"/>
         <w:szCs w:val="24"/>
       </w:rPr>
@@ -9276,12 +9635,14 @@
     </w:tcPr>
     <w:tblStylePr w:type="firstRow">
       <w:rPr>
+        <w:rFonts w:eastAsia="黑体"/>
         <w:b/>
         <w:bCs/>
       </w:rPr>
     </w:tblStylePr>
     <w:tblStylePr w:type="lastRow">
       <w:rPr>
+        <w:rFonts w:eastAsia="黑体"/>
         <w:b/>
         <w:bCs/>
       </w:rPr>
@@ -9294,12 +9655,14 @@
     </w:tblStylePr>
     <w:tblStylePr w:type="firstCol">
       <w:rPr>
+        <w:rFonts w:eastAsia="黑体"/>
         <w:b/>
         <w:bCs/>
       </w:rPr>
     </w:tblStylePr>
     <w:tblStylePr w:type="lastCol">
       <w:rPr>
+        <w:rFonts w:eastAsia="黑体"/>
         <w:b/>
         <w:bCs/>
       </w:rPr>
@@ -9349,12 +9712,14 @@
     </w:tcPr>
     <w:tblStylePr w:type="firstRow">
       <w:rPr>
+        <w:rFonts w:eastAsia="黑体"/>
         <w:b/>
         <w:bCs/>
       </w:rPr>
     </w:tblStylePr>
     <w:tblStylePr w:type="lastRow">
       <w:rPr>
+        <w:rFonts w:eastAsia="黑体"/>
         <w:b/>
         <w:bCs/>
       </w:rPr>
@@ -9367,12 +9732,14 @@
     </w:tblStylePr>
     <w:tblStylePr w:type="firstCol">
       <w:rPr>
+        <w:rFonts w:eastAsia="黑体"/>
         <w:b/>
         <w:bCs/>
       </w:rPr>
     </w:tblStylePr>
     <w:tblStylePr w:type="lastCol">
       <w:rPr>
+        <w:rFonts w:eastAsia="黑体"/>
         <w:b/>
         <w:bCs/>
       </w:rPr>
@@ -9422,12 +9789,14 @@
     </w:tcPr>
     <w:tblStylePr w:type="firstRow">
       <w:rPr>
+        <w:rFonts w:eastAsia="黑体"/>
         <w:b/>
         <w:bCs/>
       </w:rPr>
     </w:tblStylePr>
     <w:tblStylePr w:type="lastRow">
       <w:rPr>
+        <w:rFonts w:eastAsia="黑体"/>
         <w:b/>
         <w:bCs/>
       </w:rPr>
@@ -9440,12 +9809,14 @@
     </w:tblStylePr>
     <w:tblStylePr w:type="firstCol">
       <w:rPr>
+        <w:rFonts w:eastAsia="黑体"/>
         <w:b/>
         <w:bCs/>
       </w:rPr>
     </w:tblStylePr>
     <w:tblStylePr w:type="lastCol">
       <w:rPr>
+        <w:rFonts w:eastAsia="黑体"/>
         <w:b/>
         <w:bCs/>
       </w:rPr>
@@ -9495,12 +9866,14 @@
     </w:tcPr>
     <w:tblStylePr w:type="firstRow">
       <w:rPr>
+        <w:rFonts w:eastAsia="黑体"/>
         <w:b/>
         <w:bCs/>
       </w:rPr>
     </w:tblStylePr>
     <w:tblStylePr w:type="lastRow">
       <w:rPr>
+        <w:rFonts w:eastAsia="黑体"/>
         <w:b/>
         <w:bCs/>
       </w:rPr>
@@ -9513,12 +9886,14 @@
     </w:tblStylePr>
     <w:tblStylePr w:type="firstCol">
       <w:rPr>
+        <w:rFonts w:eastAsia="黑体"/>
         <w:b/>
         <w:bCs/>
       </w:rPr>
     </w:tblStylePr>
     <w:tblStylePr w:type="lastCol">
       <w:rPr>
+        <w:rFonts w:eastAsia="黑体"/>
         <w:b/>
         <w:bCs/>
       </w:rPr>
@@ -9568,12 +9943,14 @@
     </w:tcPr>
     <w:tblStylePr w:type="firstRow">
       <w:rPr>
+        <w:rFonts w:eastAsia="黑体"/>
         <w:b/>
         <w:bCs/>
       </w:rPr>
     </w:tblStylePr>
     <w:tblStylePr w:type="lastRow">
       <w:rPr>
+        <w:rFonts w:eastAsia="黑体"/>
         <w:b/>
         <w:bCs/>
       </w:rPr>
@@ -9586,12 +9963,14 @@
     </w:tblStylePr>
     <w:tblStylePr w:type="firstCol">
       <w:rPr>
+        <w:rFonts w:eastAsia="黑体"/>
         <w:b/>
         <w:bCs/>
       </w:rPr>
     </w:tblStylePr>
     <w:tblStylePr w:type="lastCol">
       <w:rPr>
+        <w:rFonts w:eastAsia="黑体"/>
         <w:b/>
         <w:bCs/>
       </w:rPr>
@@ -9641,12 +10020,14 @@
     </w:tcPr>
     <w:tblStylePr w:type="firstRow">
       <w:rPr>
+        <w:rFonts w:eastAsia="黑体"/>
         <w:b/>
         <w:bCs/>
       </w:rPr>
     </w:tblStylePr>
     <w:tblStylePr w:type="lastRow">
       <w:rPr>
+        <w:rFonts w:eastAsia="黑体"/>
         <w:b/>
         <w:bCs/>
       </w:rPr>
@@ -9659,12 +10040,14 @@
     </w:tblStylePr>
     <w:tblStylePr w:type="firstCol">
       <w:rPr>
+        <w:rFonts w:eastAsia="黑体"/>
         <w:b/>
         <w:bCs/>
       </w:rPr>
     </w:tblStylePr>
     <w:tblStylePr w:type="lastCol">
       <w:rPr>
+        <w:rFonts w:eastAsia="黑体"/>
         <w:b/>
         <w:bCs/>
       </w:rPr>
@@ -9714,12 +10097,14 @@
     </w:tcPr>
     <w:tblStylePr w:type="firstRow">
       <w:rPr>
+        <w:rFonts w:eastAsia="黑体"/>
         <w:b/>
         <w:bCs/>
       </w:rPr>
     </w:tblStylePr>
     <w:tblStylePr w:type="lastRow">
       <w:rPr>
+        <w:rFonts w:eastAsia="黑体"/>
         <w:b/>
         <w:bCs/>
       </w:rPr>
@@ -9732,12 +10117,14 @@
     </w:tblStylePr>
     <w:tblStylePr w:type="firstCol">
       <w:rPr>
+        <w:rFonts w:eastAsia="黑体"/>
         <w:b/>
         <w:bCs/>
       </w:rPr>
     </w:tblStylePr>
     <w:tblStylePr w:type="lastCol">
       <w:rPr>
+        <w:rFonts w:eastAsia="黑体"/>
         <w:b/>
         <w:bCs/>
       </w:rPr>
@@ -9764,7 +10151,7 @@
       <w:spacing w:after="0" w:line="240" w:lineRule="auto"/>
     </w:pPr>
     <w:rPr>
-      <w:rFonts w:asciiTheme="majorHAnsi" w:cstheme="majorBidi" w:eastAsiaTheme="majorEastAsia" w:hAnsiTheme="majorHAnsi"/>
+      <w:rFonts w:asciiTheme="majorHAnsi" w:cstheme="majorBidi" w:hAnsiTheme="majorHAnsi" w:eastAsia="黑体"/>
       <w:color w:themeColor="text1" w:val="000000"/>
     </w:rPr>
     <w:tblPr>
@@ -9791,6 +10178,7 @@
     </w:tcPr>
     <w:tblStylePr w:type="firstRow">
       <w:rPr>
+        <w:rFonts w:eastAsia="黑体"/>
         <w:b/>
         <w:bCs/>
         <w:color w:themeColor="text1" w:val="000000"/>
@@ -9802,6 +10190,7 @@
     </w:tblStylePr>
     <w:tblStylePr w:type="lastRow">
       <w:rPr>
+        <w:rFonts w:eastAsia="黑体"/>
         <w:b/>
         <w:bCs/>
         <w:color w:themeColor="text1" w:val="000000"/>
@@ -9821,6 +10210,7 @@
     </w:tblStylePr>
     <w:tblStylePr w:type="firstCol">
       <w:rPr>
+        <w:rFonts w:eastAsia="黑体"/>
         <w:b/>
         <w:bCs/>
         <w:color w:themeColor="text1" w:val="000000"/>
@@ -9840,6 +10230,7 @@
     </w:tblStylePr>
     <w:tblStylePr w:type="lastCol">
       <w:rPr>
+        <w:rFonts w:eastAsia="黑体"/>
         <w:b w:val="0"/>
         <w:bCs w:val="0"/>
         <w:color w:themeColor="text1" w:val="000000"/>
@@ -9889,7 +10280,7 @@
       <w:spacing w:after="0" w:line="240" w:lineRule="auto"/>
     </w:pPr>
     <w:rPr>
-      <w:rFonts w:asciiTheme="majorHAnsi" w:cstheme="majorBidi" w:eastAsiaTheme="majorEastAsia" w:hAnsiTheme="majorHAnsi"/>
+      <w:rFonts w:asciiTheme="majorHAnsi" w:cstheme="majorBidi" w:hAnsiTheme="majorHAnsi" w:eastAsia="黑体"/>
       <w:color w:themeColor="text1" w:val="000000"/>
     </w:rPr>
     <w:tblPr>
@@ -9916,6 +10307,7 @@
     </w:tcPr>
     <w:tblStylePr w:type="firstRow">
       <w:rPr>
+        <w:rFonts w:eastAsia="黑体"/>
         <w:b/>
         <w:bCs/>
         <w:color w:themeColor="text1" w:val="000000"/>
@@ -9927,6 +10319,7 @@
     </w:tblStylePr>
     <w:tblStylePr w:type="lastRow">
       <w:rPr>
+        <w:rFonts w:eastAsia="黑体"/>
         <w:b/>
         <w:bCs/>
         <w:color w:themeColor="text1" w:val="000000"/>
@@ -9946,6 +10339,7 @@
     </w:tblStylePr>
     <w:tblStylePr w:type="firstCol">
       <w:rPr>
+        <w:rFonts w:eastAsia="黑体"/>
         <w:b/>
         <w:bCs/>
         <w:color w:themeColor="text1" w:val="000000"/>
@@ -9965,6 +10359,7 @@
     </w:tblStylePr>
     <w:tblStylePr w:type="lastCol">
       <w:rPr>
+        <w:rFonts w:eastAsia="黑体"/>
         <w:b w:val="0"/>
         <w:bCs w:val="0"/>
         <w:color w:themeColor="text1" w:val="000000"/>
@@ -10014,7 +10409,7 @@
       <w:spacing w:after="0" w:line="240" w:lineRule="auto"/>
     </w:pPr>
     <w:rPr>
-      <w:rFonts w:asciiTheme="majorHAnsi" w:cstheme="majorBidi" w:eastAsiaTheme="majorEastAsia" w:hAnsiTheme="majorHAnsi"/>
+      <w:rFonts w:asciiTheme="majorHAnsi" w:cstheme="majorBidi" w:hAnsiTheme="majorHAnsi" w:eastAsia="黑体"/>
       <w:color w:themeColor="text1" w:val="000000"/>
     </w:rPr>
     <w:tblPr>
@@ -10041,6 +10436,7 @@
     </w:tcPr>
     <w:tblStylePr w:type="firstRow">
       <w:rPr>
+        <w:rFonts w:eastAsia="黑体"/>
         <w:b/>
         <w:bCs/>
         <w:color w:themeColor="text1" w:val="000000"/>
@@ -10052,6 +10448,7 @@
     </w:tblStylePr>
     <w:tblStylePr w:type="lastRow">
       <w:rPr>
+        <w:rFonts w:eastAsia="黑体"/>
         <w:b/>
         <w:bCs/>
         <w:color w:themeColor="text1" w:val="000000"/>
@@ -10071,6 +10468,7 @@
     </w:tblStylePr>
     <w:tblStylePr w:type="firstCol">
       <w:rPr>
+        <w:rFonts w:eastAsia="黑体"/>
         <w:b/>
         <w:bCs/>
         <w:color w:themeColor="text1" w:val="000000"/>
@@ -10090,6 +10488,7 @@
     </w:tblStylePr>
     <w:tblStylePr w:type="lastCol">
       <w:rPr>
+        <w:rFonts w:eastAsia="黑体"/>
         <w:b w:val="0"/>
         <w:bCs w:val="0"/>
         <w:color w:themeColor="text1" w:val="000000"/>
@@ -10139,7 +10538,7 @@
       <w:spacing w:after="0" w:line="240" w:lineRule="auto"/>
     </w:pPr>
     <w:rPr>
-      <w:rFonts w:asciiTheme="majorHAnsi" w:cstheme="majorBidi" w:eastAsiaTheme="majorEastAsia" w:hAnsiTheme="majorHAnsi"/>
+      <w:rFonts w:asciiTheme="majorHAnsi" w:cstheme="majorBidi" w:hAnsiTheme="majorHAnsi" w:eastAsia="黑体"/>
       <w:color w:themeColor="text1" w:val="000000"/>
     </w:rPr>
     <w:tblPr>
@@ -10166,6 +10565,7 @@
     </w:tcPr>
     <w:tblStylePr w:type="firstRow">
       <w:rPr>
+        <w:rFonts w:eastAsia="黑体"/>
         <w:b/>
         <w:bCs/>
         <w:color w:themeColor="text1" w:val="000000"/>
@@ -10177,6 +10577,7 @@
     </w:tblStylePr>
     <w:tblStylePr w:type="lastRow">
       <w:rPr>
+        <w:rFonts w:eastAsia="黑体"/>
         <w:b/>
         <w:bCs/>
         <w:color w:themeColor="text1" w:val="000000"/>
@@ -10196,6 +10597,7 @@
     </w:tblStylePr>
     <w:tblStylePr w:type="firstCol">
       <w:rPr>
+        <w:rFonts w:eastAsia="黑体"/>
         <w:b/>
         <w:bCs/>
         <w:color w:themeColor="text1" w:val="000000"/>
@@ -10215,6 +10617,7 @@
     </w:tblStylePr>
     <w:tblStylePr w:type="lastCol">
       <w:rPr>
+        <w:rFonts w:eastAsia="黑体"/>
         <w:b w:val="0"/>
         <w:bCs w:val="0"/>
         <w:color w:themeColor="text1" w:val="000000"/>
@@ -10264,7 +10667,7 @@
       <w:spacing w:after="0" w:line="240" w:lineRule="auto"/>
     </w:pPr>
     <w:rPr>
-      <w:rFonts w:asciiTheme="majorHAnsi" w:cstheme="majorBidi" w:eastAsiaTheme="majorEastAsia" w:hAnsiTheme="majorHAnsi"/>
+      <w:rFonts w:asciiTheme="majorHAnsi" w:cstheme="majorBidi" w:hAnsiTheme="majorHAnsi" w:eastAsia="黑体"/>
       <w:color w:themeColor="text1" w:val="000000"/>
     </w:rPr>
     <w:tblPr>
@@ -10291,6 +10694,7 @@
     </w:tcPr>
     <w:tblStylePr w:type="firstRow">
       <w:rPr>
+        <w:rFonts w:eastAsia="黑体"/>
         <w:b/>
         <w:bCs/>
         <w:color w:themeColor="text1" w:val="000000"/>
@@ -10302,6 +10706,7 @@
     </w:tblStylePr>
     <w:tblStylePr w:type="lastRow">
       <w:rPr>
+        <w:rFonts w:eastAsia="黑体"/>
         <w:b/>
         <w:bCs/>
         <w:color w:themeColor="text1" w:val="000000"/>
@@ -10321,6 +10726,7 @@
     </w:tblStylePr>
     <w:tblStylePr w:type="firstCol">
       <w:rPr>
+        <w:rFonts w:eastAsia="黑体"/>
         <w:b/>
         <w:bCs/>
         <w:color w:themeColor="text1" w:val="000000"/>
@@ -10340,6 +10746,7 @@
     </w:tblStylePr>
     <w:tblStylePr w:type="lastCol">
       <w:rPr>
+        <w:rFonts w:eastAsia="黑体"/>
         <w:b w:val="0"/>
         <w:bCs w:val="0"/>
         <w:color w:themeColor="text1" w:val="000000"/>
@@ -10389,7 +10796,7 @@
       <w:spacing w:after="0" w:line="240" w:lineRule="auto"/>
     </w:pPr>
     <w:rPr>
-      <w:rFonts w:asciiTheme="majorHAnsi" w:cstheme="majorBidi" w:eastAsiaTheme="majorEastAsia" w:hAnsiTheme="majorHAnsi"/>
+      <w:rFonts w:asciiTheme="majorHAnsi" w:cstheme="majorBidi" w:hAnsiTheme="majorHAnsi" w:eastAsia="黑体"/>
       <w:color w:themeColor="text1" w:val="000000"/>
     </w:rPr>
     <w:tblPr>
@@ -10416,6 +10823,7 @@
     </w:tcPr>
     <w:tblStylePr w:type="firstRow">
       <w:rPr>
+        <w:rFonts w:eastAsia="黑体"/>
         <w:b/>
         <w:bCs/>
         <w:color w:themeColor="text1" w:val="000000"/>
@@ -10427,6 +10835,7 @@
     </w:tblStylePr>
     <w:tblStylePr w:type="lastRow">
       <w:rPr>
+        <w:rFonts w:eastAsia="黑体"/>
         <w:b/>
         <w:bCs/>
         <w:color w:themeColor="text1" w:val="000000"/>
@@ -10446,6 +10855,7 @@
     </w:tblStylePr>
     <w:tblStylePr w:type="firstCol">
       <w:rPr>
+        <w:rFonts w:eastAsia="黑体"/>
         <w:b/>
         <w:bCs/>
         <w:color w:themeColor="text1" w:val="000000"/>
@@ -10465,6 +10875,7 @@
     </w:tblStylePr>
     <w:tblStylePr w:type="lastCol">
       <w:rPr>
+        <w:rFonts w:eastAsia="黑体"/>
         <w:b w:val="0"/>
         <w:bCs w:val="0"/>
         <w:color w:themeColor="text1" w:val="000000"/>
@@ -10514,7 +10925,7 @@
       <w:spacing w:after="0" w:line="240" w:lineRule="auto"/>
     </w:pPr>
     <w:rPr>
-      <w:rFonts w:asciiTheme="majorHAnsi" w:cstheme="majorBidi" w:eastAsiaTheme="majorEastAsia" w:hAnsiTheme="majorHAnsi"/>
+      <w:rFonts w:asciiTheme="majorHAnsi" w:cstheme="majorBidi" w:hAnsiTheme="majorHAnsi" w:eastAsia="黑体"/>
       <w:color w:themeColor="text1" w:val="000000"/>
     </w:rPr>
     <w:tblPr>
@@ -10541,6 +10952,7 @@
     </w:tcPr>
     <w:tblStylePr w:type="firstRow">
       <w:rPr>
+        <w:rFonts w:eastAsia="黑体"/>
         <w:b/>
         <w:bCs/>
         <w:color w:themeColor="text1" w:val="000000"/>
@@ -10552,6 +10964,7 @@
     </w:tblStylePr>
     <w:tblStylePr w:type="lastRow">
       <w:rPr>
+        <w:rFonts w:eastAsia="黑体"/>
         <w:b/>
         <w:bCs/>
         <w:color w:themeColor="text1" w:val="000000"/>
@@ -10571,6 +10984,7 @@
     </w:tblStylePr>
     <w:tblStylePr w:type="firstCol">
       <w:rPr>
+        <w:rFonts w:eastAsia="黑体"/>
         <w:b/>
         <w:bCs/>
         <w:color w:themeColor="text1" w:val="000000"/>
@@ -10590,6 +11004,7 @@
     </w:tblStylePr>
     <w:tblStylePr w:type="lastCol">
       <w:rPr>
+        <w:rFonts w:eastAsia="黑体"/>
         <w:b w:val="0"/>
         <w:bCs w:val="0"/>
         <w:color w:themeColor="text1" w:val="000000"/>
@@ -10662,6 +11077,7 @@
     </w:tcPr>
     <w:tblStylePr w:type="firstRow">
       <w:rPr>
+        <w:rFonts w:eastAsia="黑体"/>
         <w:b/>
         <w:bCs/>
         <w:i w:val="0"/>
@@ -10683,6 +11099,7 @@
     </w:tblStylePr>
     <w:tblStylePr w:type="lastRow">
       <w:rPr>
+        <w:rFonts w:eastAsia="黑体"/>
         <w:b/>
         <w:bCs/>
         <w:i w:val="0"/>
@@ -10704,6 +11121,7 @@
     </w:tblStylePr>
     <w:tblStylePr w:type="firstCol">
       <w:rPr>
+        <w:rFonts w:eastAsia="黑体"/>
         <w:b/>
         <w:bCs/>
         <w:i w:val="0"/>
@@ -10723,6 +11141,7 @@
     </w:tblStylePr>
     <w:tblStylePr w:type="lastCol">
       <w:rPr>
+        <w:rFonts w:eastAsia="黑体"/>
         <w:b/>
         <w:bCs/>
         <w:i w:val="0"/>
@@ -10803,6 +11222,7 @@
     </w:tcPr>
     <w:tblStylePr w:type="firstRow">
       <w:rPr>
+        <w:rFonts w:eastAsia="黑体"/>
         <w:b/>
         <w:bCs/>
         <w:i w:val="0"/>
@@ -10824,6 +11244,7 @@
     </w:tblStylePr>
     <w:tblStylePr w:type="lastRow">
       <w:rPr>
+        <w:rFonts w:eastAsia="黑体"/>
         <w:b/>
         <w:bCs/>
         <w:i w:val="0"/>
@@ -10845,6 +11266,7 @@
     </w:tblStylePr>
     <w:tblStylePr w:type="firstCol">
       <w:rPr>
+        <w:rFonts w:eastAsia="黑体"/>
         <w:b/>
         <w:bCs/>
         <w:i w:val="0"/>
@@ -10864,6 +11286,7 @@
     </w:tblStylePr>
     <w:tblStylePr w:type="lastCol">
       <w:rPr>
+        <w:rFonts w:eastAsia="黑体"/>
         <w:b/>
         <w:bCs/>
         <w:i w:val="0"/>
@@ -10944,6 +11367,7 @@
     </w:tcPr>
     <w:tblStylePr w:type="firstRow">
       <w:rPr>
+        <w:rFonts w:eastAsia="黑体"/>
         <w:b/>
         <w:bCs/>
         <w:i w:val="0"/>
@@ -10965,6 +11389,7 @@
     </w:tblStylePr>
     <w:tblStylePr w:type="lastRow">
       <w:rPr>
+        <w:rFonts w:eastAsia="黑体"/>
         <w:b/>
         <w:bCs/>
         <w:i w:val="0"/>
@@ -10986,6 +11411,7 @@
     </w:tblStylePr>
     <w:tblStylePr w:type="firstCol">
       <w:rPr>
+        <w:rFonts w:eastAsia="黑体"/>
         <w:b/>
         <w:bCs/>
         <w:i w:val="0"/>
@@ -11005,6 +11431,7 @@
     </w:tblStylePr>
     <w:tblStylePr w:type="lastCol">
       <w:rPr>
+        <w:rFonts w:eastAsia="黑体"/>
         <w:b/>
         <w:bCs/>
         <w:i w:val="0"/>
@@ -11085,6 +11512,7 @@
     </w:tcPr>
     <w:tblStylePr w:type="firstRow">
       <w:rPr>
+        <w:rFonts w:eastAsia="黑体"/>
         <w:b/>
         <w:bCs/>
         <w:i w:val="0"/>
@@ -11106,6 +11534,7 @@
     </w:tblStylePr>
     <w:tblStylePr w:type="lastRow">
       <w:rPr>
+        <w:rFonts w:eastAsia="黑体"/>
         <w:b/>
         <w:bCs/>
         <w:i w:val="0"/>
@@ -11127,6 +11556,7 @@
     </w:tblStylePr>
     <w:tblStylePr w:type="firstCol">
       <w:rPr>
+        <w:rFonts w:eastAsia="黑体"/>
         <w:b/>
         <w:bCs/>
         <w:i w:val="0"/>
@@ -11146,6 +11576,7 @@
     </w:tblStylePr>
     <w:tblStylePr w:type="lastCol">
       <w:rPr>
+        <w:rFonts w:eastAsia="黑体"/>
         <w:b/>
         <w:bCs/>
         <w:i w:val="0"/>
@@ -11226,6 +11657,7 @@
     </w:tcPr>
     <w:tblStylePr w:type="firstRow">
       <w:rPr>
+        <w:rFonts w:eastAsia="黑体"/>
         <w:b/>
         <w:bCs/>
         <w:i w:val="0"/>
@@ -11247,6 +11679,7 @@
     </w:tblStylePr>
     <w:tblStylePr w:type="lastRow">
       <w:rPr>
+        <w:rFonts w:eastAsia="黑体"/>
         <w:b/>
         <w:bCs/>
         <w:i w:val="0"/>
@@ -11268,6 +11701,7 @@
     </w:tblStylePr>
     <w:tblStylePr w:type="firstCol">
       <w:rPr>
+        <w:rFonts w:eastAsia="黑体"/>
         <w:b/>
         <w:bCs/>
         <w:i w:val="0"/>
@@ -11287,6 +11721,7 @@
     </w:tblStylePr>
     <w:tblStylePr w:type="lastCol">
       <w:rPr>
+        <w:rFonts w:eastAsia="黑体"/>
         <w:b/>
         <w:bCs/>
         <w:i w:val="0"/>
@@ -11367,6 +11802,7 @@
     </w:tcPr>
     <w:tblStylePr w:type="firstRow">
       <w:rPr>
+        <w:rFonts w:eastAsia="黑体"/>
         <w:b/>
         <w:bCs/>
         <w:i w:val="0"/>
@@ -11388,6 +11824,7 @@
     </w:tblStylePr>
     <w:tblStylePr w:type="lastRow">
       <w:rPr>
+        <w:rFonts w:eastAsia="黑体"/>
         <w:b/>
         <w:bCs/>
         <w:i w:val="0"/>
@@ -11409,6 +11846,7 @@
     </w:tblStylePr>
     <w:tblStylePr w:type="firstCol">
       <w:rPr>
+        <w:rFonts w:eastAsia="黑体"/>
         <w:b/>
         <w:bCs/>
         <w:i w:val="0"/>
@@ -11428,6 +11866,7 @@
     </w:tblStylePr>
     <w:tblStylePr w:type="lastCol">
       <w:rPr>
+        <w:rFonts w:eastAsia="黑体"/>
         <w:b/>
         <w:bCs/>
         <w:i w:val="0"/>
@@ -11508,6 +11947,7 @@
     </w:tcPr>
     <w:tblStylePr w:type="firstRow">
       <w:rPr>
+        <w:rFonts w:eastAsia="黑体"/>
         <w:b/>
         <w:bCs/>
         <w:i w:val="0"/>
@@ -11529,6 +11969,7 @@
     </w:tblStylePr>
     <w:tblStylePr w:type="lastRow">
       <w:rPr>
+        <w:rFonts w:eastAsia="黑体"/>
         <w:b/>
         <w:bCs/>
         <w:i w:val="0"/>
@@ -11550,6 +11991,7 @@
     </w:tblStylePr>
     <w:tblStylePr w:type="firstCol">
       <w:rPr>
+        <w:rFonts w:eastAsia="黑体"/>
         <w:b/>
         <w:bCs/>
         <w:i w:val="0"/>
@@ -11569,6 +12011,7 @@
     </w:tblStylePr>
     <w:tblStylePr w:type="lastCol">
       <w:rPr>
+        <w:rFonts w:eastAsia="黑体"/>
         <w:b/>
         <w:bCs/>
         <w:i w:val="0"/>
@@ -11626,6 +12069,7 @@
       <w:spacing w:after="0" w:line="240" w:lineRule="auto"/>
     </w:pPr>
     <w:rPr>
+      <w:rFonts w:eastAsia="黑体"/>
       <w:color w:themeColor="background1" w:val="FFFFFF"/>
     </w:rPr>
     <w:tblPr>
@@ -11644,6 +12088,7 @@
     </w:tcPr>
     <w:tblStylePr w:type="firstRow">
       <w:rPr>
+        <w:rFonts w:eastAsia="黑体"/>
         <w:b/>
         <w:bCs/>
       </w:rPr>
@@ -11740,6 +12185,7 @@
       <w:spacing w:after="0" w:line="240" w:lineRule="auto"/>
     </w:pPr>
     <w:rPr>
+      <w:rFonts w:eastAsia="黑体"/>
       <w:color w:themeColor="background1" w:val="FFFFFF"/>
     </w:rPr>
     <w:tblPr>
@@ -11758,6 +12204,7 @@
     </w:tcPr>
     <w:tblStylePr w:type="firstRow">
       <w:rPr>
+        <w:rFonts w:eastAsia="黑体"/>
         <w:b/>
         <w:bCs/>
       </w:rPr>
@@ -11854,6 +12301,7 @@
       <w:spacing w:after="0" w:line="240" w:lineRule="auto"/>
     </w:pPr>
     <w:rPr>
+      <w:rFonts w:eastAsia="黑体"/>
       <w:color w:themeColor="background1" w:val="FFFFFF"/>
     </w:rPr>
     <w:tblPr>
@@ -11872,6 +12320,7 @@
     </w:tcPr>
     <w:tblStylePr w:type="firstRow">
       <w:rPr>
+        <w:rFonts w:eastAsia="黑体"/>
         <w:b/>
         <w:bCs/>
       </w:rPr>
@@ -11968,6 +12417,7 @@
       <w:spacing w:after="0" w:line="240" w:lineRule="auto"/>
     </w:pPr>
     <w:rPr>
+      <w:rFonts w:eastAsia="黑体"/>
       <w:color w:themeColor="background1" w:val="FFFFFF"/>
     </w:rPr>
     <w:tblPr>
@@ -11986,6 +12436,7 @@
     </w:tcPr>
     <w:tblStylePr w:type="firstRow">
       <w:rPr>
+        <w:rFonts w:eastAsia="黑体"/>
         <w:b/>
         <w:bCs/>
       </w:rPr>
@@ -12082,6 +12533,7 @@
       <w:spacing w:after="0" w:line="240" w:lineRule="auto"/>
     </w:pPr>
     <w:rPr>
+      <w:rFonts w:eastAsia="黑体"/>
       <w:color w:themeColor="background1" w:val="FFFFFF"/>
     </w:rPr>
     <w:tblPr>
@@ -12100,6 +12552,7 @@
     </w:tcPr>
     <w:tblStylePr w:type="firstRow">
       <w:rPr>
+        <w:rFonts w:eastAsia="黑体"/>
         <w:b/>
         <w:bCs/>
       </w:rPr>
@@ -12196,6 +12649,7 @@
       <w:spacing w:after="0" w:line="240" w:lineRule="auto"/>
     </w:pPr>
     <w:rPr>
+      <w:rFonts w:eastAsia="黑体"/>
       <w:color w:themeColor="background1" w:val="FFFFFF"/>
     </w:rPr>
     <w:tblPr>
@@ -12214,6 +12668,7 @@
     </w:tcPr>
     <w:tblStylePr w:type="firstRow">
       <w:rPr>
+        <w:rFonts w:eastAsia="黑体"/>
         <w:b/>
         <w:bCs/>
       </w:rPr>
@@ -12310,6 +12765,7 @@
       <w:spacing w:after="0" w:line="240" w:lineRule="auto"/>
     </w:pPr>
     <w:rPr>
+      <w:rFonts w:eastAsia="黑体"/>
       <w:color w:themeColor="background1" w:val="FFFFFF"/>
     </w:rPr>
     <w:tblPr>
@@ -12328,6 +12784,7 @@
     </w:tcPr>
     <w:tblStylePr w:type="firstRow">
       <w:rPr>
+        <w:rFonts w:eastAsia="黑体"/>
         <w:b/>
         <w:bCs/>
       </w:rPr>
@@ -12424,6 +12881,7 @@
       <w:spacing w:after="0" w:line="240" w:lineRule="auto"/>
     </w:pPr>
     <w:rPr>
+      <w:rFonts w:eastAsia="黑体"/>
       <w:color w:themeColor="text1" w:val="000000"/>
     </w:rPr>
     <w:tblPr>
@@ -12450,6 +12908,7 @@
     </w:tcPr>
     <w:tblStylePr w:type="firstRow">
       <w:rPr>
+        <w:rFonts w:eastAsia="黑体"/>
         <w:b/>
         <w:bCs/>
       </w:rPr>
@@ -12468,6 +12927,7 @@
     </w:tblStylePr>
     <w:tblStylePr w:type="lastRow">
       <w:rPr>
+        <w:rFonts w:eastAsia="黑体"/>
         <w:b/>
         <w:bCs/>
         <w:color w:themeColor="background1" w:val="FFFFFF"/>
@@ -12482,6 +12942,7 @@
     </w:tblStylePr>
     <w:tblStylePr w:type="firstCol">
       <w:rPr>
+        <w:rFonts w:eastAsia="黑体"/>
         <w:color w:themeColor="background1" w:val="FFFFFF"/>
       </w:rPr>
       <w:tblPr/>
@@ -12499,6 +12960,7 @@
     </w:tblStylePr>
     <w:tblStylePr w:type="lastCol">
       <w:rPr>
+        <w:rFonts w:eastAsia="黑体"/>
         <w:color w:themeColor="background1" w:val="FFFFFF"/>
       </w:rPr>
       <w:tblPr/>
@@ -12528,11 +12990,13 @@
     </w:tblStylePr>
     <w:tblStylePr w:type="neCell">
       <w:rPr>
+        <w:rFonts w:eastAsia="黑体"/>
         <w:color w:themeColor="text1" w:val="000000"/>
       </w:rPr>
     </w:tblStylePr>
     <w:tblStylePr w:type="nwCell">
       <w:rPr>
+        <w:rFonts w:eastAsia="黑体"/>
         <w:color w:themeColor="text1" w:val="000000"/>
       </w:rPr>
     </w:tblStylePr>
@@ -12546,6 +13010,7 @@
       <w:spacing w:after="0" w:line="240" w:lineRule="auto"/>
     </w:pPr>
     <w:rPr>
+      <w:rFonts w:eastAsia="黑体"/>
       <w:color w:themeColor="text1" w:val="000000"/>
     </w:rPr>
     <w:tblPr>
@@ -12572,6 +13037,7 @@
     </w:tcPr>
     <w:tblStylePr w:type="firstRow">
       <w:rPr>
+        <w:rFonts w:eastAsia="黑体"/>
         <w:b/>
         <w:bCs/>
       </w:rPr>
@@ -12590,6 +13056,7 @@
     </w:tblStylePr>
     <w:tblStylePr w:type="lastRow">
       <w:rPr>
+        <w:rFonts w:eastAsia="黑体"/>
         <w:b/>
         <w:bCs/>
         <w:color w:themeColor="background1" w:val="FFFFFF"/>
@@ -12604,6 +13071,7 @@
     </w:tblStylePr>
     <w:tblStylePr w:type="firstCol">
       <w:rPr>
+        <w:rFonts w:eastAsia="黑体"/>
         <w:color w:themeColor="background1" w:val="FFFFFF"/>
       </w:rPr>
       <w:tblPr/>
@@ -12621,6 +13089,7 @@
     </w:tblStylePr>
     <w:tblStylePr w:type="lastCol">
       <w:rPr>
+        <w:rFonts w:eastAsia="黑体"/>
         <w:color w:themeColor="background1" w:val="FFFFFF"/>
       </w:rPr>
       <w:tblPr/>
@@ -12650,11 +13119,13 @@
     </w:tblStylePr>
     <w:tblStylePr w:type="neCell">
       <w:rPr>
+        <w:rFonts w:eastAsia="黑体"/>
         <w:color w:themeColor="text1" w:val="000000"/>
       </w:rPr>
     </w:tblStylePr>
     <w:tblStylePr w:type="nwCell">
       <w:rPr>
+        <w:rFonts w:eastAsia="黑体"/>
         <w:color w:themeColor="text1" w:val="000000"/>
       </w:rPr>
     </w:tblStylePr>
@@ -12668,6 +13139,7 @@
       <w:spacing w:after="0" w:line="240" w:lineRule="auto"/>
     </w:pPr>
     <w:rPr>
+      <w:rFonts w:eastAsia="黑体"/>
       <w:color w:themeColor="text1" w:val="000000"/>
     </w:rPr>
     <w:tblPr>
@@ -12694,6 +13166,7 @@
     </w:tcPr>
     <w:tblStylePr w:type="firstRow">
       <w:rPr>
+        <w:rFonts w:eastAsia="黑体"/>
         <w:b/>
         <w:bCs/>
       </w:rPr>
@@ -12712,6 +13185,7 @@
     </w:tblStylePr>
     <w:tblStylePr w:type="lastRow">
       <w:rPr>
+        <w:rFonts w:eastAsia="黑体"/>
         <w:b/>
         <w:bCs/>
         <w:color w:themeColor="background1" w:val="FFFFFF"/>
@@ -12726,6 +13200,7 @@
     </w:tblStylePr>
     <w:tblStylePr w:type="firstCol">
       <w:rPr>
+        <w:rFonts w:eastAsia="黑体"/>
         <w:color w:themeColor="background1" w:val="FFFFFF"/>
       </w:rPr>
       <w:tblPr/>
@@ -12743,6 +13218,7 @@
     </w:tblStylePr>
     <w:tblStylePr w:type="lastCol">
       <w:rPr>
+        <w:rFonts w:eastAsia="黑体"/>
         <w:color w:themeColor="background1" w:val="FFFFFF"/>
       </w:rPr>
       <w:tblPr/>
@@ -12772,11 +13248,13 @@
     </w:tblStylePr>
     <w:tblStylePr w:type="neCell">
       <w:rPr>
+        <w:rFonts w:eastAsia="黑体"/>
         <w:color w:themeColor="text1" w:val="000000"/>
       </w:rPr>
     </w:tblStylePr>
     <w:tblStylePr w:type="nwCell">
       <w:rPr>
+        <w:rFonts w:eastAsia="黑体"/>
         <w:color w:themeColor="text1" w:val="000000"/>
       </w:rPr>
     </w:tblStylePr>
@@ -12790,6 +13268,7 @@
       <w:spacing w:after="0" w:line="240" w:lineRule="auto"/>
     </w:pPr>
     <w:rPr>
+      <w:rFonts w:eastAsia="黑体"/>
       <w:color w:themeColor="text1" w:val="000000"/>
     </w:rPr>
     <w:tblPr>
@@ -12816,6 +13295,7 @@
     </w:tcPr>
     <w:tblStylePr w:type="firstRow">
       <w:rPr>
+        <w:rFonts w:eastAsia="黑体"/>
         <w:b/>
         <w:bCs/>
       </w:rPr>
@@ -12834,6 +13314,7 @@
     </w:tblStylePr>
     <w:tblStylePr w:type="lastRow">
       <w:rPr>
+        <w:rFonts w:eastAsia="黑体"/>
         <w:b/>
         <w:bCs/>
         <w:color w:themeColor="background1" w:val="FFFFFF"/>
@@ -12848,6 +13329,7 @@
     </w:tblStylePr>
     <w:tblStylePr w:type="firstCol">
       <w:rPr>
+        <w:rFonts w:eastAsia="黑体"/>
         <w:color w:themeColor="background1" w:val="FFFFFF"/>
       </w:rPr>
       <w:tblPr/>
@@ -12865,6 +13347,7 @@
     </w:tblStylePr>
     <w:tblStylePr w:type="lastCol">
       <w:rPr>
+        <w:rFonts w:eastAsia="黑体"/>
         <w:color w:themeColor="background1" w:val="FFFFFF"/>
       </w:rPr>
       <w:tblPr/>
@@ -12902,6 +13385,7 @@
       <w:spacing w:after="0" w:line="240" w:lineRule="auto"/>
     </w:pPr>
     <w:rPr>
+      <w:rFonts w:eastAsia="黑体"/>
       <w:color w:themeColor="text1" w:val="000000"/>
     </w:rPr>
     <w:tblPr>
@@ -12928,6 +13412,7 @@
     </w:tcPr>
     <w:tblStylePr w:type="firstRow">
       <w:rPr>
+        <w:rFonts w:eastAsia="黑体"/>
         <w:b/>
         <w:bCs/>
       </w:rPr>
@@ -12946,6 +13431,7 @@
     </w:tblStylePr>
     <w:tblStylePr w:type="lastRow">
       <w:rPr>
+        <w:rFonts w:eastAsia="黑体"/>
         <w:b/>
         <w:bCs/>
         <w:color w:themeColor="background1" w:val="FFFFFF"/>
@@ -12960,6 +13446,7 @@
     </w:tblStylePr>
     <w:tblStylePr w:type="firstCol">
       <w:rPr>
+        <w:rFonts w:eastAsia="黑体"/>
         <w:color w:themeColor="background1" w:val="FFFFFF"/>
       </w:rPr>
       <w:tblPr/>
@@ -12977,6 +13464,7 @@
     </w:tblStylePr>
     <w:tblStylePr w:type="lastCol">
       <w:rPr>
+        <w:rFonts w:eastAsia="黑体"/>
         <w:color w:themeColor="background1" w:val="FFFFFF"/>
       </w:rPr>
       <w:tblPr/>
@@ -13006,11 +13494,13 @@
     </w:tblStylePr>
     <w:tblStylePr w:type="neCell">
       <w:rPr>
+        <w:rFonts w:eastAsia="黑体"/>
         <w:color w:themeColor="text1" w:val="000000"/>
       </w:rPr>
     </w:tblStylePr>
     <w:tblStylePr w:type="nwCell">
       <w:rPr>
+        <w:rFonts w:eastAsia="黑体"/>
         <w:color w:themeColor="text1" w:val="000000"/>
       </w:rPr>
     </w:tblStylePr>
@@ -13024,6 +13514,7 @@
       <w:spacing w:after="0" w:line="240" w:lineRule="auto"/>
     </w:pPr>
     <w:rPr>
+      <w:rFonts w:eastAsia="黑体"/>
       <w:color w:themeColor="text1" w:val="000000"/>
     </w:rPr>
     <w:tblPr>
@@ -13050,6 +13541,7 @@
     </w:tcPr>
     <w:tblStylePr w:type="firstRow">
       <w:rPr>
+        <w:rFonts w:eastAsia="黑体"/>
         <w:b/>
         <w:bCs/>
       </w:rPr>
@@ -13068,6 +13560,7 @@
     </w:tblStylePr>
     <w:tblStylePr w:type="lastRow">
       <w:rPr>
+        <w:rFonts w:eastAsia="黑体"/>
         <w:b/>
         <w:bCs/>
         <w:color w:themeColor="background1" w:val="FFFFFF"/>
@@ -13082,6 +13575,7 @@
     </w:tblStylePr>
     <w:tblStylePr w:type="firstCol">
       <w:rPr>
+        <w:rFonts w:eastAsia="黑体"/>
         <w:color w:themeColor="background1" w:val="FFFFFF"/>
       </w:rPr>
       <w:tblPr/>
@@ -13099,6 +13593,7 @@
     </w:tblStylePr>
     <w:tblStylePr w:type="lastCol">
       <w:rPr>
+        <w:rFonts w:eastAsia="黑体"/>
         <w:color w:themeColor="background1" w:val="FFFFFF"/>
       </w:rPr>
       <w:tblPr/>
@@ -13128,11 +13623,13 @@
     </w:tblStylePr>
     <w:tblStylePr w:type="neCell">
       <w:rPr>
+        <w:rFonts w:eastAsia="黑体"/>
         <w:color w:themeColor="text1" w:val="000000"/>
       </w:rPr>
     </w:tblStylePr>
     <w:tblStylePr w:type="nwCell">
       <w:rPr>
+        <w:rFonts w:eastAsia="黑体"/>
         <w:color w:themeColor="text1" w:val="000000"/>
       </w:rPr>
     </w:tblStylePr>
@@ -13146,6 +13643,7 @@
       <w:spacing w:after="0" w:line="240" w:lineRule="auto"/>
     </w:pPr>
     <w:rPr>
+      <w:rFonts w:eastAsia="黑体"/>
       <w:color w:themeColor="text1" w:val="000000"/>
     </w:rPr>
     <w:tblPr>
@@ -13172,6 +13670,7 @@
     </w:tcPr>
     <w:tblStylePr w:type="firstRow">
       <w:rPr>
+        <w:rFonts w:eastAsia="黑体"/>
         <w:b/>
         <w:bCs/>
       </w:rPr>
@@ -13190,6 +13689,7 @@
     </w:tblStylePr>
     <w:tblStylePr w:type="lastRow">
       <w:rPr>
+        <w:rFonts w:eastAsia="黑体"/>
         <w:b/>
         <w:bCs/>
         <w:color w:themeColor="background1" w:val="FFFFFF"/>
@@ -13204,6 +13704,7 @@
     </w:tblStylePr>
     <w:tblStylePr w:type="firstCol">
       <w:rPr>
+        <w:rFonts w:eastAsia="黑体"/>
         <w:color w:themeColor="background1" w:val="FFFFFF"/>
       </w:rPr>
       <w:tblPr/>
@@ -13221,6 +13722,7 @@
     </w:tblStylePr>
     <w:tblStylePr w:type="lastCol">
       <w:rPr>
+        <w:rFonts w:eastAsia="黑体"/>
         <w:color w:themeColor="background1" w:val="FFFFFF"/>
       </w:rPr>
       <w:tblPr/>
@@ -13250,11 +13752,13 @@
     </w:tblStylePr>
     <w:tblStylePr w:type="neCell">
       <w:rPr>
+        <w:rFonts w:eastAsia="黑体"/>
         <w:color w:themeColor="text1" w:val="000000"/>
       </w:rPr>
     </w:tblStylePr>
     <w:tblStylePr w:type="nwCell">
       <w:rPr>
+        <w:rFonts w:eastAsia="黑体"/>
         <w:color w:themeColor="text1" w:val="000000"/>
       </w:rPr>
     </w:tblStylePr>
@@ -13268,6 +13772,7 @@
       <w:spacing w:after="0" w:line="240" w:lineRule="auto"/>
     </w:pPr>
     <w:rPr>
+      <w:rFonts w:eastAsia="黑体"/>
       <w:color w:themeColor="text1" w:val="000000"/>
     </w:rPr>
     <w:tblPr>
@@ -13286,6 +13791,7 @@
     </w:tcPr>
     <w:tblStylePr w:type="firstRow">
       <w:rPr>
+        <w:rFonts w:eastAsia="黑体"/>
         <w:b/>
         <w:bCs/>
         <w:color w:themeColor="background1" w:val="FFFFFF"/>
@@ -13300,6 +13806,7 @@
     </w:tblStylePr>
     <w:tblStylePr w:type="lastRow">
       <w:rPr>
+        <w:rFonts w:eastAsia="黑体"/>
         <w:b/>
         <w:bCs/>
         <w:color w:themeColor="accent2" w:themeShade="CC" w:val="9E3A38"/>
@@ -13314,12 +13821,14 @@
     </w:tblStylePr>
     <w:tblStylePr w:type="firstCol">
       <w:rPr>
+        <w:rFonts w:eastAsia="黑体"/>
         <w:b/>
         <w:bCs/>
       </w:rPr>
     </w:tblStylePr>
     <w:tblStylePr w:type="lastCol">
       <w:rPr>
+        <w:rFonts w:eastAsia="黑体"/>
         <w:b/>
         <w:bCs/>
       </w:rPr>
@@ -13354,6 +13863,7 @@
       <w:spacing w:after="0" w:line="240" w:lineRule="auto"/>
     </w:pPr>
     <w:rPr>
+      <w:rFonts w:eastAsia="黑体"/>
       <w:color w:themeColor="text1" w:val="000000"/>
     </w:rPr>
     <w:tblPr>
@@ -13372,6 +13882,7 @@
     </w:tcPr>
     <w:tblStylePr w:type="firstRow">
       <w:rPr>
+        <w:rFonts w:eastAsia="黑体"/>
         <w:b/>
         <w:bCs/>
         <w:color w:themeColor="background1" w:val="FFFFFF"/>
@@ -13386,6 +13897,7 @@
     </w:tblStylePr>
     <w:tblStylePr w:type="lastRow">
       <w:rPr>
+        <w:rFonts w:eastAsia="黑体"/>
         <w:b/>
         <w:bCs/>
         <w:color w:themeColor="accent2" w:themeShade="CC" w:val="9E3A38"/>
@@ -13400,12 +13912,14 @@
     </w:tblStylePr>
     <w:tblStylePr w:type="firstCol">
       <w:rPr>
+        <w:rFonts w:eastAsia="黑体"/>
         <w:b/>
         <w:bCs/>
       </w:rPr>
     </w:tblStylePr>
     <w:tblStylePr w:type="lastCol">
       <w:rPr>
+        <w:rFonts w:eastAsia="黑体"/>
         <w:b/>
         <w:bCs/>
       </w:rPr>
@@ -13440,6 +13954,7 @@
       <w:spacing w:after="0" w:line="240" w:lineRule="auto"/>
     </w:pPr>
     <w:rPr>
+      <w:rFonts w:eastAsia="黑体"/>
       <w:color w:themeColor="text1" w:val="000000"/>
     </w:rPr>
     <w:tblPr>
@@ -13458,6 +13973,7 @@
     </w:tcPr>
     <w:tblStylePr w:type="firstRow">
       <w:rPr>
+        <w:rFonts w:eastAsia="黑体"/>
         <w:b/>
         <w:bCs/>
         <w:color w:themeColor="background1" w:val="FFFFFF"/>
@@ -13472,6 +13988,7 @@
     </w:tblStylePr>
     <w:tblStylePr w:type="lastRow">
       <w:rPr>
+        <w:rFonts w:eastAsia="黑体"/>
         <w:b/>
         <w:bCs/>
         <w:color w:themeColor="accent2" w:themeShade="CC" w:val="9E3A38"/>
@@ -13486,12 +14003,14 @@
     </w:tblStylePr>
     <w:tblStylePr w:type="firstCol">
       <w:rPr>
+        <w:rFonts w:eastAsia="黑体"/>
         <w:b/>
         <w:bCs/>
       </w:rPr>
     </w:tblStylePr>
     <w:tblStylePr w:type="lastCol">
       <w:rPr>
+        <w:rFonts w:eastAsia="黑体"/>
         <w:b/>
         <w:bCs/>
       </w:rPr>
@@ -13526,6 +14045,7 @@
       <w:spacing w:after="0" w:line="240" w:lineRule="auto"/>
     </w:pPr>
     <w:rPr>
+      <w:rFonts w:eastAsia="黑体"/>
       <w:color w:themeColor="text1" w:val="000000"/>
     </w:rPr>
     <w:tblPr>
@@ -13544,6 +14064,7 @@
     </w:tcPr>
     <w:tblStylePr w:type="firstRow">
       <w:rPr>
+        <w:rFonts w:eastAsia="黑体"/>
         <w:b/>
         <w:bCs/>
         <w:color w:themeColor="background1" w:val="FFFFFF"/>
@@ -13558,6 +14079,7 @@
     </w:tblStylePr>
     <w:tblStylePr w:type="lastRow">
       <w:rPr>
+        <w:rFonts w:eastAsia="黑体"/>
         <w:b/>
         <w:bCs/>
         <w:color w:themeColor="accent4" w:themeShade="CC" w:val="664E82"/>
@@ -13572,12 +14094,14 @@
     </w:tblStylePr>
     <w:tblStylePr w:type="firstCol">
       <w:rPr>
+        <w:rFonts w:eastAsia="黑体"/>
         <w:b/>
         <w:bCs/>
       </w:rPr>
     </w:tblStylePr>
     <w:tblStylePr w:type="lastCol">
       <w:rPr>
+        <w:rFonts w:eastAsia="黑体"/>
         <w:b/>
         <w:bCs/>
       </w:rPr>
@@ -13612,6 +14136,7 @@
       <w:spacing w:after="0" w:line="240" w:lineRule="auto"/>
     </w:pPr>
     <w:rPr>
+      <w:rFonts w:eastAsia="黑体"/>
       <w:color w:themeColor="text1" w:val="000000"/>
     </w:rPr>
     <w:tblPr>
@@ -13630,6 +14155,7 @@
     </w:tcPr>
     <w:tblStylePr w:type="firstRow">
       <w:rPr>
+        <w:rFonts w:eastAsia="黑体"/>
         <w:b/>
         <w:bCs/>
         <w:color w:themeColor="background1" w:val="FFFFFF"/>
@@ -13644,6 +14170,7 @@
     </w:tblStylePr>
     <w:tblStylePr w:type="lastRow">
       <w:rPr>
+        <w:rFonts w:eastAsia="黑体"/>
         <w:b/>
         <w:bCs/>
         <w:color w:themeColor="accent3" w:themeShade="CC" w:val="7E9C40"/>
@@ -13658,12 +14185,14 @@
     </w:tblStylePr>
     <w:tblStylePr w:type="firstCol">
       <w:rPr>
+        <w:rFonts w:eastAsia="黑体"/>
         <w:b/>
         <w:bCs/>
       </w:rPr>
     </w:tblStylePr>
     <w:tblStylePr w:type="lastCol">
       <w:rPr>
+        <w:rFonts w:eastAsia="黑体"/>
         <w:b/>
         <w:bCs/>
       </w:rPr>
@@ -13698,6 +14227,7 @@
       <w:spacing w:after="0" w:line="240" w:lineRule="auto"/>
     </w:pPr>
     <w:rPr>
+      <w:rFonts w:eastAsia="黑体"/>
       <w:color w:themeColor="text1" w:val="000000"/>
     </w:rPr>
     <w:tblPr>
@@ -13716,6 +14246,7 @@
     </w:tcPr>
     <w:tblStylePr w:type="firstRow">
       <w:rPr>
+        <w:rFonts w:eastAsia="黑体"/>
         <w:b/>
         <w:bCs/>
         <w:color w:themeColor="background1" w:val="FFFFFF"/>
@@ -13730,6 +14261,7 @@
     </w:tblStylePr>
     <w:tblStylePr w:type="lastRow">
       <w:rPr>
+        <w:rFonts w:eastAsia="黑体"/>
         <w:b/>
         <w:bCs/>
         <w:color w:themeColor="accent6" w:themeShade="CC" w:val="F2730A"/>
@@ -13744,12 +14276,14 @@
     </w:tblStylePr>
     <w:tblStylePr w:type="firstCol">
       <w:rPr>
+        <w:rFonts w:eastAsia="黑体"/>
         <w:b/>
         <w:bCs/>
       </w:rPr>
     </w:tblStylePr>
     <w:tblStylePr w:type="lastCol">
       <w:rPr>
+        <w:rFonts w:eastAsia="黑体"/>
         <w:b/>
         <w:bCs/>
       </w:rPr>
@@ -13784,6 +14318,7 @@
       <w:spacing w:after="0" w:line="240" w:lineRule="auto"/>
     </w:pPr>
     <w:rPr>
+      <w:rFonts w:eastAsia="黑体"/>
       <w:color w:themeColor="text1" w:val="000000"/>
     </w:rPr>
     <w:tblPr>
@@ -13802,6 +14337,7 @@
     </w:tcPr>
     <w:tblStylePr w:type="firstRow">
       <w:rPr>
+        <w:rFonts w:eastAsia="黑体"/>
         <w:b/>
         <w:bCs/>
         <w:color w:themeColor="background1" w:val="FFFFFF"/>
@@ -13816,6 +14352,7 @@
     </w:tblStylePr>
     <w:tblStylePr w:type="lastRow">
       <w:rPr>
+        <w:rFonts w:eastAsia="黑体"/>
         <w:b/>
         <w:bCs/>
         <w:color w:themeColor="accent5" w:themeShade="CC" w:val="348DA5"/>
@@ -13830,12 +14367,14 @@
     </w:tblStylePr>
     <w:tblStylePr w:type="firstCol">
       <w:rPr>
+        <w:rFonts w:eastAsia="黑体"/>
         <w:b/>
         <w:bCs/>
       </w:rPr>
     </w:tblStylePr>
     <w:tblStylePr w:type="lastCol">
       <w:rPr>
+        <w:rFonts w:eastAsia="黑体"/>
         <w:b/>
         <w:bCs/>
       </w:rPr>
@@ -13870,6 +14409,7 @@
       <w:spacing w:after="0" w:line="240" w:lineRule="auto"/>
     </w:pPr>
     <w:rPr>
+      <w:rFonts w:eastAsia="黑体"/>
       <w:color w:themeColor="text1" w:val="000000"/>
     </w:rPr>
     <w:tblPr>
@@ -13891,6 +14431,7 @@
     </w:tcPr>
     <w:tblStylePr w:type="firstRow">
       <w:rPr>
+        <w:rFonts w:eastAsia="黑体"/>
         <w:b/>
         <w:bCs/>
       </w:rPr>
@@ -13901,6 +14442,7 @@
     </w:tblStylePr>
     <w:tblStylePr w:type="lastRow">
       <w:rPr>
+        <w:rFonts w:eastAsia="黑体"/>
         <w:b/>
         <w:bCs/>
         <w:color w:themeColor="text1" w:val="000000"/>
@@ -13912,6 +14454,7 @@
     </w:tblStylePr>
     <w:tblStylePr w:type="firstCol">
       <w:rPr>
+        <w:rFonts w:eastAsia="黑体"/>
         <w:color w:themeColor="background1" w:val="FFFFFF"/>
       </w:rPr>
       <w:tblPr/>
@@ -13921,6 +14464,7 @@
     </w:tblStylePr>
     <w:tblStylePr w:type="lastCol">
       <w:rPr>
+        <w:rFonts w:eastAsia="黑体"/>
         <w:color w:themeColor="background1" w:val="FFFFFF"/>
       </w:rPr>
       <w:tblPr/>
@@ -13950,6 +14494,7 @@
       <w:spacing w:after="0" w:line="240" w:lineRule="auto"/>
     </w:pPr>
     <w:rPr>
+      <w:rFonts w:eastAsia="黑体"/>
       <w:color w:themeColor="text1" w:val="000000"/>
     </w:rPr>
     <w:tblPr>
@@ -13971,6 +14516,7 @@
     </w:tcPr>
     <w:tblStylePr w:type="firstRow">
       <w:rPr>
+        <w:rFonts w:eastAsia="黑体"/>
         <w:b/>
         <w:bCs/>
       </w:rPr>
@@ -13981,6 +14527,7 @@
     </w:tblStylePr>
     <w:tblStylePr w:type="lastRow">
       <w:rPr>
+        <w:rFonts w:eastAsia="黑体"/>
         <w:b/>
         <w:bCs/>
         <w:color w:themeColor="text1" w:val="000000"/>
@@ -13992,6 +14539,7 @@
     </w:tblStylePr>
     <w:tblStylePr w:type="firstCol">
       <w:rPr>
+        <w:rFonts w:eastAsia="黑体"/>
         <w:color w:themeColor="background1" w:val="FFFFFF"/>
       </w:rPr>
       <w:tblPr/>
@@ -14001,6 +14549,7 @@
     </w:tblStylePr>
     <w:tblStylePr w:type="lastCol">
       <w:rPr>
+        <w:rFonts w:eastAsia="黑体"/>
         <w:color w:themeColor="background1" w:val="FFFFFF"/>
       </w:rPr>
       <w:tblPr/>
@@ -14030,6 +14579,7 @@
       <w:spacing w:after="0" w:line="240" w:lineRule="auto"/>
     </w:pPr>
     <w:rPr>
+      <w:rFonts w:eastAsia="黑体"/>
       <w:color w:themeColor="text1" w:val="000000"/>
     </w:rPr>
     <w:tblPr>
@@ -14051,6 +14601,7 @@
     </w:tcPr>
     <w:tblStylePr w:type="firstRow">
       <w:rPr>
+        <w:rFonts w:eastAsia="黑体"/>
         <w:b/>
         <w:bCs/>
       </w:rPr>
@@ -14061,6 +14612,7 @@
     </w:tblStylePr>
     <w:tblStylePr w:type="lastRow">
       <w:rPr>
+        <w:rFonts w:eastAsia="黑体"/>
         <w:b/>
         <w:bCs/>
         <w:color w:themeColor="text1" w:val="000000"/>
@@ -14072,6 +14624,7 @@
     </w:tblStylePr>
     <w:tblStylePr w:type="firstCol">
       <w:rPr>
+        <w:rFonts w:eastAsia="黑体"/>
         <w:color w:themeColor="background1" w:val="FFFFFF"/>
       </w:rPr>
       <w:tblPr/>
@@ -14081,6 +14634,7 @@
     </w:tblStylePr>
     <w:tblStylePr w:type="lastCol">
       <w:rPr>
+        <w:rFonts w:eastAsia="黑体"/>
         <w:color w:themeColor="background1" w:val="FFFFFF"/>
       </w:rPr>
       <w:tblPr/>
@@ -14110,6 +14664,7 @@
       <w:spacing w:after="0" w:line="240" w:lineRule="auto"/>
     </w:pPr>
     <w:rPr>
+      <w:rFonts w:eastAsia="黑体"/>
       <w:color w:themeColor="text1" w:val="000000"/>
     </w:rPr>
     <w:tblPr>
@@ -14131,6 +14686,7 @@
     </w:tcPr>
     <w:tblStylePr w:type="firstRow">
       <w:rPr>
+        <w:rFonts w:eastAsia="黑体"/>
         <w:b/>
         <w:bCs/>
       </w:rPr>
@@ -14141,6 +14697,7 @@
     </w:tblStylePr>
     <w:tblStylePr w:type="lastRow">
       <w:rPr>
+        <w:rFonts w:eastAsia="黑体"/>
         <w:b/>
         <w:bCs/>
         <w:color w:themeColor="text1" w:val="000000"/>
@@ -14152,6 +14709,7 @@
     </w:tblStylePr>
     <w:tblStylePr w:type="firstCol">
       <w:rPr>
+        <w:rFonts w:eastAsia="黑体"/>
         <w:color w:themeColor="background1" w:val="FFFFFF"/>
       </w:rPr>
       <w:tblPr/>
@@ -14161,6 +14719,7 @@
     </w:tblStylePr>
     <w:tblStylePr w:type="lastCol">
       <w:rPr>
+        <w:rFonts w:eastAsia="黑体"/>
         <w:color w:themeColor="background1" w:val="FFFFFF"/>
       </w:rPr>
       <w:tblPr/>
@@ -14190,6 +14749,7 @@
       <w:spacing w:after="0" w:line="240" w:lineRule="auto"/>
     </w:pPr>
     <w:rPr>
+      <w:rFonts w:eastAsia="黑体"/>
       <w:color w:themeColor="text1" w:val="000000"/>
     </w:rPr>
     <w:tblPr>
@@ -14211,6 +14771,7 @@
     </w:tcPr>
     <w:tblStylePr w:type="firstRow">
       <w:rPr>
+        <w:rFonts w:eastAsia="黑体"/>
         <w:b/>
         <w:bCs/>
       </w:rPr>
@@ -14221,6 +14782,7 @@
     </w:tblStylePr>
     <w:tblStylePr w:type="lastRow">
       <w:rPr>
+        <w:rFonts w:eastAsia="黑体"/>
         <w:b/>
         <w:bCs/>
         <w:color w:themeColor="text1" w:val="000000"/>
@@ -14232,6 +14794,7 @@
     </w:tblStylePr>
     <w:tblStylePr w:type="firstCol">
       <w:rPr>
+        <w:rFonts w:eastAsia="黑体"/>
         <w:color w:themeColor="background1" w:val="FFFFFF"/>
       </w:rPr>
       <w:tblPr/>
@@ -14241,6 +14804,7 @@
     </w:tblStylePr>
     <w:tblStylePr w:type="lastCol">
       <w:rPr>
+        <w:rFonts w:eastAsia="黑体"/>
         <w:color w:themeColor="background1" w:val="FFFFFF"/>
       </w:rPr>
       <w:tblPr/>
@@ -14270,6 +14834,7 @@
       <w:spacing w:after="0" w:line="240" w:lineRule="auto"/>
     </w:pPr>
     <w:rPr>
+      <w:rFonts w:eastAsia="黑体"/>
       <w:color w:themeColor="text1" w:val="000000"/>
     </w:rPr>
     <w:tblPr>
@@ -14291,6 +14856,7 @@
     </w:tcPr>
     <w:tblStylePr w:type="firstRow">
       <w:rPr>
+        <w:rFonts w:eastAsia="黑体"/>
         <w:b/>
         <w:bCs/>
       </w:rPr>
@@ -14301,6 +14867,7 @@
     </w:tblStylePr>
     <w:tblStylePr w:type="lastRow">
       <w:rPr>
+        <w:rFonts w:eastAsia="黑体"/>
         <w:b/>
         <w:bCs/>
         <w:color w:themeColor="text1" w:val="000000"/>
@@ -14312,6 +14879,7 @@
     </w:tblStylePr>
     <w:tblStylePr w:type="firstCol">
       <w:rPr>
+        <w:rFonts w:eastAsia="黑体"/>
         <w:color w:themeColor="background1" w:val="FFFFFF"/>
       </w:rPr>
       <w:tblPr/>
@@ -14321,6 +14889,7 @@
     </w:tblStylePr>
     <w:tblStylePr w:type="lastCol">
       <w:rPr>
+        <w:rFonts w:eastAsia="黑体"/>
         <w:color w:themeColor="background1" w:val="FFFFFF"/>
       </w:rPr>
       <w:tblPr/>
@@ -14350,6 +14919,7 @@
       <w:spacing w:after="0" w:line="240" w:lineRule="auto"/>
     </w:pPr>
     <w:rPr>
+      <w:rFonts w:eastAsia="黑体"/>
       <w:color w:themeColor="text1" w:val="000000"/>
     </w:rPr>
     <w:tblPr>
@@ -14371,6 +14941,7 @@
     </w:tcPr>
     <w:tblStylePr w:type="firstRow">
       <w:rPr>
+        <w:rFonts w:eastAsia="黑体"/>
         <w:b/>
         <w:bCs/>
       </w:rPr>
@@ -14381,6 +14952,7 @@
     </w:tblStylePr>
     <w:tblStylePr w:type="lastRow">
       <w:rPr>
+        <w:rFonts w:eastAsia="黑体"/>
         <w:b/>
         <w:bCs/>
         <w:color w:themeColor="text1" w:val="000000"/>
@@ -14392,6 +14964,7 @@
     </w:tblStylePr>
     <w:tblStylePr w:type="firstCol">
       <w:rPr>
+        <w:rFonts w:eastAsia="黑体"/>
         <w:color w:themeColor="background1" w:val="FFFFFF"/>
       </w:rPr>
       <w:tblPr/>
@@ -14401,6 +14974,7 @@
     </w:tblStylePr>
     <w:tblStylePr w:type="lastCol">
       <w:rPr>
+        <w:rFonts w:eastAsia="黑体"/>
         <w:color w:themeColor="background1" w:val="FFFFFF"/>
       </w:rPr>
       <w:tblPr/>
@@ -14433,6 +15007,7 @@
     <w:name w:val="KeywordTok"/>
     <w:basedOn w:val="VerbatimChar"/>
     <w:rPr>
+      <w:rFonts w:eastAsia="黑体"/>
       <w:b/>
       <w:color w:val="007020"/>
     </w:rPr>
@@ -14441,6 +15016,7 @@
     <w:name w:val="DataTypeTok"/>
     <w:basedOn w:val="VerbatimChar"/>
     <w:rPr>
+      <w:rFonts w:eastAsia="黑体"/>
       <w:color w:val="902000"/>
     </w:rPr>
   </w:style>
@@ -14448,6 +15024,7 @@
     <w:name w:val="DecValTok"/>
     <w:basedOn w:val="VerbatimChar"/>
     <w:rPr>
+      <w:rFonts w:eastAsia="黑体"/>
       <w:color w:val="40a070"/>
     </w:rPr>
   </w:style>
@@ -14455,6 +15032,7 @@
     <w:name w:val="BaseNTok"/>
     <w:basedOn w:val="VerbatimChar"/>
     <w:rPr>
+      <w:rFonts w:eastAsia="黑体"/>
       <w:color w:val="40a070"/>
     </w:rPr>
   </w:style>
@@ -14462,6 +15040,7 @@
     <w:name w:val="FloatTok"/>
     <w:basedOn w:val="VerbatimChar"/>
     <w:rPr>
+      <w:rFonts w:eastAsia="黑体"/>
       <w:color w:val="40a070"/>
     </w:rPr>
   </w:style>
@@ -14469,6 +15048,7 @@
     <w:name w:val="ConstantTok"/>
     <w:basedOn w:val="VerbatimChar"/>
     <w:rPr>
+      <w:rFonts w:eastAsia="黑体"/>
       <w:color w:val="880000"/>
     </w:rPr>
   </w:style>
@@ -14476,6 +15056,7 @@
     <w:name w:val="CharTok"/>
     <w:basedOn w:val="VerbatimChar"/>
     <w:rPr>
+      <w:rFonts w:eastAsia="黑体"/>
       <w:color w:val="4070a0"/>
     </w:rPr>
   </w:style>
@@ -14483,6 +15064,7 @@
     <w:name w:val="SpecialCharTok"/>
     <w:basedOn w:val="VerbatimChar"/>
     <w:rPr>
+      <w:rFonts w:eastAsia="黑体"/>
       <w:color w:val="4070a0"/>
     </w:rPr>
   </w:style>
@@ -14490,6 +15072,7 @@
     <w:name w:val="StringTok"/>
     <w:basedOn w:val="VerbatimChar"/>
     <w:rPr>
+      <w:rFonts w:eastAsia="黑体"/>
       <w:color w:val="4070a0"/>
     </w:rPr>
   </w:style>
@@ -14497,6 +15080,7 @@
     <w:name w:val="VerbatimStringTok"/>
     <w:basedOn w:val="VerbatimChar"/>
     <w:rPr>
+      <w:rFonts w:eastAsia="黑体"/>
       <w:color w:val="4070a0"/>
     </w:rPr>
   </w:style>
@@ -14504,6 +15088,7 @@
     <w:name w:val="SpecialStringTok"/>
     <w:basedOn w:val="VerbatimChar"/>
     <w:rPr>
+      <w:rFonts w:eastAsia="黑体"/>
       <w:color w:val="bb6688"/>
     </w:rPr>
   </w:style>
@@ -14511,6 +15096,7 @@
     <w:name w:val="ImportTok"/>
     <w:basedOn w:val="VerbatimChar"/>
     <w:rPr>
+      <w:rFonts w:eastAsia="黑体"/>
       <w:b/>
       <w:color w:val="008000"/>
     </w:rPr>
@@ -14519,6 +15105,7 @@
     <w:name w:val="CommentTok"/>
     <w:basedOn w:val="VerbatimChar"/>
     <w:rPr>
+      <w:rFonts w:eastAsia="黑体"/>
       <w:i/>
       <w:color w:val="60a0b0"/>
     </w:rPr>
@@ -14527,6 +15114,7 @@
     <w:name w:val="DocumentationTok"/>
     <w:basedOn w:val="VerbatimChar"/>
     <w:rPr>
+      <w:rFonts w:eastAsia="黑体"/>
       <w:i/>
       <w:color w:val="ba2121"/>
     </w:rPr>
@@ -14535,6 +15123,7 @@
     <w:name w:val="AnnotationTok"/>
     <w:basedOn w:val="VerbatimChar"/>
     <w:rPr>
+      <w:rFonts w:eastAsia="黑体"/>
       <w:b/>
       <w:i/>
       <w:color w:val="60a0b0"/>
@@ -14544,6 +15133,7 @@
     <w:name w:val="CommentVarTok"/>
     <w:basedOn w:val="VerbatimChar"/>
     <w:rPr>
+      <w:rFonts w:eastAsia="黑体"/>
       <w:b/>
       <w:i/>
       <w:color w:val="60a0b0"/>
@@ -14553,6 +15143,7 @@
     <w:name w:val="OtherTok"/>
     <w:basedOn w:val="VerbatimChar"/>
     <w:rPr>
+      <w:rFonts w:eastAsia="黑体"/>
       <w:color w:val="007020"/>
     </w:rPr>
   </w:style>
@@ -14560,6 +15151,7 @@
     <w:name w:val="FunctionTok"/>
     <w:basedOn w:val="VerbatimChar"/>
     <w:rPr>
+      <w:rFonts w:eastAsia="黑体"/>
       <w:color w:val="06287e"/>
     </w:rPr>
   </w:style>
@@ -14567,6 +15159,7 @@
     <w:name w:val="VariableTok"/>
     <w:basedOn w:val="VerbatimChar"/>
     <w:rPr>
+      <w:rFonts w:eastAsia="黑体"/>
       <w:color w:val="19177c"/>
     </w:rPr>
   </w:style>
@@ -14574,6 +15167,7 @@
     <w:name w:val="ControlFlowTok"/>
     <w:basedOn w:val="VerbatimChar"/>
     <w:rPr>
+      <w:rFonts w:eastAsia="黑体"/>
       <w:b/>
       <w:color w:val="007020"/>
     </w:rPr>
@@ -14582,6 +15176,7 @@
     <w:name w:val="OperatorTok"/>
     <w:basedOn w:val="VerbatimChar"/>
     <w:rPr>
+      <w:rFonts w:eastAsia="黑体"/>
       <w:color w:val="666666"/>
     </w:rPr>
   </w:style>
@@ -14589,18 +15184,22 @@
     <w:name w:val="BuiltInTok"/>
     <w:basedOn w:val="VerbatimChar"/>
     <w:rPr>
+      <w:rFonts w:eastAsia="黑体"/>
       <w:color w:val="008000"/>
     </w:rPr>
   </w:style>
   <w:style w:type="character" w:customStyle="1" w:styleId="ExtensionTok">
     <w:name w:val="ExtensionTok"/>
     <w:basedOn w:val="VerbatimChar"/>
-    <w:rPr/>
+    <w:rPr>
+      <w:rFonts w:eastAsia="黑体"/>
+    </w:rPr>
   </w:style>
   <w:style w:type="character" w:customStyle="1" w:styleId="PreprocessorTok">
     <w:name w:val="PreprocessorTok"/>
     <w:basedOn w:val="VerbatimChar"/>
     <w:rPr>
+      <w:rFonts w:eastAsia="黑体"/>
       <w:color w:val="bc7a00"/>
     </w:rPr>
   </w:style>
@@ -14608,18 +15207,22 @@
     <w:name w:val="AttributeTok"/>
     <w:basedOn w:val="VerbatimChar"/>
     <w:rPr>
+      <w:rFonts w:eastAsia="黑体"/>
       <w:color w:val="7d9029"/>
     </w:rPr>
   </w:style>
   <w:style w:type="character" w:customStyle="1" w:styleId="RegionMarkerTok">
     <w:name w:val="RegionMarkerTok"/>
     <w:basedOn w:val="VerbatimChar"/>
-    <w:rPr/>
+    <w:rPr>
+      <w:rFonts w:eastAsia="黑体"/>
+    </w:rPr>
   </w:style>
   <w:style w:type="character" w:customStyle="1" w:styleId="InformationTok">
     <w:name w:val="InformationTok"/>
     <w:basedOn w:val="VerbatimChar"/>
     <w:rPr>
+      <w:rFonts w:eastAsia="黑体"/>
       <w:b/>
       <w:i/>
       <w:color w:val="60a0b0"/>
@@ -14629,6 +15232,7 @@
     <w:name w:val="WarningTok"/>
     <w:basedOn w:val="VerbatimChar"/>
     <w:rPr>
+      <w:rFonts w:eastAsia="黑体"/>
       <w:b/>
       <w:i/>
       <w:color w:val="60a0b0"/>
@@ -14638,6 +15242,7 @@
     <w:name w:val="AlertTok"/>
     <w:basedOn w:val="VerbatimChar"/>
     <w:rPr>
+      <w:rFonts w:eastAsia="黑体"/>
       <w:b/>
       <w:color w:val="ff0000"/>
     </w:rPr>
@@ -14646,6 +15251,7 @@
     <w:name w:val="ErrorTok"/>
     <w:basedOn w:val="VerbatimChar"/>
     <w:rPr>
+      <w:rFonts w:eastAsia="黑体"/>
       <w:b/>
       <w:color w:val="ff0000"/>
     </w:rPr>
@@ -14653,7 +15259,9 @@
   <w:style w:type="character" w:customStyle="1" w:styleId="NormalTok">
     <w:name w:val="NormalTok"/>
     <w:basedOn w:val="VerbatimChar"/>
-    <w:rPr/>
+    <w:rPr>
+      <w:rFonts w:eastAsia="黑体"/>
+    </w:rPr>
   </w:style>
 </w:styles>
 </file>
@@ -14702,12 +15310,12 @@
     <a:fontScheme name="Office">
       <a:majorFont>
         <a:latin typeface="Calibri"/>
-        <a:ea typeface=""/>
+        <a:ea typeface="黑体"/>
         <a:cs typeface=""/>
         <a:font script="Jpan" typeface="ＭＳ ゴシック"/>
         <a:font script="Hang" typeface="맑은 고딕"/>
-        <a:font script="Hans" typeface="宋体"/>
-        <a:font script="Hant" typeface="新細明體"/>
+        <a:font script="Hans" typeface="黑体"/>
+        <a:font script="Hant" typeface="黑体"/>
         <a:font script="Arab" typeface="Times New Roman"/>
         <a:font script="Hebr" typeface="Times New Roman"/>
         <a:font script="Thai" typeface="Angsana New"/>
@@ -14737,12 +15345,12 @@
       </a:majorFont>
       <a:minorFont>
         <a:latin typeface="Cambria"/>
-        <a:ea typeface=""/>
+        <a:ea typeface="黑体"/>
         <a:cs typeface=""/>
         <a:font script="Jpan" typeface="ＭＳ 明朝"/>
         <a:font script="Hang" typeface="맑은 고딕"/>
-        <a:font script="Hans" typeface="宋体"/>
-        <a:font script="Hant" typeface="新細明體"/>
+        <a:font script="Hans" typeface="黑体"/>
+        <a:font script="Hant" typeface="黑体"/>
         <a:font script="Arab" typeface="Arial"/>
         <a:font script="Hebr" typeface="Arial"/>
         <a:font script="Thai" typeface="Cordia New"/>

--- a/12-通用拓扑结构/07-其他拓扑/正反馈结构/正反馈结构.docx
+++ b/12-通用拓扑结构/07-其他拓扑/正反馈结构/正反馈结构.docx
@@ -2242,7 +2242,7 @@
           <w:color w:val="555555"/>
           <w:sz w:val="21"/>
         </w:rPr>
-        <w:t>材料收集者：杜文杰，WX手机：19519196569，QQ:3478827729</w:t>
+        <w:t>材料收集者：杜文杰，微信/手机：19519196569，QQ:3478827729</w:t>
       </w:r>
     </w:p>
     <w:sectPr>
